--- a/customer_churn_lab_report.docx
+++ b/customer_churn_lab_report.docx
@@ -4,116 +4,76 @@
   <w:body>
     <w:p>
       <w:pPr>
-        <w:pStyle w:val="Title"/>
+        <w:spacing w:after="120" w:line="259" w:lineRule="auto"/>
         <w:jc w:val="center"/>
       </w:pPr>
       <w:r>
+        <w:rPr>
+          <w:b/>
+          <w:color w:val="1F4E79"/>
+          <w:sz w:val="48"/>
+        </w:rPr>
         <w:t>Customer Churn Prediction</w:t>
+        <w:br/>
+      </w:r>
+      <w:r>
+        <w:rPr>
+          <w:color w:val="595959"/>
+          <w:sz w:val="32"/>
+        </w:rPr>
+        <w:t>Machine Learning Lab Report</w:t>
       </w:r>
     </w:p>
     <w:p>
       <w:pPr>
+        <w:spacing w:after="120" w:line="259" w:lineRule="auto"/>
         <w:jc w:val="center"/>
       </w:pPr>
       <w:r>
         <w:rPr>
-          <w:color w:val="4B5563"/>
-          <w:sz w:val="26"/>
+          <w:b/>
         </w:rPr>
-        <w:t>Business / Marketing / Supply Chain Lab Project Report</w:t>
+        <w:t>CS280 / CS485 Artificial Intelligence Lab</w:t>
+        <w:br/>
       </w:r>
+      <w:r>
+        <w:t>Supervised Binary Classification Project</w:t>
+        <w:br/>
+      </w:r>
+      <w:r>
+        <w:t>Target variable: Churn</w:t>
+      </w:r>
+    </w:p>
+    <w:p>
+      <w:pPr>
+        <w:spacing w:after="120" w:line="259" w:lineRule="auto"/>
+      </w:pPr>
     </w:p>
     <w:tbl>
       <w:tblPr>
+        <w:tblStyle w:val="TableGrid"/>
         <w:tblW w:type="auto" w:w="0"/>
         <w:jc w:val="center"/>
         <w:tblLook w:firstColumn="1" w:firstRow="1" w:lastColumn="0" w:lastRow="0" w:noHBand="0" w:noVBand="1" w:val="04A0"/>
       </w:tblPr>
       <w:tblGrid>
-        <w:gridCol w:w="10166"/>
+        <w:gridCol w:w="5040"/>
+        <w:gridCol w:w="5040"/>
       </w:tblGrid>
       <w:tr>
         <w:tc>
           <w:tcPr>
-            <w:tcW w:type="dxa" w:w="10166"/>
-            <w:shd w:fill="EAF3F2"/>
-            <w:tcBorders>
-              <w:top w:val="single" w:sz="8" w:space="0" w:color="B8D8D4"/>
-              <w:left w:val="single" w:sz="8" w:space="0" w:color="B8D8D4"/>
-              <w:bottom w:val="single" w:sz="8" w:space="0" w:color="B8D8D4"/>
-              <w:right w:val="single" w:sz="8" w:space="0" w:color="B8D8D4"/>
-              <w:insideH w:val="single" w:sz="8" w:space="0" w:color="B8D8D4"/>
-              <w:insideV w:val="single" w:sz="8" w:space="0" w:color="B8D8D4"/>
-            </w:tcBorders>
+            <w:tcW w:type="dxa" w:w="3168"/>
+            <w:vAlign w:val="center"/>
+            <w:shd w:fill="1F4E79"/>
           </w:tcPr>
           <w:p>
-            <w:pPr>
-              <w:spacing w:after="60"/>
-            </w:pPr>
+            <w:r/>
             <w:r>
               <w:rPr>
                 <w:b/>
-                <w:color w:val="2F6F73"/>
-                <w:sz w:val="20"/>
-              </w:rPr>
-              <w:t>Project overview</w:t>
-            </w:r>
-          </w:p>
-          <w:p>
-            <w:pPr>
-              <w:spacing w:after="0" w:line="264" w:lineRule="auto"/>
-            </w:pPr>
-            <w:r>
-              <w:rPr>
-                <w:sz w:val="19"/>
-              </w:rPr>
-              <w:t>This report summarizes a supervised machine learning project for predicting customer churn. The project compares Random Forest, XGBoost, and SVM using one shared preprocessing pipeline, cross-validation based hyperparameter tuning, and a common unseen test set.</w:t>
-            </w:r>
-          </w:p>
-        </w:tc>
-      </w:tr>
-    </w:tbl>
-    <w:p/>
-    <w:tbl>
-      <w:tblPr>
-        <w:tblStyle w:val="TableGrid"/>
-        <w:tblW w:type="auto" w:w="0"/>
-        <w:jc w:val="center"/>
-        <w:tblLayout w:type="autofit"/>
-        <w:tblLook w:firstColumn="1" w:firstRow="1" w:lastColumn="0" w:lastRow="0" w:noHBand="0" w:noVBand="1" w:val="04A0"/>
-      </w:tblPr>
-      <w:tblGrid>
-        <w:gridCol w:w="5083"/>
-        <w:gridCol w:w="5083"/>
-      </w:tblGrid>
-      <w:tr>
-        <w:trPr>
-          <w:tblHeader w:val="true"/>
-        </w:trPr>
-        <w:tc>
-          <w:tcPr>
-            <w:tcW w:type="dxa" w:w="2448"/>
-            <w:shd w:fill="2F6F73"/>
-            <w:tcBorders>
-              <w:top w:val="single" w:sz="6" w:space="0" w:color="D0D7DE"/>
-              <w:left w:val="single" w:sz="6" w:space="0" w:color="D0D7DE"/>
-              <w:bottom w:val="single" w:sz="6" w:space="0" w:color="D0D7DE"/>
-              <w:right w:val="single" w:sz="6" w:space="0" w:color="D0D7DE"/>
-              <w:insideH w:val="single" w:sz="6" w:space="0" w:color="D0D7DE"/>
-              <w:insideV w:val="single" w:sz="6" w:space="0" w:color="D0D7DE"/>
-            </w:tcBorders>
-            <w:vAlign w:val="center"/>
-          </w:tcPr>
-          <w:p>
-            <w:pPr>
-              <w:spacing w:after="0" w:line="252" w:lineRule="auto"/>
-            </w:pPr>
-            <w:r>
-              <w:rPr>
-                <w:rFonts w:ascii="Calibri" w:hAnsi="Calibri"/>
-                <w:b/>
                 <w:color w:val="FFFFFF"/>
-                <w:sz w:val="18"/>
+                <w:sz w:val="17"/>
               </w:rPr>
               <w:t>Item</w:t>
             </w:r>
@@ -121,28 +81,17 @@
         </w:tc>
         <w:tc>
           <w:tcPr>
-            <w:tcW w:type="dxa" w:w="6480"/>
-            <w:shd w:fill="2F6F73"/>
-            <w:tcBorders>
-              <w:top w:val="single" w:sz="6" w:space="0" w:color="D0D7DE"/>
-              <w:left w:val="single" w:sz="6" w:space="0" w:color="D0D7DE"/>
-              <w:bottom w:val="single" w:sz="6" w:space="0" w:color="D0D7DE"/>
-              <w:right w:val="single" w:sz="6" w:space="0" w:color="D0D7DE"/>
-              <w:insideH w:val="single" w:sz="6" w:space="0" w:color="D0D7DE"/>
-              <w:insideV w:val="single" w:sz="6" w:space="0" w:color="D0D7DE"/>
-            </w:tcBorders>
+            <w:tcW w:type="dxa" w:w="6336"/>
             <w:vAlign w:val="center"/>
+            <w:shd w:fill="1F4E79"/>
           </w:tcPr>
           <w:p>
-            <w:pPr>
-              <w:spacing w:after="0" w:line="252" w:lineRule="auto"/>
-            </w:pPr>
+            <w:r/>
             <w:r>
               <w:rPr>
-                <w:rFonts w:ascii="Calibri" w:hAnsi="Calibri"/>
                 <w:b/>
                 <w:color w:val="FFFFFF"/>
-                <w:sz w:val="18"/>
+                <w:sz w:val="17"/>
               </w:rPr>
               <w:t>Value</w:t>
             </w:r>
@@ -152,53 +101,65 @@
       <w:tr>
         <w:tc>
           <w:tcPr>
-            <w:tcW w:type="dxa" w:w="2448"/>
-            <w:tcBorders>
-              <w:top w:val="single" w:sz="6" w:space="0" w:color="D0D7DE"/>
-              <w:left w:val="single" w:sz="6" w:space="0" w:color="D0D7DE"/>
-              <w:bottom w:val="single" w:sz="6" w:space="0" w:color="D0D7DE"/>
-              <w:right w:val="single" w:sz="6" w:space="0" w:color="D0D7DE"/>
-              <w:insideH w:val="single" w:sz="6" w:space="0" w:color="D0D7DE"/>
-              <w:insideV w:val="single" w:sz="6" w:space="0" w:color="D0D7DE"/>
-            </w:tcBorders>
+            <w:tcW w:type="dxa" w:w="3168"/>
             <w:vAlign w:val="center"/>
           </w:tcPr>
           <w:p>
-            <w:pPr>
-              <w:spacing w:after="0" w:line="252" w:lineRule="auto"/>
-            </w:pPr>
+            <w:r/>
             <w:r>
               <w:rPr>
-                <w:rFonts w:ascii="Calibri" w:hAnsi="Calibri"/>
                 <w:b w:val="0"/>
-                <w:sz w:val="18"/>
+                <w:sz w:val="17"/>
               </w:rPr>
-              <w:t>Dataset rows</w:t>
+              <w:t>Dataset location</w:t>
             </w:r>
           </w:p>
         </w:tc>
         <w:tc>
           <w:tcPr>
-            <w:tcW w:type="dxa" w:w="6480"/>
-            <w:tcBorders>
-              <w:top w:val="single" w:sz="6" w:space="0" w:color="D0D7DE"/>
-              <w:left w:val="single" w:sz="6" w:space="0" w:color="D0D7DE"/>
-              <w:bottom w:val="single" w:sz="6" w:space="0" w:color="D0D7DE"/>
-              <w:right w:val="single" w:sz="6" w:space="0" w:color="D0D7DE"/>
-              <w:insideH w:val="single" w:sz="6" w:space="0" w:color="D0D7DE"/>
-              <w:insideV w:val="single" w:sz="6" w:space="0" w:color="D0D7DE"/>
-            </w:tcBorders>
+            <w:tcW w:type="dxa" w:w="6336"/>
             <w:vAlign w:val="center"/>
           </w:tcPr>
           <w:p>
-            <w:pPr>
-              <w:spacing w:after="0" w:line="252" w:lineRule="auto"/>
-            </w:pPr>
+            <w:r/>
             <w:r>
               <w:rPr>
-                <w:rFonts w:ascii="Calibri" w:hAnsi="Calibri"/>
                 <w:b w:val="0"/>
-                <w:sz w:val="18"/>
+                <w:sz w:val="17"/>
+              </w:rPr>
+              <w:t>dataset/</w:t>
+            </w:r>
+          </w:p>
+        </w:tc>
+      </w:tr>
+      <w:tr>
+        <w:tc>
+          <w:tcPr>
+            <w:tcW w:type="dxa" w:w="3168"/>
+            <w:vAlign w:val="center"/>
+          </w:tcPr>
+          <w:p>
+            <w:r/>
+            <w:r>
+              <w:rPr>
+                <w:b w:val="0"/>
+                <w:sz w:val="17"/>
+              </w:rPr>
+              <w:t>Training rows available</w:t>
+            </w:r>
+          </w:p>
+        </w:tc>
+        <w:tc>
+          <w:tcPr>
+            <w:tcW w:type="dxa" w:w="6336"/>
+            <w:vAlign w:val="center"/>
+          </w:tcPr>
+          <w:p>
+            <w:r/>
+            <w:r>
+              <w:rPr>
+                <w:b w:val="0"/>
+                <w:sz w:val="17"/>
               </w:rPr>
               <w:t>440,832</w:t>
             </w:r>
@@ -208,57 +169,33 @@
       <w:tr>
         <w:tc>
           <w:tcPr>
-            <w:tcW w:type="dxa" w:w="2448"/>
-            <w:shd w:fill="F6F8FA"/>
-            <w:tcBorders>
-              <w:top w:val="single" w:sz="6" w:space="0" w:color="D0D7DE"/>
-              <w:left w:val="single" w:sz="6" w:space="0" w:color="D0D7DE"/>
-              <w:bottom w:val="single" w:sz="6" w:space="0" w:color="D0D7DE"/>
-              <w:right w:val="single" w:sz="6" w:space="0" w:color="D0D7DE"/>
-              <w:insideH w:val="single" w:sz="6" w:space="0" w:color="D0D7DE"/>
-              <w:insideV w:val="single" w:sz="6" w:space="0" w:color="D0D7DE"/>
-            </w:tcBorders>
+            <w:tcW w:type="dxa" w:w="3168"/>
             <w:vAlign w:val="center"/>
           </w:tcPr>
           <w:p>
-            <w:pPr>
-              <w:spacing w:after="0" w:line="252" w:lineRule="auto"/>
-            </w:pPr>
+            <w:r/>
             <w:r>
               <w:rPr>
-                <w:rFonts w:ascii="Calibri" w:hAnsi="Calibri"/>
                 <w:b w:val="0"/>
-                <w:sz w:val="18"/>
+                <w:sz w:val="17"/>
               </w:rPr>
-              <w:t>Modeling sample</w:t>
+              <w:t>Testing rows available</w:t>
             </w:r>
           </w:p>
         </w:tc>
         <w:tc>
           <w:tcPr>
-            <w:tcW w:type="dxa" w:w="6480"/>
-            <w:shd w:fill="F6F8FA"/>
-            <w:tcBorders>
-              <w:top w:val="single" w:sz="6" w:space="0" w:color="D0D7DE"/>
-              <w:left w:val="single" w:sz="6" w:space="0" w:color="D0D7DE"/>
-              <w:bottom w:val="single" w:sz="6" w:space="0" w:color="D0D7DE"/>
-              <w:right w:val="single" w:sz="6" w:space="0" w:color="D0D7DE"/>
-              <w:insideH w:val="single" w:sz="6" w:space="0" w:color="D0D7DE"/>
-              <w:insideV w:val="single" w:sz="6" w:space="0" w:color="D0D7DE"/>
-            </w:tcBorders>
+            <w:tcW w:type="dxa" w:w="6336"/>
             <w:vAlign w:val="center"/>
           </w:tcPr>
           <w:p>
-            <w:pPr>
-              <w:spacing w:after="0" w:line="252" w:lineRule="auto"/>
-            </w:pPr>
+            <w:r/>
             <w:r>
               <w:rPr>
-                <w:rFonts w:ascii="Calibri" w:hAnsi="Calibri"/>
                 <w:b w:val="0"/>
-                <w:sz w:val="18"/>
+                <w:sz w:val="17"/>
               </w:rPr>
-              <w:t>25,000</w:t>
+              <w:t>64,374</w:t>
             </w:r>
           </w:p>
         </w:tc>
@@ -266,55 +203,33 @@
       <w:tr>
         <w:tc>
           <w:tcPr>
-            <w:tcW w:type="dxa" w:w="2448"/>
-            <w:tcBorders>
-              <w:top w:val="single" w:sz="6" w:space="0" w:color="D0D7DE"/>
-              <w:left w:val="single" w:sz="6" w:space="0" w:color="D0D7DE"/>
-              <w:bottom w:val="single" w:sz="6" w:space="0" w:color="D0D7DE"/>
-              <w:right w:val="single" w:sz="6" w:space="0" w:color="D0D7DE"/>
-              <w:insideH w:val="single" w:sz="6" w:space="0" w:color="D0D7DE"/>
-              <w:insideV w:val="single" w:sz="6" w:space="0" w:color="D0D7DE"/>
-            </w:tcBorders>
+            <w:tcW w:type="dxa" w:w="3168"/>
             <w:vAlign w:val="center"/>
           </w:tcPr>
           <w:p>
-            <w:pPr>
-              <w:spacing w:after="0" w:line="252" w:lineRule="auto"/>
-            </w:pPr>
+            <w:r/>
             <w:r>
               <w:rPr>
-                <w:rFonts w:ascii="Calibri" w:hAnsi="Calibri"/>
                 <w:b w:val="0"/>
-                <w:sz w:val="18"/>
+                <w:sz w:val="17"/>
               </w:rPr>
-              <w:t>Selected model</w:t>
+              <w:t>Rows used for tuning</w:t>
             </w:r>
           </w:p>
         </w:tc>
         <w:tc>
           <w:tcPr>
-            <w:tcW w:type="dxa" w:w="6480"/>
-            <w:tcBorders>
-              <w:top w:val="single" w:sz="6" w:space="0" w:color="D0D7DE"/>
-              <w:left w:val="single" w:sz="6" w:space="0" w:color="D0D7DE"/>
-              <w:bottom w:val="single" w:sz="6" w:space="0" w:color="D0D7DE"/>
-              <w:right w:val="single" w:sz="6" w:space="0" w:color="D0D7DE"/>
-              <w:insideH w:val="single" w:sz="6" w:space="0" w:color="D0D7DE"/>
-              <w:insideV w:val="single" w:sz="6" w:space="0" w:color="D0D7DE"/>
-            </w:tcBorders>
+            <w:tcW w:type="dxa" w:w="6336"/>
             <w:vAlign w:val="center"/>
           </w:tcPr>
           <w:p>
-            <w:pPr>
-              <w:spacing w:after="0" w:line="252" w:lineRule="auto"/>
-            </w:pPr>
+            <w:r/>
             <w:r>
               <w:rPr>
-                <w:rFonts w:ascii="Calibri" w:hAnsi="Calibri"/>
                 <w:b w:val="0"/>
-                <w:sz w:val="18"/>
+                <w:sz w:val="17"/>
               </w:rPr>
-              <w:t>XGBoost</w:t>
+              <w:t>6,000</w:t>
             </w:r>
           </w:p>
         </w:tc>
@@ -322,57 +237,33 @@
       <w:tr>
         <w:tc>
           <w:tcPr>
-            <w:tcW w:type="dxa" w:w="2448"/>
-            <w:shd w:fill="F6F8FA"/>
-            <w:tcBorders>
-              <w:top w:val="single" w:sz="6" w:space="0" w:color="D0D7DE"/>
-              <w:left w:val="single" w:sz="6" w:space="0" w:color="D0D7DE"/>
-              <w:bottom w:val="single" w:sz="6" w:space="0" w:color="D0D7DE"/>
-              <w:right w:val="single" w:sz="6" w:space="0" w:color="D0D7DE"/>
-              <w:insideH w:val="single" w:sz="6" w:space="0" w:color="D0D7DE"/>
-              <w:insideV w:val="single" w:sz="6" w:space="0" w:color="D0D7DE"/>
-            </w:tcBorders>
+            <w:tcW w:type="dxa" w:w="3168"/>
             <w:vAlign w:val="center"/>
           </w:tcPr>
           <w:p>
-            <w:pPr>
-              <w:spacing w:after="0" w:line="252" w:lineRule="auto"/>
-            </w:pPr>
+            <w:r/>
             <w:r>
               <w:rPr>
-                <w:rFonts w:ascii="Calibri" w:hAnsi="Calibri"/>
                 <w:b w:val="0"/>
-                <w:sz w:val="18"/>
+                <w:sz w:val="17"/>
               </w:rPr>
-              <w:t>Domain</w:t>
+              <w:t>Rows used for final evaluation</w:t>
             </w:r>
           </w:p>
         </w:tc>
         <w:tc>
           <w:tcPr>
-            <w:tcW w:type="dxa" w:w="6480"/>
-            <w:shd w:fill="F6F8FA"/>
-            <w:tcBorders>
-              <w:top w:val="single" w:sz="6" w:space="0" w:color="D0D7DE"/>
-              <w:left w:val="single" w:sz="6" w:space="0" w:color="D0D7DE"/>
-              <w:bottom w:val="single" w:sz="6" w:space="0" w:color="D0D7DE"/>
-              <w:right w:val="single" w:sz="6" w:space="0" w:color="D0D7DE"/>
-              <w:insideH w:val="single" w:sz="6" w:space="0" w:color="D0D7DE"/>
-              <w:insideV w:val="single" w:sz="6" w:space="0" w:color="D0D7DE"/>
-            </w:tcBorders>
+            <w:tcW w:type="dxa" w:w="6336"/>
             <w:vAlign w:val="center"/>
           </w:tcPr>
           <w:p>
-            <w:pPr>
-              <w:spacing w:after="0" w:line="252" w:lineRule="auto"/>
-            </w:pPr>
+            <w:r/>
             <w:r>
               <w:rPr>
-                <w:rFonts w:ascii="Calibri" w:hAnsi="Calibri"/>
                 <w:b w:val="0"/>
-                <w:sz w:val="18"/>
+                <w:sz w:val="17"/>
               </w:rPr>
-              <w:t>Business / Marketing / Supply Chain</w:t>
+              <w:t>4,000</w:t>
             </w:r>
           </w:p>
         </w:tc>
@@ -380,26 +271,296 @@
       <w:tr>
         <w:tc>
           <w:tcPr>
-            <w:tcW w:type="dxa" w:w="2448"/>
-            <w:tcBorders>
-              <w:top w:val="single" w:sz="6" w:space="0" w:color="D0D7DE"/>
-              <w:left w:val="single" w:sz="6" w:space="0" w:color="D0D7DE"/>
-              <w:bottom w:val="single" w:sz="6" w:space="0" w:color="D0D7DE"/>
-              <w:right w:val="single" w:sz="6" w:space="0" w:color="D0D7DE"/>
-              <w:insideH w:val="single" w:sz="6" w:space="0" w:color="D0D7DE"/>
-              <w:insideV w:val="single" w:sz="6" w:space="0" w:color="D0D7DE"/>
-            </w:tcBorders>
+            <w:tcW w:type="dxa" w:w="3168"/>
             <w:vAlign w:val="center"/>
           </w:tcPr>
           <w:p>
-            <w:pPr>
-              <w:spacing w:after="0" w:line="252" w:lineRule="auto"/>
-            </w:pPr>
+            <w:r/>
             <w:r>
               <w:rPr>
-                <w:rFonts w:ascii="Calibri" w:hAnsi="Calibri"/>
                 <w:b w:val="0"/>
-                <w:sz w:val="18"/>
+                <w:sz w:val="17"/>
+              </w:rPr>
+              <w:t>Selected final model</w:t>
+            </w:r>
+          </w:p>
+        </w:tc>
+        <w:tc>
+          <w:tcPr>
+            <w:tcW w:type="dxa" w:w="6336"/>
+            <w:vAlign w:val="center"/>
+          </w:tcPr>
+          <w:p>
+            <w:r/>
+            <w:r>
+              <w:rPr>
+                <w:b w:val="0"/>
+                <w:sz w:val="17"/>
+              </w:rPr>
+              <w:t>Logistic Regression</w:t>
+            </w:r>
+          </w:p>
+        </w:tc>
+      </w:tr>
+      <w:tr>
+        <w:tc>
+          <w:tcPr>
+            <w:tcW w:type="dxa" w:w="3168"/>
+            <w:vAlign w:val="center"/>
+          </w:tcPr>
+          <w:p>
+            <w:r/>
+            <w:r>
+              <w:rPr>
+                <w:b w:val="0"/>
+                <w:sz w:val="17"/>
+              </w:rPr>
+              <w:t>Primary metric</w:t>
+            </w:r>
+          </w:p>
+        </w:tc>
+        <w:tc>
+          <w:tcPr>
+            <w:tcW w:type="dxa" w:w="6336"/>
+            <w:vAlign w:val="center"/>
+          </w:tcPr>
+          <w:p>
+            <w:r/>
+            <w:r>
+              <w:rPr>
+                <w:b w:val="0"/>
+                <w:sz w:val="17"/>
+              </w:rPr>
+              <w:t>F1-score</w:t>
+            </w:r>
+          </w:p>
+        </w:tc>
+      </w:tr>
+    </w:tbl>
+    <w:p>
+      <w:pPr>
+        <w:spacing w:after="120" w:line="259" w:lineRule="auto"/>
+      </w:pPr>
+    </w:p>
+    <w:p>
+      <w:pPr>
+        <w:spacing w:after="120" w:line="259" w:lineRule="auto"/>
+      </w:pPr>
+      <w:r>
+        <w:rPr>
+          <w:b/>
+        </w:rPr>
+        <w:t xml:space="preserve">Executive summary. </w:t>
+      </w:r>
+      <w:r>
+        <w:t>This project predicts customer churn using Logistic Regression, K-Nearest Neighbors (KNN), and Random Forest Classifier. The workflow includes dataset loading from dataset/, data inspection, cleaning, EDA, leakage-safe preprocessing, baseline modeling, hyperparameter tuning, final testing, model selection, inference, and dashboard artifact generation.</w:t>
+      </w:r>
+    </w:p>
+    <w:p>
+      <w:pPr>
+        <w:spacing w:after="120" w:line="259" w:lineRule="auto"/>
+      </w:pPr>
+      <w:r>
+        <w:br w:type="page"/>
+      </w:r>
+    </w:p>
+    <w:p>
+      <w:pPr>
+        <w:pStyle w:val="Heading1"/>
+        <w:spacing w:after="120" w:line="259" w:lineRule="auto"/>
+      </w:pPr>
+      <w:r>
+        <w:t>1. Problem Definition</w:t>
+      </w:r>
+    </w:p>
+    <w:p>
+      <w:pPr>
+        <w:spacing w:after="120" w:line="259" w:lineRule="auto"/>
+      </w:pPr>
+      <w:r>
+        <w:t>Customer churn prediction helps a business identify customers likely to stop using a service. The task is binary classification: Churn = 1 means the customer churned and Churn = 0 means the customer stayed. A false positive may waste retention budget on a customer who would stay, while a false negative is often more costly because the business misses a real churner before revenue is lost.</w:t>
+      </w:r>
+    </w:p>
+    <w:p>
+      <w:pPr>
+        <w:pStyle w:val="Heading1"/>
+        <w:spacing w:after="120" w:line="259" w:lineRule="auto"/>
+      </w:pPr>
+      <w:r>
+        <w:t>2. Dataset and Features</w:t>
+      </w:r>
+    </w:p>
+    <w:p>
+      <w:pPr>
+        <w:spacing w:after="120" w:line="259" w:lineRule="auto"/>
+      </w:pPr>
+      <w:r>
+        <w:t>The project uses the provided training and testing CSV files from the dataset/ folder. CustomerID is excluded from training because it is an identifier rather than a behavioral predictor. The target column is cleaned and converted to integer labels.</w:t>
+      </w:r>
+    </w:p>
+    <w:tbl>
+      <w:tblPr>
+        <w:tblStyle w:val="TableGrid"/>
+        <w:tblW w:type="auto" w:w="0"/>
+        <w:jc w:val="center"/>
+        <w:tblLook w:firstColumn="1" w:firstRow="1" w:lastColumn="0" w:lastRow="0" w:noHBand="0" w:noVBand="1" w:val="04A0"/>
+      </w:tblPr>
+      <w:tblGrid>
+        <w:gridCol w:w="5040"/>
+        <w:gridCol w:w="5040"/>
+      </w:tblGrid>
+      <w:tr>
+        <w:tc>
+          <w:tcPr>
+            <w:tcW w:type="dxa" w:w="2160"/>
+            <w:vAlign w:val="center"/>
+            <w:shd w:fill="1F4E79"/>
+          </w:tcPr>
+          <w:p>
+            <w:r/>
+            <w:r>
+              <w:rPr>
+                <w:b/>
+                <w:color w:val="FFFFFF"/>
+                <w:sz w:val="17"/>
+              </w:rPr>
+              <w:t>Feature group</w:t>
+            </w:r>
+          </w:p>
+        </w:tc>
+        <w:tc>
+          <w:tcPr>
+            <w:tcW w:type="dxa" w:w="7776"/>
+            <w:vAlign w:val="center"/>
+            <w:shd w:fill="1F4E79"/>
+          </w:tcPr>
+          <w:p>
+            <w:r/>
+            <w:r>
+              <w:rPr>
+                <w:b/>
+                <w:color w:val="FFFFFF"/>
+                <w:sz w:val="17"/>
+              </w:rPr>
+              <w:t>Columns</w:t>
+            </w:r>
+          </w:p>
+        </w:tc>
+      </w:tr>
+      <w:tr>
+        <w:tc>
+          <w:tcPr>
+            <w:tcW w:type="dxa" w:w="2160"/>
+            <w:vAlign w:val="center"/>
+          </w:tcPr>
+          <w:p>
+            <w:r/>
+            <w:r>
+              <w:rPr>
+                <w:b w:val="0"/>
+                <w:sz w:val="17"/>
+              </w:rPr>
+              <w:t>Numerical</w:t>
+            </w:r>
+          </w:p>
+        </w:tc>
+        <w:tc>
+          <w:tcPr>
+            <w:tcW w:type="dxa" w:w="7776"/>
+            <w:vAlign w:val="center"/>
+          </w:tcPr>
+          <w:p>
+            <w:r/>
+            <w:r>
+              <w:rPr>
+                <w:b w:val="0"/>
+                <w:sz w:val="17"/>
+              </w:rPr>
+              <w:t>Age, Tenure, Usage Frequency, Support Calls, Payment Delay, Total Spend, Last Interaction</w:t>
+            </w:r>
+          </w:p>
+        </w:tc>
+      </w:tr>
+      <w:tr>
+        <w:tc>
+          <w:tcPr>
+            <w:tcW w:type="dxa" w:w="2160"/>
+            <w:vAlign w:val="center"/>
+          </w:tcPr>
+          <w:p>
+            <w:r/>
+            <w:r>
+              <w:rPr>
+                <w:b w:val="0"/>
+                <w:sz w:val="17"/>
+              </w:rPr>
+              <w:t>Categorical</w:t>
+            </w:r>
+          </w:p>
+        </w:tc>
+        <w:tc>
+          <w:tcPr>
+            <w:tcW w:type="dxa" w:w="7776"/>
+            <w:vAlign w:val="center"/>
+          </w:tcPr>
+          <w:p>
+            <w:r/>
+            <w:r>
+              <w:rPr>
+                <w:b w:val="0"/>
+                <w:sz w:val="17"/>
+              </w:rPr>
+              <w:t>Gender, Subscription Type, Contract Length</w:t>
+            </w:r>
+          </w:p>
+        </w:tc>
+      </w:tr>
+      <w:tr>
+        <w:tc>
+          <w:tcPr>
+            <w:tcW w:type="dxa" w:w="2160"/>
+            <w:vAlign w:val="center"/>
+          </w:tcPr>
+          <w:p>
+            <w:r/>
+            <w:r>
+              <w:rPr>
+                <w:b w:val="0"/>
+                <w:sz w:val="17"/>
+              </w:rPr>
+              <w:t>Removed identifier</w:t>
+            </w:r>
+          </w:p>
+        </w:tc>
+        <w:tc>
+          <w:tcPr>
+            <w:tcW w:type="dxa" w:w="7776"/>
+            <w:vAlign w:val="center"/>
+          </w:tcPr>
+          <w:p>
+            <w:r/>
+            <w:r>
+              <w:rPr>
+                <w:b w:val="0"/>
+                <w:sz w:val="17"/>
+              </w:rPr>
+              <w:t>CustomerID</w:t>
+            </w:r>
+          </w:p>
+        </w:tc>
+      </w:tr>
+      <w:tr>
+        <w:tc>
+          <w:tcPr>
+            <w:tcW w:type="dxa" w:w="2160"/>
+            <w:vAlign w:val="center"/>
+          </w:tcPr>
+          <w:p>
+            <w:r/>
+            <w:r>
+              <w:rPr>
+                <w:b w:val="0"/>
+                <w:sz w:val="17"/>
               </w:rPr>
               <w:t>Target</w:t>
             </w:r>
@@ -407,26 +568,15 @@
         </w:tc>
         <w:tc>
           <w:tcPr>
-            <w:tcW w:type="dxa" w:w="6480"/>
-            <w:tcBorders>
-              <w:top w:val="single" w:sz="6" w:space="0" w:color="D0D7DE"/>
-              <w:left w:val="single" w:sz="6" w:space="0" w:color="D0D7DE"/>
-              <w:bottom w:val="single" w:sz="6" w:space="0" w:color="D0D7DE"/>
-              <w:right w:val="single" w:sz="6" w:space="0" w:color="D0D7DE"/>
-              <w:insideH w:val="single" w:sz="6" w:space="0" w:color="D0D7DE"/>
-              <w:insideV w:val="single" w:sz="6" w:space="0" w:color="D0D7DE"/>
-            </w:tcBorders>
+            <w:tcW w:type="dxa" w:w="7776"/>
             <w:vAlign w:val="center"/>
           </w:tcPr>
           <w:p>
-            <w:pPr>
-              <w:spacing w:after="0" w:line="252" w:lineRule="auto"/>
-            </w:pPr>
+            <w:r/>
             <w:r>
               <w:rPr>
-                <w:rFonts w:ascii="Calibri" w:hAnsi="Calibri"/>
                 <w:b w:val="0"/>
-                <w:sz w:val="18"/>
+                <w:sz w:val="17"/>
               </w:rPr>
               <w:t>Churn</w:t>
             </w:r>
@@ -434,38 +584,20 @@
         </w:tc>
       </w:tr>
     </w:tbl>
-    <w:p/>
     <w:p>
-      <w:r>
-        <w:br w:type="page"/>
-      </w:r>
+      <w:pPr>
+        <w:spacing w:after="120" w:line="259" w:lineRule="auto"/>
+      </w:pPr>
     </w:p>
     <w:p>
       <w:pPr>
-        <w:pStyle w:val="Heading1"/>
-      </w:pPr>
-      <w:r>
-        <w:t>1. Introduction</w:t>
-      </w:r>
-    </w:p>
-    <w:p>
-      <w:r>
-        <w:t>Customer churn is a central business problem because losing active customers reduces revenue and increases the cost of growth. In marketing and customer success teams, a churn model can support retention campaigns by ranking customers according to churn risk.</w:t>
-      </w:r>
-    </w:p>
-    <w:p>
-      <w:r>
-        <w:t>The objective is to predict the binary target Churn, where 1 means the customer churned and 0 means the customer stayed. This is a supervised classification task with measurable outcomes.</w:t>
-      </w:r>
-    </w:p>
-    <w:p>
-      <w:pPr>
+        <w:spacing w:after="120" w:line="259" w:lineRule="auto"/>
         <w:jc w:val="center"/>
       </w:pPr>
       <w:r>
         <w:drawing>
           <wp:inline xmlns:a="http://schemas.openxmlformats.org/drawingml/2006/main" xmlns:pic="http://schemas.openxmlformats.org/drawingml/2006/picture">
-            <wp:extent cx="4389120" cy="2870168"/>
+            <wp:extent cx="4937760" cy="3671160"/>
             <wp:docPr id="1" name="Picture 1"/>
             <wp:cNvGraphicFramePr>
               <a:graphicFrameLocks noChangeAspect="1"/>
@@ -478,7 +610,7 @@
                     <pic:cNvPicPr/>
                   </pic:nvPicPr>
                   <pic:blipFill>
-                    <a:blip r:embed="rId10"/>
+                    <a:blip r:embed="rId9"/>
                     <a:stretch>
                       <a:fillRect/>
                     </a:stretch>
@@ -486,7 +618,7 @@
                   <pic:spPr>
                     <a:xfrm>
                       <a:off x="0" y="0"/>
-                      <a:ext cx="4389120" cy="2870168"/>
+                      <a:ext cx="4937760" cy="3671160"/>
                     </a:xfrm>
                     <a:prstGeom prst="rect"/>
                   </pic:spPr>
@@ -499,25 +631,49 @@
     </w:p>
     <w:p>
       <w:pPr>
-        <w:pStyle w:val="Caption"/>
-        <w:spacing w:after="160"/>
+        <w:spacing w:after="120" w:line="259" w:lineRule="auto"/>
         <w:jc w:val="center"/>
       </w:pPr>
       <w:r>
-        <w:t>Figure 1. Churn target distribution.</w:t>
+        <w:rPr>
+          <w:i/>
+          <w:sz w:val="18"/>
+        </w:rPr>
+        <w:t>Figure 1. Churn target distribution in the training data.</w:t>
       </w:r>
     </w:p>
     <w:p>
       <w:pPr>
         <w:pStyle w:val="Heading1"/>
+        <w:spacing w:after="120" w:line="259" w:lineRule="auto"/>
       </w:pPr>
       <w:r>
-        <w:t>2. Background</w:t>
+        <w:t>3. Methodology</w:t>
       </w:r>
     </w:p>
     <w:p>
+      <w:pPr>
+        <w:spacing w:after="120" w:line="259" w:lineRule="auto"/>
+      </w:pPr>
       <w:r>
-        <w:t>The dataset contains demographic, behavioral, contract, spending, and interaction variables. These variables are relevant because churn is often influenced by customer age, tenure, product usage, support burden, payment delay, contract length, subscription type, spending, and recency.</w:t>
+        <w:t>Rows with missing target values are removed because they cannot be used for supervised learning. Numerical values are median-imputed and scaled; categorical values are mode-imputed and one-hot encoded with handle_unknown="ignore". These transformations are inside scikit-learn pipelines and ColumnTransformer objects, so preprocessing is fit only on training folds and data leakage is avoided.</w:t>
+      </w:r>
+    </w:p>
+    <w:p>
+      <w:pPr>
+        <w:spacing w:after="120" w:line="259" w:lineRule="auto"/>
+      </w:pPr>
+      <w:r>
+        <w:t>The provided testing file is treated as a final holdout set. Untuned baselines are evaluated using an internal validation split from the training sample. Hyperparameter tuning uses stratified cross-validation on the training sample only. The final comparison evaluates tuned models on the same unseen testing sample.</w:t>
+      </w:r>
+    </w:p>
+    <w:p>
+      <w:pPr>
+        <w:pStyle w:val="Heading1"/>
+        <w:spacing w:after="120" w:line="259" w:lineRule="auto"/>
+      </w:pPr>
+      <w:r>
+        <w:t>4. Required Models</w:t>
       </w:r>
     </w:p>
     <w:tbl>
@@ -525,72 +681,84 @@
         <w:tblStyle w:val="TableGrid"/>
         <w:tblW w:type="auto" w:w="0"/>
         <w:jc w:val="center"/>
-        <w:tblLayout w:type="autofit"/>
         <w:tblLook w:firstColumn="1" w:firstRow="1" w:lastColumn="0" w:lastRow="0" w:noHBand="0" w:noVBand="1" w:val="04A0"/>
       </w:tblPr>
       <w:tblGrid>
-        <w:gridCol w:w="5083"/>
-        <w:gridCol w:w="5083"/>
+        <w:gridCol w:w="2520"/>
+        <w:gridCol w:w="2520"/>
+        <w:gridCol w:w="2520"/>
+        <w:gridCol w:w="2520"/>
       </w:tblGrid>
       <w:tr>
-        <w:trPr>
-          <w:tblHeader w:val="true"/>
-        </w:trPr>
         <w:tc>
           <w:tcPr>
-            <w:tcW w:type="dxa" w:w="2448"/>
-            <w:shd w:fill="2F6F73"/>
-            <w:tcBorders>
-              <w:top w:val="single" w:sz="6" w:space="0" w:color="D0D7DE"/>
-              <w:left w:val="single" w:sz="6" w:space="0" w:color="D0D7DE"/>
-              <w:bottom w:val="single" w:sz="6" w:space="0" w:color="D0D7DE"/>
-              <w:right w:val="single" w:sz="6" w:space="0" w:color="D0D7DE"/>
-              <w:insideH w:val="single" w:sz="6" w:space="0" w:color="D0D7DE"/>
-              <w:insideV w:val="single" w:sz="6" w:space="0" w:color="D0D7DE"/>
-            </w:tcBorders>
+            <w:tcW w:type="dxa" w:w="1728"/>
             <w:vAlign w:val="center"/>
+            <w:shd w:fill="1F4E79"/>
           </w:tcPr>
           <w:p>
-            <w:pPr>
-              <w:spacing w:after="0" w:line="252" w:lineRule="auto"/>
-            </w:pPr>
+            <w:r/>
             <w:r>
               <w:rPr>
-                <w:rFonts w:ascii="Calibri" w:hAnsi="Calibri"/>
                 <w:b/>
                 <w:color w:val="FFFFFF"/>
-                <w:sz w:val="16"/>
+                <w:sz w:val="17"/>
               </w:rPr>
-              <w:t>Feature group</w:t>
+              <w:t>Model</w:t>
             </w:r>
           </w:p>
         </w:tc>
         <w:tc>
           <w:tcPr>
-            <w:tcW w:type="dxa" w:w="6768"/>
-            <w:shd w:fill="2F6F73"/>
-            <w:tcBorders>
-              <w:top w:val="single" w:sz="6" w:space="0" w:color="D0D7DE"/>
-              <w:left w:val="single" w:sz="6" w:space="0" w:color="D0D7DE"/>
-              <w:bottom w:val="single" w:sz="6" w:space="0" w:color="D0D7DE"/>
-              <w:right w:val="single" w:sz="6" w:space="0" w:color="D0D7DE"/>
-              <w:insideH w:val="single" w:sz="6" w:space="0" w:color="D0D7DE"/>
-              <w:insideV w:val="single" w:sz="6" w:space="0" w:color="D0D7DE"/>
-            </w:tcBorders>
+            <w:tcW w:type="dxa" w:w="2520"/>
             <w:vAlign w:val="center"/>
+            <w:shd w:fill="1F4E79"/>
           </w:tcPr>
           <w:p>
-            <w:pPr>
-              <w:spacing w:after="0" w:line="252" w:lineRule="auto"/>
-            </w:pPr>
+            <w:r/>
             <w:r>
               <w:rPr>
-                <w:rFonts w:ascii="Calibri" w:hAnsi="Calibri"/>
                 <w:b/>
                 <w:color w:val="FFFFFF"/>
-                <w:sz w:val="16"/>
+                <w:sz w:val="17"/>
               </w:rPr>
-              <w:t>Columns</w:t>
+              <w:t>Intuition</w:t>
+            </w:r>
+          </w:p>
+        </w:tc>
+        <w:tc>
+          <w:tcPr>
+            <w:tcW w:type="dxa" w:w="2664"/>
+            <w:vAlign w:val="center"/>
+            <w:shd w:fill="1F4E79"/>
+          </w:tcPr>
+          <w:p>
+            <w:r/>
+            <w:r>
+              <w:rPr>
+                <w:b/>
+                <w:color w:val="FFFFFF"/>
+                <w:sz w:val="17"/>
+              </w:rPr>
+              <w:t>Key hyperparameters</w:t>
+            </w:r>
+          </w:p>
+        </w:tc>
+        <w:tc>
+          <w:tcPr>
+            <w:tcW w:type="dxa" w:w="3024"/>
+            <w:vAlign w:val="center"/>
+            <w:shd w:fill="1F4E79"/>
+          </w:tcPr>
+          <w:p>
+            <w:r/>
+            <w:r>
+              <w:rPr>
+                <w:b/>
+                <w:color w:val="FFFFFF"/>
+                <w:sz w:val="17"/>
+              </w:rPr>
+              <w:t>Strengths / weaknesses</w:t>
             </w:r>
           </w:p>
         </w:tc>
@@ -598,55 +766,65 @@
       <w:tr>
         <w:tc>
           <w:tcPr>
-            <w:tcW w:type="dxa" w:w="2448"/>
-            <w:tcBorders>
-              <w:top w:val="single" w:sz="6" w:space="0" w:color="D0D7DE"/>
-              <w:left w:val="single" w:sz="6" w:space="0" w:color="D0D7DE"/>
-              <w:bottom w:val="single" w:sz="6" w:space="0" w:color="D0D7DE"/>
-              <w:right w:val="single" w:sz="6" w:space="0" w:color="D0D7DE"/>
-              <w:insideH w:val="single" w:sz="6" w:space="0" w:color="D0D7DE"/>
-              <w:insideV w:val="single" w:sz="6" w:space="0" w:color="D0D7DE"/>
-            </w:tcBorders>
+            <w:tcW w:type="dxa" w:w="1728"/>
             <w:vAlign w:val="center"/>
           </w:tcPr>
           <w:p>
-            <w:pPr>
-              <w:spacing w:after="0" w:line="252" w:lineRule="auto"/>
-            </w:pPr>
+            <w:r/>
             <w:r>
               <w:rPr>
-                <w:rFonts w:ascii="Calibri" w:hAnsi="Calibri"/>
                 <w:b w:val="0"/>
-                <w:sz w:val="16"/>
+                <w:sz w:val="17"/>
               </w:rPr>
-              <w:t>Numeric</w:t>
+              <w:t>Logistic Regression</w:t>
             </w:r>
           </w:p>
         </w:tc>
         <w:tc>
           <w:tcPr>
-            <w:tcW w:type="dxa" w:w="6768"/>
-            <w:tcBorders>
-              <w:top w:val="single" w:sz="6" w:space="0" w:color="D0D7DE"/>
-              <w:left w:val="single" w:sz="6" w:space="0" w:color="D0D7DE"/>
-              <w:bottom w:val="single" w:sz="6" w:space="0" w:color="D0D7DE"/>
-              <w:right w:val="single" w:sz="6" w:space="0" w:color="D0D7DE"/>
-              <w:insideH w:val="single" w:sz="6" w:space="0" w:color="D0D7DE"/>
-              <w:insideV w:val="single" w:sz="6" w:space="0" w:color="D0D7DE"/>
-            </w:tcBorders>
+            <w:tcW w:type="dxa" w:w="2520"/>
             <w:vAlign w:val="center"/>
           </w:tcPr>
           <w:p>
-            <w:pPr>
-              <w:spacing w:after="0" w:line="252" w:lineRule="auto"/>
-            </w:pPr>
+            <w:r/>
             <w:r>
               <w:rPr>
-                <w:rFonts w:ascii="Calibri" w:hAnsi="Calibri"/>
                 <w:b w:val="0"/>
-                <w:sz w:val="16"/>
+                <w:sz w:val="17"/>
               </w:rPr>
-              <w:t>Age, Tenure, Usage Frequency, Support Calls, Payment Delay, Total Spend, Last Interaction</w:t>
+              <w:t>Linear probability model and interpretable baseline.</w:t>
+            </w:r>
+          </w:p>
+        </w:tc>
+        <w:tc>
+          <w:tcPr>
+            <w:tcW w:type="dxa" w:w="2664"/>
+            <w:vAlign w:val="center"/>
+          </w:tcPr>
+          <w:p>
+            <w:r/>
+            <w:r>
+              <w:rPr>
+                <w:b w:val="0"/>
+                <w:sz w:val="17"/>
+              </w:rPr>
+              <w:t>C, solver, class_weight</w:t>
+            </w:r>
+          </w:p>
+        </w:tc>
+        <w:tc>
+          <w:tcPr>
+            <w:tcW w:type="dxa" w:w="3024"/>
+            <w:vAlign w:val="center"/>
+          </w:tcPr>
+          <w:p>
+            <w:r/>
+            <w:r>
+              <w:rPr>
+                <w:b w:val="0"/>
+                <w:sz w:val="17"/>
+              </w:rPr>
+              <w:t>Efficient and interpretable; may underfit non-linear churn patterns.</w:t>
             </w:r>
           </w:p>
         </w:tc>
@@ -654,57 +832,65 @@
       <w:tr>
         <w:tc>
           <w:tcPr>
-            <w:tcW w:type="dxa" w:w="2448"/>
-            <w:shd w:fill="F6F8FA"/>
-            <w:tcBorders>
-              <w:top w:val="single" w:sz="6" w:space="0" w:color="D0D7DE"/>
-              <w:left w:val="single" w:sz="6" w:space="0" w:color="D0D7DE"/>
-              <w:bottom w:val="single" w:sz="6" w:space="0" w:color="D0D7DE"/>
-              <w:right w:val="single" w:sz="6" w:space="0" w:color="D0D7DE"/>
-              <w:insideH w:val="single" w:sz="6" w:space="0" w:color="D0D7DE"/>
-              <w:insideV w:val="single" w:sz="6" w:space="0" w:color="D0D7DE"/>
-            </w:tcBorders>
+            <w:tcW w:type="dxa" w:w="1728"/>
             <w:vAlign w:val="center"/>
           </w:tcPr>
           <w:p>
-            <w:pPr>
-              <w:spacing w:after="0" w:line="252" w:lineRule="auto"/>
-            </w:pPr>
+            <w:r/>
             <w:r>
               <w:rPr>
-                <w:rFonts w:ascii="Calibri" w:hAnsi="Calibri"/>
                 <w:b w:val="0"/>
-                <w:sz w:val="16"/>
+                <w:sz w:val="17"/>
               </w:rPr>
-              <w:t>Categorical</w:t>
+              <w:t>KNN</w:t>
             </w:r>
           </w:p>
         </w:tc>
         <w:tc>
           <w:tcPr>
-            <w:tcW w:type="dxa" w:w="6768"/>
-            <w:shd w:fill="F6F8FA"/>
-            <w:tcBorders>
-              <w:top w:val="single" w:sz="6" w:space="0" w:color="D0D7DE"/>
-              <w:left w:val="single" w:sz="6" w:space="0" w:color="D0D7DE"/>
-              <w:bottom w:val="single" w:sz="6" w:space="0" w:color="D0D7DE"/>
-              <w:right w:val="single" w:sz="6" w:space="0" w:color="D0D7DE"/>
-              <w:insideH w:val="single" w:sz="6" w:space="0" w:color="D0D7DE"/>
-              <w:insideV w:val="single" w:sz="6" w:space="0" w:color="D0D7DE"/>
-            </w:tcBorders>
+            <w:tcW w:type="dxa" w:w="2520"/>
             <w:vAlign w:val="center"/>
           </w:tcPr>
           <w:p>
-            <w:pPr>
-              <w:spacing w:after="0" w:line="252" w:lineRule="auto"/>
-            </w:pPr>
+            <w:r/>
             <w:r>
               <w:rPr>
-                <w:rFonts w:ascii="Calibri" w:hAnsi="Calibri"/>
                 <w:b w:val="0"/>
-                <w:sz w:val="16"/>
+                <w:sz w:val="17"/>
               </w:rPr>
-              <w:t>Gender, Subscription Type, Contract Length</w:t>
+              <w:t>Predicts from nearby similar customers.</w:t>
+            </w:r>
+          </w:p>
+        </w:tc>
+        <w:tc>
+          <w:tcPr>
+            <w:tcW w:type="dxa" w:w="2664"/>
+            <w:vAlign w:val="center"/>
+          </w:tcPr>
+          <w:p>
+            <w:r/>
+            <w:r>
+              <w:rPr>
+                <w:b w:val="0"/>
+                <w:sz w:val="17"/>
+              </w:rPr>
+              <w:t>n_neighbors, weights, distance metric</w:t>
+            </w:r>
+          </w:p>
+        </w:tc>
+        <w:tc>
+          <w:tcPr>
+            <w:tcW w:type="dxa" w:w="3024"/>
+            <w:vAlign w:val="center"/>
+          </w:tcPr>
+          <w:p>
+            <w:r/>
+            <w:r>
+              <w:rPr>
+                <w:b w:val="0"/>
+                <w:sz w:val="17"/>
+              </w:rPr>
+              <w:t>Intuitive and local; sensitive to scaling and sparse one-hot features.</w:t>
             </w:r>
           </w:p>
         </w:tc>
@@ -712,55 +898,213 @@
       <w:tr>
         <w:tc>
           <w:tcPr>
-            <w:tcW w:type="dxa" w:w="2448"/>
-            <w:tcBorders>
-              <w:top w:val="single" w:sz="6" w:space="0" w:color="D0D7DE"/>
-              <w:left w:val="single" w:sz="6" w:space="0" w:color="D0D7DE"/>
-              <w:bottom w:val="single" w:sz="6" w:space="0" w:color="D0D7DE"/>
-              <w:right w:val="single" w:sz="6" w:space="0" w:color="D0D7DE"/>
-              <w:insideH w:val="single" w:sz="6" w:space="0" w:color="D0D7DE"/>
-              <w:insideV w:val="single" w:sz="6" w:space="0" w:color="D0D7DE"/>
-            </w:tcBorders>
+            <w:tcW w:type="dxa" w:w="1728"/>
             <w:vAlign w:val="center"/>
           </w:tcPr>
           <w:p>
-            <w:pPr>
-              <w:spacing w:after="0" w:line="252" w:lineRule="auto"/>
-            </w:pPr>
+            <w:r/>
             <w:r>
               <w:rPr>
-                <w:rFonts w:ascii="Calibri" w:hAnsi="Calibri"/>
                 <w:b w:val="0"/>
-                <w:sz w:val="16"/>
+                <w:sz w:val="17"/>
               </w:rPr>
-              <w:t>Removed identifier</w:t>
+              <w:t>Random Forest</w:t>
             </w:r>
           </w:p>
         </w:tc>
         <w:tc>
           <w:tcPr>
-            <w:tcW w:type="dxa" w:w="6768"/>
-            <w:tcBorders>
-              <w:top w:val="single" w:sz="6" w:space="0" w:color="D0D7DE"/>
-              <w:left w:val="single" w:sz="6" w:space="0" w:color="D0D7DE"/>
-              <w:bottom w:val="single" w:sz="6" w:space="0" w:color="D0D7DE"/>
-              <w:right w:val="single" w:sz="6" w:space="0" w:color="D0D7DE"/>
-              <w:insideH w:val="single" w:sz="6" w:space="0" w:color="D0D7DE"/>
-              <w:insideV w:val="single" w:sz="6" w:space="0" w:color="D0D7DE"/>
-            </w:tcBorders>
+            <w:tcW w:type="dxa" w:w="2520"/>
             <w:vAlign w:val="center"/>
           </w:tcPr>
           <w:p>
-            <w:pPr>
-              <w:spacing w:after="0" w:line="252" w:lineRule="auto"/>
-            </w:pPr>
+            <w:r/>
             <w:r>
               <w:rPr>
-                <w:rFonts w:ascii="Calibri" w:hAnsi="Calibri"/>
                 <w:b w:val="0"/>
-                <w:sz w:val="16"/>
+                <w:sz w:val="17"/>
               </w:rPr>
-              <w:t>CustomerID</w:t>
+              <w:t>Averages many decision trees.</w:t>
+            </w:r>
+          </w:p>
+        </w:tc>
+        <w:tc>
+          <w:tcPr>
+            <w:tcW w:type="dxa" w:w="2664"/>
+            <w:vAlign w:val="center"/>
+          </w:tcPr>
+          <w:p>
+            <w:r/>
+            <w:r>
+              <w:rPr>
+                <w:b w:val="0"/>
+                <w:sz w:val="17"/>
+              </w:rPr>
+              <w:t>n_estimators, max_depth, min_samples_split, min_samples_leaf, class_weight</w:t>
+            </w:r>
+          </w:p>
+        </w:tc>
+        <w:tc>
+          <w:tcPr>
+            <w:tcW w:type="dxa" w:w="3024"/>
+            <w:vAlign w:val="center"/>
+          </w:tcPr>
+          <w:p>
+            <w:r/>
+            <w:r>
+              <w:rPr>
+                <w:b w:val="0"/>
+                <w:sz w:val="17"/>
+              </w:rPr>
+              <w:t>Strong on non-linear patterns; less transparent and can overfit.</w:t>
+            </w:r>
+          </w:p>
+        </w:tc>
+      </w:tr>
+    </w:tbl>
+    <w:p>
+      <w:pPr>
+        <w:spacing w:after="120" w:line="259" w:lineRule="auto"/>
+      </w:pPr>
+    </w:p>
+    <w:p>
+      <w:pPr>
+        <w:pStyle w:val="Heading1"/>
+        <w:spacing w:after="120" w:line="259" w:lineRule="auto"/>
+      </w:pPr>
+      <w:r>
+        <w:t>5. Baseline and Tuning Results</w:t>
+      </w:r>
+    </w:p>
+    <w:p>
+      <w:pPr>
+        <w:spacing w:after="120" w:line="259" w:lineRule="auto"/>
+      </w:pPr>
+      <w:r>
+        <w:t>Untuned baseline models were trained first to provide a reference point before tuning.</w:t>
+      </w:r>
+    </w:p>
+    <w:tbl>
+      <w:tblPr>
+        <w:tblStyle w:val="TableGrid"/>
+        <w:tblW w:type="auto" w:w="0"/>
+        <w:jc w:val="center"/>
+        <w:tblLook w:firstColumn="1" w:firstRow="1" w:lastColumn="0" w:lastRow="0" w:noHBand="0" w:noVBand="1" w:val="04A0"/>
+      </w:tblPr>
+      <w:tblGrid>
+        <w:gridCol w:w="1680"/>
+        <w:gridCol w:w="1680"/>
+        <w:gridCol w:w="1680"/>
+        <w:gridCol w:w="1680"/>
+        <w:gridCol w:w="1680"/>
+        <w:gridCol w:w="1680"/>
+      </w:tblGrid>
+      <w:tr>
+        <w:tc>
+          <w:tcPr>
+            <w:tcW w:type="dxa" w:w="1680"/>
+            <w:vAlign w:val="center"/>
+            <w:shd w:fill="1F4E79"/>
+          </w:tcPr>
+          <w:p>
+            <w:r/>
+            <w:r>
+              <w:rPr>
+                <w:b/>
+                <w:color w:val="FFFFFF"/>
+                <w:sz w:val="17"/>
+              </w:rPr>
+              <w:t>Model</w:t>
+            </w:r>
+          </w:p>
+        </w:tc>
+        <w:tc>
+          <w:tcPr>
+            <w:tcW w:type="dxa" w:w="1680"/>
+            <w:vAlign w:val="center"/>
+            <w:shd w:fill="1F4E79"/>
+          </w:tcPr>
+          <w:p>
+            <w:r/>
+            <w:r>
+              <w:rPr>
+                <w:b/>
+                <w:color w:val="FFFFFF"/>
+                <w:sz w:val="17"/>
+              </w:rPr>
+              <w:t>Accuracy</w:t>
+            </w:r>
+          </w:p>
+        </w:tc>
+        <w:tc>
+          <w:tcPr>
+            <w:tcW w:type="dxa" w:w="1680"/>
+            <w:vAlign w:val="center"/>
+            <w:shd w:fill="1F4E79"/>
+          </w:tcPr>
+          <w:p>
+            <w:r/>
+            <w:r>
+              <w:rPr>
+                <w:b/>
+                <w:color w:val="FFFFFF"/>
+                <w:sz w:val="17"/>
+              </w:rPr>
+              <w:t>Precision</w:t>
+            </w:r>
+          </w:p>
+        </w:tc>
+        <w:tc>
+          <w:tcPr>
+            <w:tcW w:type="dxa" w:w="1680"/>
+            <w:vAlign w:val="center"/>
+            <w:shd w:fill="1F4E79"/>
+          </w:tcPr>
+          <w:p>
+            <w:r/>
+            <w:r>
+              <w:rPr>
+                <w:b/>
+                <w:color w:val="FFFFFF"/>
+                <w:sz w:val="17"/>
+              </w:rPr>
+              <w:t>Recall</w:t>
+            </w:r>
+          </w:p>
+        </w:tc>
+        <w:tc>
+          <w:tcPr>
+            <w:tcW w:type="dxa" w:w="1680"/>
+            <w:vAlign w:val="center"/>
+            <w:shd w:fill="1F4E79"/>
+          </w:tcPr>
+          <w:p>
+            <w:r/>
+            <w:r>
+              <w:rPr>
+                <w:b/>
+                <w:color w:val="FFFFFF"/>
+                <w:sz w:val="17"/>
+              </w:rPr>
+              <w:t>F1</w:t>
+            </w:r>
+          </w:p>
+        </w:tc>
+        <w:tc>
+          <w:tcPr>
+            <w:tcW w:type="dxa" w:w="1680"/>
+            <w:vAlign w:val="center"/>
+            <w:shd w:fill="1F4E79"/>
+          </w:tcPr>
+          <w:p>
+            <w:r/>
+            <w:r>
+              <w:rPr>
+                <w:b/>
+                <w:color w:val="FFFFFF"/>
+                <w:sz w:val="17"/>
+              </w:rPr>
+              <w:t>ROC-AUC</w:t>
             </w:r>
           </w:p>
         </w:tc>
@@ -768,92 +1112,309 @@
       <w:tr>
         <w:tc>
           <w:tcPr>
-            <w:tcW w:type="dxa" w:w="2448"/>
-            <w:shd w:fill="F6F8FA"/>
-            <w:tcBorders>
-              <w:top w:val="single" w:sz="6" w:space="0" w:color="D0D7DE"/>
-              <w:left w:val="single" w:sz="6" w:space="0" w:color="D0D7DE"/>
-              <w:bottom w:val="single" w:sz="6" w:space="0" w:color="D0D7DE"/>
-              <w:right w:val="single" w:sz="6" w:space="0" w:color="D0D7DE"/>
-              <w:insideH w:val="single" w:sz="6" w:space="0" w:color="D0D7DE"/>
-              <w:insideV w:val="single" w:sz="6" w:space="0" w:color="D0D7DE"/>
-            </w:tcBorders>
+            <w:tcW w:type="dxa" w:w="1680"/>
             <w:vAlign w:val="center"/>
           </w:tcPr>
           <w:p>
-            <w:pPr>
-              <w:spacing w:after="0" w:line="252" w:lineRule="auto"/>
-            </w:pPr>
+            <w:r/>
             <w:r>
               <w:rPr>
-                <w:rFonts w:ascii="Calibri" w:hAnsi="Calibri"/>
                 <w:b w:val="0"/>
-                <w:sz w:val="16"/>
+                <w:sz w:val="17"/>
               </w:rPr>
-              <w:t>Target</w:t>
+              <w:t>Random Forest</w:t>
             </w:r>
           </w:p>
         </w:tc>
         <w:tc>
           <w:tcPr>
-            <w:tcW w:type="dxa" w:w="6768"/>
-            <w:shd w:fill="F6F8FA"/>
-            <w:tcBorders>
-              <w:top w:val="single" w:sz="6" w:space="0" w:color="D0D7DE"/>
-              <w:left w:val="single" w:sz="6" w:space="0" w:color="D0D7DE"/>
-              <w:bottom w:val="single" w:sz="6" w:space="0" w:color="D0D7DE"/>
-              <w:right w:val="single" w:sz="6" w:space="0" w:color="D0D7DE"/>
-              <w:insideH w:val="single" w:sz="6" w:space="0" w:color="D0D7DE"/>
-              <w:insideV w:val="single" w:sz="6" w:space="0" w:color="D0D7DE"/>
-            </w:tcBorders>
+            <w:tcW w:type="dxa" w:w="1680"/>
             <w:vAlign w:val="center"/>
           </w:tcPr>
           <w:p>
-            <w:pPr>
-              <w:spacing w:after="0" w:line="252" w:lineRule="auto"/>
-            </w:pPr>
+            <w:r/>
             <w:r>
               <w:rPr>
-                <w:rFonts w:ascii="Calibri" w:hAnsi="Calibri"/>
                 <w:b w:val="0"/>
-                <w:sz w:val="16"/>
+                <w:sz w:val="17"/>
               </w:rPr>
-              <w:t>Churn</w:t>
+              <w:t>0.9842</w:t>
+            </w:r>
+          </w:p>
+        </w:tc>
+        <w:tc>
+          <w:tcPr>
+            <w:tcW w:type="dxa" w:w="1680"/>
+            <w:vAlign w:val="center"/>
+          </w:tcPr>
+          <w:p>
+            <w:r/>
+            <w:r>
+              <w:rPr>
+                <w:b w:val="0"/>
+                <w:sz w:val="17"/>
+              </w:rPr>
+              <w:t>0.9911</w:t>
+            </w:r>
+          </w:p>
+        </w:tc>
+        <w:tc>
+          <w:tcPr>
+            <w:tcW w:type="dxa" w:w="1680"/>
+            <w:vAlign w:val="center"/>
+          </w:tcPr>
+          <w:p>
+            <w:r/>
+            <w:r>
+              <w:rPr>
+                <w:b w:val="0"/>
+                <w:sz w:val="17"/>
+              </w:rPr>
+              <w:t>0.9809</w:t>
+            </w:r>
+          </w:p>
+        </w:tc>
+        <w:tc>
+          <w:tcPr>
+            <w:tcW w:type="dxa" w:w="1680"/>
+            <w:vAlign w:val="center"/>
+          </w:tcPr>
+          <w:p>
+            <w:r/>
+            <w:r>
+              <w:rPr>
+                <w:b w:val="0"/>
+                <w:sz w:val="17"/>
+              </w:rPr>
+              <w:t>0.9860</w:t>
+            </w:r>
+          </w:p>
+        </w:tc>
+        <w:tc>
+          <w:tcPr>
+            <w:tcW w:type="dxa" w:w="1680"/>
+            <w:vAlign w:val="center"/>
+          </w:tcPr>
+          <w:p>
+            <w:r/>
+            <w:r>
+              <w:rPr>
+                <w:b w:val="0"/>
+                <w:sz w:val="17"/>
+              </w:rPr>
+              <w:t>0.9981</w:t>
+            </w:r>
+          </w:p>
+        </w:tc>
+      </w:tr>
+      <w:tr>
+        <w:tc>
+          <w:tcPr>
+            <w:tcW w:type="dxa" w:w="1680"/>
+            <w:vAlign w:val="center"/>
+          </w:tcPr>
+          <w:p>
+            <w:r/>
+            <w:r>
+              <w:rPr>
+                <w:b w:val="0"/>
+                <w:sz w:val="17"/>
+              </w:rPr>
+              <w:t>KNN</w:t>
+            </w:r>
+          </w:p>
+        </w:tc>
+        <w:tc>
+          <w:tcPr>
+            <w:tcW w:type="dxa" w:w="1680"/>
+            <w:vAlign w:val="center"/>
+          </w:tcPr>
+          <w:p>
+            <w:r/>
+            <w:r>
+              <w:rPr>
+                <w:b w:val="0"/>
+                <w:sz w:val="17"/>
+              </w:rPr>
+              <w:t>0.9142</w:t>
+            </w:r>
+          </w:p>
+        </w:tc>
+        <w:tc>
+          <w:tcPr>
+            <w:tcW w:type="dxa" w:w="1680"/>
+            <w:vAlign w:val="center"/>
+          </w:tcPr>
+          <w:p>
+            <w:r/>
+            <w:r>
+              <w:rPr>
+                <w:b w:val="0"/>
+                <w:sz w:val="17"/>
+              </w:rPr>
+              <w:t>0.9949</w:t>
+            </w:r>
+          </w:p>
+        </w:tc>
+        <w:tc>
+          <w:tcPr>
+            <w:tcW w:type="dxa" w:w="1680"/>
+            <w:vAlign w:val="center"/>
+          </w:tcPr>
+          <w:p>
+            <w:r/>
+            <w:r>
+              <w:rPr>
+                <w:b w:val="0"/>
+                <w:sz w:val="17"/>
+              </w:rPr>
+              <w:t>0.8532</w:t>
+            </w:r>
+          </w:p>
+        </w:tc>
+        <w:tc>
+          <w:tcPr>
+            <w:tcW w:type="dxa" w:w="1680"/>
+            <w:vAlign w:val="center"/>
+          </w:tcPr>
+          <w:p>
+            <w:r/>
+            <w:r>
+              <w:rPr>
+                <w:b w:val="0"/>
+                <w:sz w:val="17"/>
+              </w:rPr>
+              <w:t>0.9186</w:t>
+            </w:r>
+          </w:p>
+        </w:tc>
+        <w:tc>
+          <w:tcPr>
+            <w:tcW w:type="dxa" w:w="1680"/>
+            <w:vAlign w:val="center"/>
+          </w:tcPr>
+          <w:p>
+            <w:r/>
+            <w:r>
+              <w:rPr>
+                <w:b w:val="0"/>
+                <w:sz w:val="17"/>
+              </w:rPr>
+              <w:t>0.9763</w:t>
+            </w:r>
+          </w:p>
+        </w:tc>
+      </w:tr>
+      <w:tr>
+        <w:tc>
+          <w:tcPr>
+            <w:tcW w:type="dxa" w:w="1680"/>
+            <w:vAlign w:val="center"/>
+          </w:tcPr>
+          <w:p>
+            <w:r/>
+            <w:r>
+              <w:rPr>
+                <w:b w:val="0"/>
+                <w:sz w:val="17"/>
+              </w:rPr>
+              <w:t>Logistic Regression</w:t>
+            </w:r>
+          </w:p>
+        </w:tc>
+        <w:tc>
+          <w:tcPr>
+            <w:tcW w:type="dxa" w:w="1680"/>
+            <w:vAlign w:val="center"/>
+          </w:tcPr>
+          <w:p>
+            <w:r/>
+            <w:r>
+              <w:rPr>
+                <w:b w:val="0"/>
+                <w:sz w:val="17"/>
+              </w:rPr>
+              <w:t>0.9017</w:t>
+            </w:r>
+          </w:p>
+        </w:tc>
+        <w:tc>
+          <w:tcPr>
+            <w:tcW w:type="dxa" w:w="1680"/>
+            <w:vAlign w:val="center"/>
+          </w:tcPr>
+          <w:p>
+            <w:r/>
+            <w:r>
+              <w:rPr>
+                <w:b w:val="0"/>
+                <w:sz w:val="17"/>
+              </w:rPr>
+              <w:t>0.9233</w:t>
+            </w:r>
+          </w:p>
+        </w:tc>
+        <w:tc>
+          <w:tcPr>
+            <w:tcW w:type="dxa" w:w="1680"/>
+            <w:vAlign w:val="center"/>
+          </w:tcPr>
+          <w:p>
+            <w:r/>
+            <w:r>
+              <w:rPr>
+                <w:b w:val="0"/>
+                <w:sz w:val="17"/>
+              </w:rPr>
+              <w:t>0.9016</w:t>
+            </w:r>
+          </w:p>
+        </w:tc>
+        <w:tc>
+          <w:tcPr>
+            <w:tcW w:type="dxa" w:w="1680"/>
+            <w:vAlign w:val="center"/>
+          </w:tcPr>
+          <w:p>
+            <w:r/>
+            <w:r>
+              <w:rPr>
+                <w:b w:val="0"/>
+                <w:sz w:val="17"/>
+              </w:rPr>
+              <w:t>0.9123</w:t>
+            </w:r>
+          </w:p>
+        </w:tc>
+        <w:tc>
+          <w:tcPr>
+            <w:tcW w:type="dxa" w:w="1680"/>
+            <w:vAlign w:val="center"/>
+          </w:tcPr>
+          <w:p>
+            <w:r/>
+            <w:r>
+              <w:rPr>
+                <w:b w:val="0"/>
+                <w:sz w:val="17"/>
+              </w:rPr>
+              <w:t>0.9594</w:t>
             </w:r>
           </w:p>
         </w:tc>
       </w:tr>
     </w:tbl>
-    <w:p/>
     <w:p>
-      <w:r>
-        <w:br w:type="page"/>
-      </w:r>
+      <w:pPr>
+        <w:spacing w:after="120" w:line="259" w:lineRule="auto"/>
+      </w:pPr>
     </w:p>
     <w:p>
       <w:pPr>
-        <w:pStyle w:val="Heading1"/>
+        <w:spacing w:after="120" w:line="259" w:lineRule="auto"/>
       </w:pPr>
       <w:r>
-        <w:t>3. Methodology</w:t>
-      </w:r>
-    </w:p>
-    <w:p>
-      <w:r>
-        <w:t>Rows with missing values were removed because the file only contained one incomplete row. CustomerID was excluded because it is an identifier rather than a meaningful predictor. Numeric features were median-imputed and scaled. Categorical features were mode-imputed and one-hot encoded.</w:t>
-      </w:r>
-    </w:p>
-    <w:p>
-      <w:r>
-        <w:t>A stratified sample was used for modeling so that the notebook remains practical to rerun while preserving the target distribution. The sampled data was split into 80 percent training and 20 percent testing. All three models used the same split and preprocessing pipeline.</w:t>
-      </w:r>
-    </w:p>
-    <w:p>
-      <w:pPr>
-        <w:pStyle w:val="Heading2"/>
-      </w:pPr>
-      <w:r>
-        <w:t>Hyperparameter Tuning Summary</w:t>
+        <w:t>The tuning process optimized F1-score because churn prediction must balance finding true churners with avoiding too many false retention alerts.</w:t>
       </w:r>
     </w:p>
     <w:tbl>
@@ -861,42 +1422,28 @@
         <w:tblStyle w:val="TableGrid"/>
         <w:tblW w:type="auto" w:w="0"/>
         <w:jc w:val="center"/>
-        <w:tblLayout w:type="autofit"/>
         <w:tblLook w:firstColumn="1" w:firstRow="1" w:lastColumn="0" w:lastRow="0" w:noHBand="0" w:noVBand="1" w:val="04A0"/>
       </w:tblPr>
       <w:tblGrid>
-        <w:gridCol w:w="3389"/>
-        <w:gridCol w:w="3389"/>
-        <w:gridCol w:w="3389"/>
+        <w:gridCol w:w="2520"/>
+        <w:gridCol w:w="2520"/>
+        <w:gridCol w:w="2520"/>
+        <w:gridCol w:w="2520"/>
       </w:tblGrid>
       <w:tr>
-        <w:trPr>
-          <w:tblHeader w:val="true"/>
-        </w:trPr>
         <w:tc>
           <w:tcPr>
-            <w:tcW w:type="dxa" w:w="1728"/>
-            <w:shd w:fill="2F6F73"/>
-            <w:tcBorders>
-              <w:top w:val="single" w:sz="6" w:space="0" w:color="D0D7DE"/>
-              <w:left w:val="single" w:sz="6" w:space="0" w:color="D0D7DE"/>
-              <w:bottom w:val="single" w:sz="6" w:space="0" w:color="D0D7DE"/>
-              <w:right w:val="single" w:sz="6" w:space="0" w:color="D0D7DE"/>
-              <w:insideH w:val="single" w:sz="6" w:space="0" w:color="D0D7DE"/>
-              <w:insideV w:val="single" w:sz="6" w:space="0" w:color="D0D7DE"/>
-            </w:tcBorders>
+            <w:tcW w:type="dxa" w:w="1872"/>
             <w:vAlign w:val="center"/>
+            <w:shd w:fill="1F4E79"/>
           </w:tcPr>
           <w:p>
-            <w:pPr>
-              <w:spacing w:after="0" w:line="252" w:lineRule="auto"/>
-            </w:pPr>
+            <w:r/>
             <w:r>
               <w:rPr>
-                <w:rFonts w:ascii="Calibri" w:hAnsi="Calibri"/>
                 <w:b/>
                 <w:color w:val="FFFFFF"/>
-                <w:sz w:val="14"/>
+                <w:sz w:val="17"/>
               </w:rPr>
               <w:t>Model</w:t>
             </w:r>
@@ -904,28 +1451,35 @@
         </w:tc>
         <w:tc>
           <w:tcPr>
-            <w:tcW w:type="dxa" w:w="1584"/>
-            <w:shd w:fill="2F6F73"/>
-            <w:tcBorders>
-              <w:top w:val="single" w:sz="6" w:space="0" w:color="D0D7DE"/>
-              <w:left w:val="single" w:sz="6" w:space="0" w:color="D0D7DE"/>
-              <w:bottom w:val="single" w:sz="6" w:space="0" w:color="D0D7DE"/>
-              <w:right w:val="single" w:sz="6" w:space="0" w:color="D0D7DE"/>
-              <w:insideH w:val="single" w:sz="6" w:space="0" w:color="D0D7DE"/>
-              <w:insideV w:val="single" w:sz="6" w:space="0" w:color="D0D7DE"/>
-            </w:tcBorders>
+            <w:tcW w:type="dxa" w:w="1728"/>
             <w:vAlign w:val="center"/>
+            <w:shd w:fill="1F4E79"/>
           </w:tcPr>
           <w:p>
-            <w:pPr>
-              <w:spacing w:after="0" w:line="252" w:lineRule="auto"/>
-            </w:pPr>
+            <w:r/>
             <w:r>
               <w:rPr>
-                <w:rFonts w:ascii="Calibri" w:hAnsi="Calibri"/>
                 <w:b/>
                 <w:color w:val="FFFFFF"/>
-                <w:sz w:val="14"/>
+                <w:sz w:val="17"/>
+              </w:rPr>
+              <w:t>Search method</w:t>
+            </w:r>
+          </w:p>
+        </w:tc>
+        <w:tc>
+          <w:tcPr>
+            <w:tcW w:type="dxa" w:w="1296"/>
+            <w:vAlign w:val="center"/>
+            <w:shd w:fill="1F4E79"/>
+          </w:tcPr>
+          <w:p>
+            <w:r/>
+            <w:r>
+              <w:rPr>
+                <w:b/>
+                <w:color w:val="FFFFFF"/>
+                <w:sz w:val="17"/>
               </w:rPr>
               <w:t>Best CV F1</w:t>
             </w:r>
@@ -933,28 +1487,17 @@
         </w:tc>
         <w:tc>
           <w:tcPr>
-            <w:tcW w:type="dxa" w:w="6336"/>
-            <w:shd w:fill="2F6F73"/>
-            <w:tcBorders>
-              <w:top w:val="single" w:sz="6" w:space="0" w:color="D0D7DE"/>
-              <w:left w:val="single" w:sz="6" w:space="0" w:color="D0D7DE"/>
-              <w:bottom w:val="single" w:sz="6" w:space="0" w:color="D0D7DE"/>
-              <w:right w:val="single" w:sz="6" w:space="0" w:color="D0D7DE"/>
-              <w:insideH w:val="single" w:sz="6" w:space="0" w:color="D0D7DE"/>
-              <w:insideV w:val="single" w:sz="6" w:space="0" w:color="D0D7DE"/>
-            </w:tcBorders>
+            <w:tcW w:type="dxa" w:w="5760"/>
             <w:vAlign w:val="center"/>
+            <w:shd w:fill="1F4E79"/>
           </w:tcPr>
           <w:p>
-            <w:pPr>
-              <w:spacing w:after="0" w:line="252" w:lineRule="auto"/>
-            </w:pPr>
+            <w:r/>
             <w:r>
               <w:rPr>
-                <w:rFonts w:ascii="Calibri" w:hAnsi="Calibri"/>
                 <w:b/>
                 <w:color w:val="FFFFFF"/>
-                <w:sz w:val="14"/>
+                <w:sz w:val="17"/>
               </w:rPr>
               <w:t>Best parameters</w:t>
             </w:r>
@@ -964,26 +1507,147 @@
       <w:tr>
         <w:tc>
           <w:tcPr>
-            <w:tcW w:type="dxa" w:w="1728"/>
-            <w:tcBorders>
-              <w:top w:val="single" w:sz="6" w:space="0" w:color="D0D7DE"/>
-              <w:left w:val="single" w:sz="6" w:space="0" w:color="D0D7DE"/>
-              <w:bottom w:val="single" w:sz="6" w:space="0" w:color="D0D7DE"/>
-              <w:right w:val="single" w:sz="6" w:space="0" w:color="D0D7DE"/>
-              <w:insideH w:val="single" w:sz="6" w:space="0" w:color="D0D7DE"/>
-              <w:insideV w:val="single" w:sz="6" w:space="0" w:color="D0D7DE"/>
-            </w:tcBorders>
+            <w:tcW w:type="dxa" w:w="1872"/>
             <w:vAlign w:val="center"/>
           </w:tcPr>
           <w:p>
-            <w:pPr>
-              <w:spacing w:after="0" w:line="252" w:lineRule="auto"/>
-            </w:pPr>
+            <w:r/>
             <w:r>
               <w:rPr>
-                <w:rFonts w:ascii="Calibri" w:hAnsi="Calibri"/>
                 <w:b w:val="0"/>
-                <w:sz w:val="14"/>
+                <w:sz w:val="17"/>
+              </w:rPr>
+              <w:t>Logistic Regression</w:t>
+            </w:r>
+          </w:p>
+        </w:tc>
+        <w:tc>
+          <w:tcPr>
+            <w:tcW w:type="dxa" w:w="1728"/>
+            <w:vAlign w:val="center"/>
+          </w:tcPr>
+          <w:p>
+            <w:r/>
+            <w:r>
+              <w:rPr>
+                <w:b w:val="0"/>
+                <w:sz w:val="17"/>
+              </w:rPr>
+              <w:t>GridSearchCV</w:t>
+            </w:r>
+          </w:p>
+        </w:tc>
+        <w:tc>
+          <w:tcPr>
+            <w:tcW w:type="dxa" w:w="1296"/>
+            <w:vAlign w:val="center"/>
+          </w:tcPr>
+          <w:p>
+            <w:r/>
+            <w:r>
+              <w:rPr>
+                <w:b w:val="0"/>
+                <w:sz w:val="17"/>
+              </w:rPr>
+              <w:t>0.9124</w:t>
+            </w:r>
+          </w:p>
+        </w:tc>
+        <w:tc>
+          <w:tcPr>
+            <w:tcW w:type="dxa" w:w="5760"/>
+            <w:vAlign w:val="center"/>
+          </w:tcPr>
+          <w:p>
+            <w:r/>
+            <w:r>
+              <w:rPr>
+                <w:b w:val="0"/>
+                <w:sz w:val="17"/>
+              </w:rPr>
+              <w:t>{'classifier__C': 10.0, 'classifier__class_weight': None, 'classifier__solver': 'liblinear'}</w:t>
+            </w:r>
+          </w:p>
+        </w:tc>
+      </w:tr>
+      <w:tr>
+        <w:tc>
+          <w:tcPr>
+            <w:tcW w:type="dxa" w:w="1872"/>
+            <w:vAlign w:val="center"/>
+          </w:tcPr>
+          <w:p>
+            <w:r/>
+            <w:r>
+              <w:rPr>
+                <w:b w:val="0"/>
+                <w:sz w:val="17"/>
+              </w:rPr>
+              <w:t>KNN</w:t>
+            </w:r>
+          </w:p>
+        </w:tc>
+        <w:tc>
+          <w:tcPr>
+            <w:tcW w:type="dxa" w:w="1728"/>
+            <w:vAlign w:val="center"/>
+          </w:tcPr>
+          <w:p>
+            <w:r/>
+            <w:r>
+              <w:rPr>
+                <w:b w:val="0"/>
+                <w:sz w:val="17"/>
+              </w:rPr>
+              <w:t>GridSearchCV</w:t>
+            </w:r>
+          </w:p>
+        </w:tc>
+        <w:tc>
+          <w:tcPr>
+            <w:tcW w:type="dxa" w:w="1296"/>
+            <w:vAlign w:val="center"/>
+          </w:tcPr>
+          <w:p>
+            <w:r/>
+            <w:r>
+              <w:rPr>
+                <w:b w:val="0"/>
+                <w:sz w:val="17"/>
+              </w:rPr>
+              <w:t>0.9162</w:t>
+            </w:r>
+          </w:p>
+        </w:tc>
+        <w:tc>
+          <w:tcPr>
+            <w:tcW w:type="dxa" w:w="5760"/>
+            <w:vAlign w:val="center"/>
+          </w:tcPr>
+          <w:p>
+            <w:r/>
+            <w:r>
+              <w:rPr>
+                <w:b w:val="0"/>
+                <w:sz w:val="17"/>
+              </w:rPr>
+              <w:t>{'classifier__metric': 'minkowski', 'classifier__n_neighbors': 5, 'classifier__weights': 'distance'}</w:t>
+            </w:r>
+          </w:p>
+        </w:tc>
+      </w:tr>
+      <w:tr>
+        <w:tc>
+          <w:tcPr>
+            <w:tcW w:type="dxa" w:w="1872"/>
+            <w:vAlign w:val="center"/>
+          </w:tcPr>
+          <w:p>
+            <w:r/>
+            <w:r>
+              <w:rPr>
+                <w:b w:val="0"/>
+                <w:sz w:val="17"/>
               </w:rPr>
               <w:t>Random Forest</w:t>
             </w:r>
@@ -991,269 +1655,74 @@
         </w:tc>
         <w:tc>
           <w:tcPr>
-            <w:tcW w:type="dxa" w:w="1584"/>
-            <w:tcBorders>
-              <w:top w:val="single" w:sz="6" w:space="0" w:color="D0D7DE"/>
-              <w:left w:val="single" w:sz="6" w:space="0" w:color="D0D7DE"/>
-              <w:bottom w:val="single" w:sz="6" w:space="0" w:color="D0D7DE"/>
-              <w:right w:val="single" w:sz="6" w:space="0" w:color="D0D7DE"/>
-              <w:insideH w:val="single" w:sz="6" w:space="0" w:color="D0D7DE"/>
-              <w:insideV w:val="single" w:sz="6" w:space="0" w:color="D0D7DE"/>
-            </w:tcBorders>
+            <w:tcW w:type="dxa" w:w="1728"/>
             <w:vAlign w:val="center"/>
           </w:tcPr>
           <w:p>
-            <w:pPr>
-              <w:spacing w:after="0" w:line="252" w:lineRule="auto"/>
-            </w:pPr>
+            <w:r/>
             <w:r>
               <w:rPr>
-                <w:rFonts w:ascii="Calibri" w:hAnsi="Calibri"/>
                 <w:b w:val="0"/>
-                <w:sz w:val="14"/>
+                <w:sz w:val="17"/>
               </w:rPr>
-              <w:t>0.9922</w:t>
+              <w:t>RandomizedSearchCV</w:t>
             </w:r>
           </w:p>
         </w:tc>
         <w:tc>
           <w:tcPr>
-            <w:tcW w:type="dxa" w:w="6336"/>
-            <w:tcBorders>
-              <w:top w:val="single" w:sz="6" w:space="0" w:color="D0D7DE"/>
-              <w:left w:val="single" w:sz="6" w:space="0" w:color="D0D7DE"/>
-              <w:bottom w:val="single" w:sz="6" w:space="0" w:color="D0D7DE"/>
-              <w:right w:val="single" w:sz="6" w:space="0" w:color="D0D7DE"/>
-              <w:insideH w:val="single" w:sz="6" w:space="0" w:color="D0D7DE"/>
-              <w:insideV w:val="single" w:sz="6" w:space="0" w:color="D0D7DE"/>
-            </w:tcBorders>
+            <w:tcW w:type="dxa" w:w="1296"/>
             <w:vAlign w:val="center"/>
           </w:tcPr>
           <w:p>
-            <w:pPr>
-              <w:spacing w:after="0" w:line="252" w:lineRule="auto"/>
-            </w:pPr>
+            <w:r/>
             <w:r>
               <w:rPr>
-                <w:rFonts w:ascii="Calibri" w:hAnsi="Calibri"/>
                 <w:b w:val="0"/>
-                <w:sz w:val="14"/>
+                <w:sz w:val="17"/>
               </w:rPr>
-              <w:t>{"classifier__max_depth": null, "classifier__n_estimators": 150}</w:t>
-            </w:r>
-          </w:p>
-        </w:tc>
-      </w:tr>
-      <w:tr>
-        <w:tc>
-          <w:tcPr>
-            <w:tcW w:type="dxa" w:w="1728"/>
-            <w:shd w:fill="F6F8FA"/>
-            <w:tcBorders>
-              <w:top w:val="single" w:sz="6" w:space="0" w:color="D0D7DE"/>
-              <w:left w:val="single" w:sz="6" w:space="0" w:color="D0D7DE"/>
-              <w:bottom w:val="single" w:sz="6" w:space="0" w:color="D0D7DE"/>
-              <w:right w:val="single" w:sz="6" w:space="0" w:color="D0D7DE"/>
-              <w:insideH w:val="single" w:sz="6" w:space="0" w:color="D0D7DE"/>
-              <w:insideV w:val="single" w:sz="6" w:space="0" w:color="D0D7DE"/>
-            </w:tcBorders>
-            <w:vAlign w:val="center"/>
-          </w:tcPr>
-          <w:p>
-            <w:pPr>
-              <w:spacing w:after="0" w:line="252" w:lineRule="auto"/>
-            </w:pPr>
-            <w:r>
-              <w:rPr>
-                <w:rFonts w:ascii="Calibri" w:hAnsi="Calibri"/>
-                <w:b w:val="0"/>
-                <w:sz w:val="14"/>
-              </w:rPr>
-              <w:t>XGBoost</w:t>
+              <w:t>0.9901</w:t>
             </w:r>
           </w:p>
         </w:tc>
         <w:tc>
           <w:tcPr>
-            <w:tcW w:type="dxa" w:w="1584"/>
-            <w:shd w:fill="F6F8FA"/>
-            <w:tcBorders>
-              <w:top w:val="single" w:sz="6" w:space="0" w:color="D0D7DE"/>
-              <w:left w:val="single" w:sz="6" w:space="0" w:color="D0D7DE"/>
-              <w:bottom w:val="single" w:sz="6" w:space="0" w:color="D0D7DE"/>
-              <w:right w:val="single" w:sz="6" w:space="0" w:color="D0D7DE"/>
-              <w:insideH w:val="single" w:sz="6" w:space="0" w:color="D0D7DE"/>
-              <w:insideV w:val="single" w:sz="6" w:space="0" w:color="D0D7DE"/>
-            </w:tcBorders>
+            <w:tcW w:type="dxa" w:w="5760"/>
             <w:vAlign w:val="center"/>
           </w:tcPr>
           <w:p>
-            <w:pPr>
-              <w:spacing w:after="0" w:line="252" w:lineRule="auto"/>
-            </w:pPr>
+            <w:r/>
             <w:r>
               <w:rPr>
-                <w:rFonts w:ascii="Calibri" w:hAnsi="Calibri"/>
                 <w:b w:val="0"/>
-                <w:sz w:val="14"/>
+                <w:sz w:val="17"/>
               </w:rPr>
-              <w:t>0.9982</w:t>
-            </w:r>
-          </w:p>
-        </w:tc>
-        <w:tc>
-          <w:tcPr>
-            <w:tcW w:type="dxa" w:w="6336"/>
-            <w:shd w:fill="F6F8FA"/>
-            <w:tcBorders>
-              <w:top w:val="single" w:sz="6" w:space="0" w:color="D0D7DE"/>
-              <w:left w:val="single" w:sz="6" w:space="0" w:color="D0D7DE"/>
-              <w:bottom w:val="single" w:sz="6" w:space="0" w:color="D0D7DE"/>
-              <w:right w:val="single" w:sz="6" w:space="0" w:color="D0D7DE"/>
-              <w:insideH w:val="single" w:sz="6" w:space="0" w:color="D0D7DE"/>
-              <w:insideV w:val="single" w:sz="6" w:space="0" w:color="D0D7DE"/>
-            </w:tcBorders>
-            <w:vAlign w:val="center"/>
-          </w:tcPr>
-          <w:p>
-            <w:pPr>
-              <w:spacing w:after="0" w:line="252" w:lineRule="auto"/>
-            </w:pPr>
-            <w:r>
-              <w:rPr>
-                <w:rFonts w:ascii="Calibri" w:hAnsi="Calibri"/>
-                <w:b w:val="0"/>
-                <w:sz w:val="14"/>
-              </w:rPr>
-              <w:t>{"classifier__learning_rate": 0.1, "classifier__max_depth": 5, "classifier__n_estimators": 150}</w:t>
-            </w:r>
-          </w:p>
-        </w:tc>
-      </w:tr>
-      <w:tr>
-        <w:tc>
-          <w:tcPr>
-            <w:tcW w:type="dxa" w:w="1728"/>
-            <w:tcBorders>
-              <w:top w:val="single" w:sz="6" w:space="0" w:color="D0D7DE"/>
-              <w:left w:val="single" w:sz="6" w:space="0" w:color="D0D7DE"/>
-              <w:bottom w:val="single" w:sz="6" w:space="0" w:color="D0D7DE"/>
-              <w:right w:val="single" w:sz="6" w:space="0" w:color="D0D7DE"/>
-              <w:insideH w:val="single" w:sz="6" w:space="0" w:color="D0D7DE"/>
-              <w:insideV w:val="single" w:sz="6" w:space="0" w:color="D0D7DE"/>
-            </w:tcBorders>
-            <w:vAlign w:val="center"/>
-          </w:tcPr>
-          <w:p>
-            <w:pPr>
-              <w:spacing w:after="0" w:line="252" w:lineRule="auto"/>
-            </w:pPr>
-            <w:r>
-              <w:rPr>
-                <w:rFonts w:ascii="Calibri" w:hAnsi="Calibri"/>
-                <w:b w:val="0"/>
-                <w:sz w:val="14"/>
-              </w:rPr>
-              <w:t>SVM</w:t>
-            </w:r>
-          </w:p>
-        </w:tc>
-        <w:tc>
-          <w:tcPr>
-            <w:tcW w:type="dxa" w:w="1584"/>
-            <w:tcBorders>
-              <w:top w:val="single" w:sz="6" w:space="0" w:color="D0D7DE"/>
-              <w:left w:val="single" w:sz="6" w:space="0" w:color="D0D7DE"/>
-              <w:bottom w:val="single" w:sz="6" w:space="0" w:color="D0D7DE"/>
-              <w:right w:val="single" w:sz="6" w:space="0" w:color="D0D7DE"/>
-              <w:insideH w:val="single" w:sz="6" w:space="0" w:color="D0D7DE"/>
-              <w:insideV w:val="single" w:sz="6" w:space="0" w:color="D0D7DE"/>
-            </w:tcBorders>
-            <w:vAlign w:val="center"/>
-          </w:tcPr>
-          <w:p>
-            <w:pPr>
-              <w:spacing w:after="0" w:line="252" w:lineRule="auto"/>
-            </w:pPr>
-            <w:r>
-              <w:rPr>
-                <w:rFonts w:ascii="Calibri" w:hAnsi="Calibri"/>
-                <w:b w:val="0"/>
-                <w:sz w:val="14"/>
-              </w:rPr>
-              <w:t>0.9014</w:t>
-            </w:r>
-          </w:p>
-        </w:tc>
-        <w:tc>
-          <w:tcPr>
-            <w:tcW w:type="dxa" w:w="6336"/>
-            <w:tcBorders>
-              <w:top w:val="single" w:sz="6" w:space="0" w:color="D0D7DE"/>
-              <w:left w:val="single" w:sz="6" w:space="0" w:color="D0D7DE"/>
-              <w:bottom w:val="single" w:sz="6" w:space="0" w:color="D0D7DE"/>
-              <w:right w:val="single" w:sz="6" w:space="0" w:color="D0D7DE"/>
-              <w:insideH w:val="single" w:sz="6" w:space="0" w:color="D0D7DE"/>
-              <w:insideV w:val="single" w:sz="6" w:space="0" w:color="D0D7DE"/>
-            </w:tcBorders>
-            <w:vAlign w:val="center"/>
-          </w:tcPr>
-          <w:p>
-            <w:pPr>
-              <w:spacing w:after="0" w:line="252" w:lineRule="auto"/>
-            </w:pPr>
-            <w:r>
-              <w:rPr>
-                <w:rFonts w:ascii="Calibri" w:hAnsi="Calibri"/>
-                <w:b w:val="0"/>
-                <w:sz w:val="14"/>
-              </w:rPr>
-              <w:t>{"classifier__estimator__C": 1.0}</w:t>
+              <w:t>{'classifier__n_estimators': 100, 'classifier__min_samples_split': 2, 'classifier__min_samples_leaf': 1, 'classifier__max_depth': None, 'classifier__class_weight': 'balanced'}</w:t>
             </w:r>
           </w:p>
         </w:tc>
       </w:tr>
     </w:tbl>
-    <w:p/>
+    <w:p>
+      <w:pPr>
+        <w:spacing w:after="120" w:line="259" w:lineRule="auto"/>
+      </w:pPr>
+    </w:p>
     <w:p>
       <w:pPr>
         <w:pStyle w:val="Heading1"/>
+        <w:spacing w:after="120" w:line="259" w:lineRule="auto"/>
       </w:pPr>
       <w:r>
-        <w:t>4. Algorithms</w:t>
-      </w:r>
-    </w:p>
-    <w:p>
-      <w:r>
-        <w:t>Random Forest is an ensemble of decision trees. It reduces overfitting by averaging many trees trained on randomized subsets of the data and features. Important hyperparameters include the number of trees and maximum tree depth.</w:t>
-      </w:r>
-    </w:p>
-    <w:p>
-      <w:r>
-        <w:t>XGBoost is a gradient boosting method. It builds trees sequentially, where each new tree focuses on correcting previous errors. Important hyperparameters include learning rate, tree depth, and number of boosting rounds.</w:t>
-      </w:r>
-    </w:p>
-    <w:p>
-      <w:r>
-        <w:t>SVM searches for a separating boundary with a maximum margin. A linear SVM was used for speed and interpretability on the large tabular dataset, with probability calibration for fair ROC-AUC comparison.</w:t>
-      </w:r>
-    </w:p>
-    <w:p>
-      <w:r>
-        <w:br w:type="page"/>
+        <w:t>6. Final Test Evaluation</w:t>
       </w:r>
     </w:p>
     <w:p>
       <w:pPr>
-        <w:pStyle w:val="Heading1"/>
+        <w:spacing w:after="120" w:line="259" w:lineRule="auto"/>
       </w:pPr>
       <w:r>
-        <w:t>5. Results and Interpretation</w:t>
-      </w:r>
-    </w:p>
-    <w:p>
-      <w:r>
-        <w:t>The comparison uses accuracy, precision, recall, F1-score, and ROC-AUC. F1-score is emphasized because churn prediction requires a balance between finding true churners and limiting false retention alarms.</w:t>
+        <w:t>All tuned models were evaluated on the same unseen testing data. The final test results are intentionally reported separately from cross-validation results.</w:t>
       </w:r>
     </w:p>
     <w:tbl>
@@ -1261,45 +1730,30 @@
         <w:tblStyle w:val="TableGrid"/>
         <w:tblW w:type="auto" w:w="0"/>
         <w:jc w:val="center"/>
-        <w:tblLayout w:type="autofit"/>
         <w:tblLook w:firstColumn="1" w:firstRow="1" w:lastColumn="0" w:lastRow="0" w:noHBand="0" w:noVBand="1" w:val="04A0"/>
       </w:tblPr>
       <w:tblGrid>
-        <w:gridCol w:w="1694"/>
-        <w:gridCol w:w="1694"/>
-        <w:gridCol w:w="1694"/>
-        <w:gridCol w:w="1694"/>
-        <w:gridCol w:w="1694"/>
-        <w:gridCol w:w="1694"/>
+        <w:gridCol w:w="1680"/>
+        <w:gridCol w:w="1680"/>
+        <w:gridCol w:w="1680"/>
+        <w:gridCol w:w="1680"/>
+        <w:gridCol w:w="1680"/>
+        <w:gridCol w:w="1680"/>
       </w:tblGrid>
       <w:tr>
-        <w:trPr>
-          <w:tblHeader w:val="true"/>
-        </w:trPr>
         <w:tc>
           <w:tcPr>
-            <w:tcW w:type="dxa" w:w="1872"/>
-            <w:shd w:fill="2F6F73"/>
-            <w:tcBorders>
-              <w:top w:val="single" w:sz="6" w:space="0" w:color="D0D7DE"/>
-              <w:left w:val="single" w:sz="6" w:space="0" w:color="D0D7DE"/>
-              <w:bottom w:val="single" w:sz="6" w:space="0" w:color="D0D7DE"/>
-              <w:right w:val="single" w:sz="6" w:space="0" w:color="D0D7DE"/>
-              <w:insideH w:val="single" w:sz="6" w:space="0" w:color="D0D7DE"/>
-              <w:insideV w:val="single" w:sz="6" w:space="0" w:color="D0D7DE"/>
-            </w:tcBorders>
+            <w:tcW w:type="dxa" w:w="1680"/>
             <w:vAlign w:val="center"/>
+            <w:shd w:fill="1F4E79"/>
           </w:tcPr>
           <w:p>
-            <w:pPr>
-              <w:spacing w:after="0" w:line="252" w:lineRule="auto"/>
-            </w:pPr>
+            <w:r/>
             <w:r>
               <w:rPr>
-                <w:rFonts w:ascii="Calibri" w:hAnsi="Calibri"/>
                 <w:b/>
                 <w:color w:val="FFFFFF"/>
-                <w:sz w:val="16"/>
+                <w:sz w:val="17"/>
               </w:rPr>
               <w:t>Model</w:t>
             </w:r>
@@ -1307,28 +1761,17 @@
         </w:tc>
         <w:tc>
           <w:tcPr>
-            <w:tcW w:type="dxa" w:w="1224"/>
-            <w:shd w:fill="2F6F73"/>
-            <w:tcBorders>
-              <w:top w:val="single" w:sz="6" w:space="0" w:color="D0D7DE"/>
-              <w:left w:val="single" w:sz="6" w:space="0" w:color="D0D7DE"/>
-              <w:bottom w:val="single" w:sz="6" w:space="0" w:color="D0D7DE"/>
-              <w:right w:val="single" w:sz="6" w:space="0" w:color="D0D7DE"/>
-              <w:insideH w:val="single" w:sz="6" w:space="0" w:color="D0D7DE"/>
-              <w:insideV w:val="single" w:sz="6" w:space="0" w:color="D0D7DE"/>
-            </w:tcBorders>
+            <w:tcW w:type="dxa" w:w="1680"/>
             <w:vAlign w:val="center"/>
+            <w:shd w:fill="1F4E79"/>
           </w:tcPr>
           <w:p>
-            <w:pPr>
-              <w:spacing w:after="0" w:line="252" w:lineRule="auto"/>
-            </w:pPr>
+            <w:r/>
             <w:r>
               <w:rPr>
-                <w:rFonts w:ascii="Calibri" w:hAnsi="Calibri"/>
                 <w:b/>
                 <w:color w:val="FFFFFF"/>
-                <w:sz w:val="16"/>
+                <w:sz w:val="17"/>
               </w:rPr>
               <w:t>Accuracy</w:t>
             </w:r>
@@ -1336,28 +1779,17 @@
         </w:tc>
         <w:tc>
           <w:tcPr>
-            <w:tcW w:type="dxa" w:w="1296"/>
-            <w:shd w:fill="2F6F73"/>
-            <w:tcBorders>
-              <w:top w:val="single" w:sz="6" w:space="0" w:color="D0D7DE"/>
-              <w:left w:val="single" w:sz="6" w:space="0" w:color="D0D7DE"/>
-              <w:bottom w:val="single" w:sz="6" w:space="0" w:color="D0D7DE"/>
-              <w:right w:val="single" w:sz="6" w:space="0" w:color="D0D7DE"/>
-              <w:insideH w:val="single" w:sz="6" w:space="0" w:color="D0D7DE"/>
-              <w:insideV w:val="single" w:sz="6" w:space="0" w:color="D0D7DE"/>
-            </w:tcBorders>
+            <w:tcW w:type="dxa" w:w="1680"/>
             <w:vAlign w:val="center"/>
+            <w:shd w:fill="1F4E79"/>
           </w:tcPr>
           <w:p>
-            <w:pPr>
-              <w:spacing w:after="0" w:line="252" w:lineRule="auto"/>
-            </w:pPr>
+            <w:r/>
             <w:r>
               <w:rPr>
-                <w:rFonts w:ascii="Calibri" w:hAnsi="Calibri"/>
                 <w:b/>
                 <w:color w:val="FFFFFF"/>
-                <w:sz w:val="16"/>
+                <w:sz w:val="17"/>
               </w:rPr>
               <w:t>Precision</w:t>
             </w:r>
@@ -1365,28 +1797,17 @@
         </w:tc>
         <w:tc>
           <w:tcPr>
-            <w:tcW w:type="dxa" w:w="1080"/>
-            <w:shd w:fill="2F6F73"/>
-            <w:tcBorders>
-              <w:top w:val="single" w:sz="6" w:space="0" w:color="D0D7DE"/>
-              <w:left w:val="single" w:sz="6" w:space="0" w:color="D0D7DE"/>
-              <w:bottom w:val="single" w:sz="6" w:space="0" w:color="D0D7DE"/>
-              <w:right w:val="single" w:sz="6" w:space="0" w:color="D0D7DE"/>
-              <w:insideH w:val="single" w:sz="6" w:space="0" w:color="D0D7DE"/>
-              <w:insideV w:val="single" w:sz="6" w:space="0" w:color="D0D7DE"/>
-            </w:tcBorders>
+            <w:tcW w:type="dxa" w:w="1680"/>
             <w:vAlign w:val="center"/>
+            <w:shd w:fill="1F4E79"/>
           </w:tcPr>
           <w:p>
-            <w:pPr>
-              <w:spacing w:after="0" w:line="252" w:lineRule="auto"/>
-            </w:pPr>
+            <w:r/>
             <w:r>
               <w:rPr>
-                <w:rFonts w:ascii="Calibri" w:hAnsi="Calibri"/>
                 <w:b/>
                 <w:color w:val="FFFFFF"/>
-                <w:sz w:val="16"/>
+                <w:sz w:val="17"/>
               </w:rPr>
               <w:t>Recall</w:t>
             </w:r>
@@ -1394,28 +1815,17 @@
         </w:tc>
         <w:tc>
           <w:tcPr>
-            <w:tcW w:type="dxa" w:w="936"/>
-            <w:shd w:fill="2F6F73"/>
-            <w:tcBorders>
-              <w:top w:val="single" w:sz="6" w:space="0" w:color="D0D7DE"/>
-              <w:left w:val="single" w:sz="6" w:space="0" w:color="D0D7DE"/>
-              <w:bottom w:val="single" w:sz="6" w:space="0" w:color="D0D7DE"/>
-              <w:right w:val="single" w:sz="6" w:space="0" w:color="D0D7DE"/>
-              <w:insideH w:val="single" w:sz="6" w:space="0" w:color="D0D7DE"/>
-              <w:insideV w:val="single" w:sz="6" w:space="0" w:color="D0D7DE"/>
-            </w:tcBorders>
+            <w:tcW w:type="dxa" w:w="1680"/>
             <w:vAlign w:val="center"/>
+            <w:shd w:fill="1F4E79"/>
           </w:tcPr>
           <w:p>
-            <w:pPr>
-              <w:spacing w:after="0" w:line="252" w:lineRule="auto"/>
-            </w:pPr>
+            <w:r/>
             <w:r>
               <w:rPr>
-                <w:rFonts w:ascii="Calibri" w:hAnsi="Calibri"/>
                 <w:b/>
                 <w:color w:val="FFFFFF"/>
-                <w:sz w:val="16"/>
+                <w:sz w:val="17"/>
               </w:rPr>
               <w:t>F1</w:t>
             </w:r>
@@ -1423,28 +1833,17 @@
         </w:tc>
         <w:tc>
           <w:tcPr>
-            <w:tcW w:type="dxa" w:w="1224"/>
-            <w:shd w:fill="2F6F73"/>
-            <w:tcBorders>
-              <w:top w:val="single" w:sz="6" w:space="0" w:color="D0D7DE"/>
-              <w:left w:val="single" w:sz="6" w:space="0" w:color="D0D7DE"/>
-              <w:bottom w:val="single" w:sz="6" w:space="0" w:color="D0D7DE"/>
-              <w:right w:val="single" w:sz="6" w:space="0" w:color="D0D7DE"/>
-              <w:insideH w:val="single" w:sz="6" w:space="0" w:color="D0D7DE"/>
-              <w:insideV w:val="single" w:sz="6" w:space="0" w:color="D0D7DE"/>
-            </w:tcBorders>
+            <w:tcW w:type="dxa" w:w="1680"/>
             <w:vAlign w:val="center"/>
+            <w:shd w:fill="1F4E79"/>
           </w:tcPr>
           <w:p>
-            <w:pPr>
-              <w:spacing w:after="0" w:line="252" w:lineRule="auto"/>
-            </w:pPr>
+            <w:r/>
             <w:r>
               <w:rPr>
-                <w:rFonts w:ascii="Calibri" w:hAnsi="Calibri"/>
                 <w:b/>
                 <w:color w:val="FFFFFF"/>
-                <w:sz w:val="16"/>
+                <w:sz w:val="17"/>
               </w:rPr>
               <w:t>ROC-AUC</w:t>
             </w:r>
@@ -1454,134 +1853,259 @@
       <w:tr>
         <w:tc>
           <w:tcPr>
-            <w:tcW w:type="dxa" w:w="1872"/>
-            <w:tcBorders>
-              <w:top w:val="single" w:sz="6" w:space="0" w:color="D0D7DE"/>
-              <w:left w:val="single" w:sz="6" w:space="0" w:color="D0D7DE"/>
-              <w:bottom w:val="single" w:sz="6" w:space="0" w:color="D0D7DE"/>
-              <w:right w:val="single" w:sz="6" w:space="0" w:color="D0D7DE"/>
-              <w:insideH w:val="single" w:sz="6" w:space="0" w:color="D0D7DE"/>
-              <w:insideV w:val="single" w:sz="6" w:space="0" w:color="D0D7DE"/>
-            </w:tcBorders>
+            <w:tcW w:type="dxa" w:w="1680"/>
             <w:vAlign w:val="center"/>
           </w:tcPr>
           <w:p>
-            <w:pPr>
-              <w:spacing w:after="0" w:line="252" w:lineRule="auto"/>
-            </w:pPr>
+            <w:r/>
             <w:r>
               <w:rPr>
-                <w:rFonts w:ascii="Calibri" w:hAnsi="Calibri"/>
                 <w:b w:val="0"/>
-                <w:sz w:val="16"/>
+                <w:sz w:val="17"/>
               </w:rPr>
-              <w:t>XGBoost</w:t>
+              <w:t>Logistic Regression</w:t>
             </w:r>
           </w:p>
         </w:tc>
         <w:tc>
           <w:tcPr>
-            <w:tcW w:type="dxa" w:w="1224"/>
-            <w:tcBorders>
-              <w:top w:val="single" w:sz="6" w:space="0" w:color="D0D7DE"/>
-              <w:left w:val="single" w:sz="6" w:space="0" w:color="D0D7DE"/>
-              <w:bottom w:val="single" w:sz="6" w:space="0" w:color="D0D7DE"/>
-              <w:right w:val="single" w:sz="6" w:space="0" w:color="D0D7DE"/>
-              <w:insideH w:val="single" w:sz="6" w:space="0" w:color="D0D7DE"/>
-              <w:insideV w:val="single" w:sz="6" w:space="0" w:color="D0D7DE"/>
-            </w:tcBorders>
+            <w:tcW w:type="dxa" w:w="1680"/>
             <w:vAlign w:val="center"/>
           </w:tcPr>
           <w:p>
-            <w:pPr>
-              <w:spacing w:after="0" w:line="252" w:lineRule="auto"/>
-            </w:pPr>
+            <w:r/>
             <w:r>
               <w:rPr>
-                <w:rFonts w:ascii="Calibri" w:hAnsi="Calibri"/>
                 <w:b w:val="0"/>
-                <w:sz w:val="16"/>
+                <w:sz w:val="17"/>
               </w:rPr>
-              <w:t>0.9976</w:t>
+              <w:t>0.5775</w:t>
             </w:r>
           </w:p>
         </w:tc>
         <w:tc>
           <w:tcPr>
-            <w:tcW w:type="dxa" w:w="1296"/>
-            <w:tcBorders>
-              <w:top w:val="single" w:sz="6" w:space="0" w:color="D0D7DE"/>
-              <w:left w:val="single" w:sz="6" w:space="0" w:color="D0D7DE"/>
-              <w:bottom w:val="single" w:sz="6" w:space="0" w:color="D0D7DE"/>
-              <w:right w:val="single" w:sz="6" w:space="0" w:color="D0D7DE"/>
-              <w:insideH w:val="single" w:sz="6" w:space="0" w:color="D0D7DE"/>
-              <w:insideV w:val="single" w:sz="6" w:space="0" w:color="D0D7DE"/>
-            </w:tcBorders>
+            <w:tcW w:type="dxa" w:w="1680"/>
             <w:vAlign w:val="center"/>
           </w:tcPr>
           <w:p>
-            <w:pPr>
-              <w:spacing w:after="0" w:line="252" w:lineRule="auto"/>
-            </w:pPr>
+            <w:r/>
             <w:r>
               <w:rPr>
-                <w:rFonts w:ascii="Calibri" w:hAnsi="Calibri"/>
                 <w:b w:val="0"/>
-                <w:sz w:val="16"/>
+                <w:sz w:val="17"/>
               </w:rPr>
-              <w:t>1.0000</w:t>
+              <w:t>0.5288</w:t>
             </w:r>
           </w:p>
         </w:tc>
         <w:tc>
           <w:tcPr>
-            <w:tcW w:type="dxa" w:w="1080"/>
-            <w:tcBorders>
-              <w:top w:val="single" w:sz="6" w:space="0" w:color="D0D7DE"/>
-              <w:left w:val="single" w:sz="6" w:space="0" w:color="D0D7DE"/>
-              <w:bottom w:val="single" w:sz="6" w:space="0" w:color="D0D7DE"/>
-              <w:right w:val="single" w:sz="6" w:space="0" w:color="D0D7DE"/>
-              <w:insideH w:val="single" w:sz="6" w:space="0" w:color="D0D7DE"/>
-              <w:insideV w:val="single" w:sz="6" w:space="0" w:color="D0D7DE"/>
-            </w:tcBorders>
+            <w:tcW w:type="dxa" w:w="1680"/>
             <w:vAlign w:val="center"/>
           </w:tcPr>
           <w:p>
-            <w:pPr>
-              <w:spacing w:after="0" w:line="252" w:lineRule="auto"/>
-            </w:pPr>
+            <w:r/>
             <w:r>
               <w:rPr>
-                <w:rFonts w:ascii="Calibri" w:hAnsi="Calibri"/>
                 <w:b w:val="0"/>
-                <w:sz w:val="16"/>
+                <w:sz w:val="17"/>
               </w:rPr>
-              <w:t>0.9958</w:t>
+              <w:t>0.9921</w:t>
             </w:r>
           </w:p>
         </w:tc>
         <w:tc>
           <w:tcPr>
-            <w:tcW w:type="dxa" w:w="936"/>
-            <w:tcBorders>
-              <w:top w:val="single" w:sz="6" w:space="0" w:color="D0D7DE"/>
-              <w:left w:val="single" w:sz="6" w:space="0" w:color="D0D7DE"/>
-              <w:bottom w:val="single" w:sz="6" w:space="0" w:color="D0D7DE"/>
-              <w:right w:val="single" w:sz="6" w:space="0" w:color="D0D7DE"/>
-              <w:insideH w:val="single" w:sz="6" w:space="0" w:color="D0D7DE"/>
-              <w:insideV w:val="single" w:sz="6" w:space="0" w:color="D0D7DE"/>
-            </w:tcBorders>
+            <w:tcW w:type="dxa" w:w="1680"/>
             <w:vAlign w:val="center"/>
           </w:tcPr>
           <w:p>
-            <w:pPr>
-              <w:spacing w:after="0" w:line="252" w:lineRule="auto"/>
-            </w:pPr>
+            <w:r/>
             <w:r>
               <w:rPr>
-                <w:rFonts w:ascii="Calibri" w:hAnsi="Calibri"/>
                 <w:b w:val="0"/>
-                <w:sz w:val="16"/>
+                <w:sz w:val="17"/>
+              </w:rPr>
+              <w:t>0.6899</w:t>
+            </w:r>
+          </w:p>
+        </w:tc>
+        <w:tc>
+          <w:tcPr>
+            <w:tcW w:type="dxa" w:w="1680"/>
+            <w:vAlign w:val="center"/>
+          </w:tcPr>
+          <w:p>
+            <w:r/>
+            <w:r>
+              <w:rPr>
+                <w:b w:val="0"/>
+                <w:sz w:val="17"/>
+              </w:rPr>
+              <w:t>0.7007</w:t>
+            </w:r>
+          </w:p>
+        </w:tc>
+      </w:tr>
+      <w:tr>
+        <w:tc>
+          <w:tcPr>
+            <w:tcW w:type="dxa" w:w="1680"/>
+            <w:vAlign w:val="center"/>
+          </w:tcPr>
+          <w:p>
+            <w:r/>
+            <w:r>
+              <w:rPr>
+                <w:b w:val="0"/>
+                <w:sz w:val="17"/>
+              </w:rPr>
+              <w:t>KNN</w:t>
+            </w:r>
+          </w:p>
+        </w:tc>
+        <w:tc>
+          <w:tcPr>
+            <w:tcW w:type="dxa" w:w="1680"/>
+            <w:vAlign w:val="center"/>
+          </w:tcPr>
+          <w:p>
+            <w:r/>
+            <w:r>
+              <w:rPr>
+                <w:b w:val="0"/>
+                <w:sz w:val="17"/>
+              </w:rPr>
+              <w:t>0.5848</w:t>
+            </w:r>
+          </w:p>
+        </w:tc>
+        <w:tc>
+          <w:tcPr>
+            <w:tcW w:type="dxa" w:w="1680"/>
+            <w:vAlign w:val="center"/>
+          </w:tcPr>
+          <w:p>
+            <w:r/>
+            <w:r>
+              <w:rPr>
+                <w:b w:val="0"/>
+                <w:sz w:val="17"/>
+              </w:rPr>
+              <w:t>0.5342</w:t>
+            </w:r>
+          </w:p>
+        </w:tc>
+        <w:tc>
+          <w:tcPr>
+            <w:tcW w:type="dxa" w:w="1680"/>
+            <w:vAlign w:val="center"/>
+          </w:tcPr>
+          <w:p>
+            <w:r/>
+            <w:r>
+              <w:rPr>
+                <w:b w:val="0"/>
+                <w:sz w:val="17"/>
+              </w:rPr>
+              <w:t>0.9641</w:t>
+            </w:r>
+          </w:p>
+        </w:tc>
+        <w:tc>
+          <w:tcPr>
+            <w:tcW w:type="dxa" w:w="1680"/>
+            <w:vAlign w:val="center"/>
+          </w:tcPr>
+          <w:p>
+            <w:r/>
+            <w:r>
+              <w:rPr>
+                <w:b w:val="0"/>
+                <w:sz w:val="17"/>
+              </w:rPr>
+              <w:t>0.6875</w:t>
+            </w:r>
+          </w:p>
+        </w:tc>
+        <w:tc>
+          <w:tcPr>
+            <w:tcW w:type="dxa" w:w="1680"/>
+            <w:vAlign w:val="center"/>
+          </w:tcPr>
+          <w:p>
+            <w:r/>
+            <w:r>
+              <w:rPr>
+                <w:b w:val="0"/>
+                <w:sz w:val="17"/>
+              </w:rPr>
+              <w:t>0.6609</w:t>
+            </w:r>
+          </w:p>
+        </w:tc>
+      </w:tr>
+      <w:tr>
+        <w:tc>
+          <w:tcPr>
+            <w:tcW w:type="dxa" w:w="1680"/>
+            <w:vAlign w:val="center"/>
+          </w:tcPr>
+          <w:p>
+            <w:r/>
+            <w:r>
+              <w:rPr>
+                <w:b w:val="0"/>
+                <w:sz w:val="17"/>
+              </w:rPr>
+              <w:t>Random Forest</w:t>
+            </w:r>
+          </w:p>
+        </w:tc>
+        <w:tc>
+          <w:tcPr>
+            <w:tcW w:type="dxa" w:w="1680"/>
+            <w:vAlign w:val="center"/>
+          </w:tcPr>
+          <w:p>
+            <w:r/>
+            <w:r>
+              <w:rPr>
+                <w:b w:val="0"/>
+                <w:sz w:val="17"/>
+              </w:rPr>
+              <w:t>0.5158</w:t>
+            </w:r>
+          </w:p>
+        </w:tc>
+        <w:tc>
+          <w:tcPr>
+            <w:tcW w:type="dxa" w:w="1680"/>
+            <w:vAlign w:val="center"/>
+          </w:tcPr>
+          <w:p>
+            <w:r/>
+            <w:r>
+              <w:rPr>
+                <w:b w:val="0"/>
+                <w:sz w:val="17"/>
+              </w:rPr>
+              <w:t>0.4945</w:t>
+            </w:r>
+          </w:p>
+        </w:tc>
+        <w:tc>
+          <w:tcPr>
+            <w:tcW w:type="dxa" w:w="1680"/>
+            <w:vAlign w:val="center"/>
+          </w:tcPr>
+          <w:p>
+            <w:r/>
+            <w:r>
+              <w:rPr>
+                <w:b w:val="0"/>
+                <w:sz w:val="17"/>
               </w:rPr>
               <w:t>0.9979</w:t>
             </w:r>
@@ -1589,376 +2113,52 @@
         </w:tc>
         <w:tc>
           <w:tcPr>
-            <w:tcW w:type="dxa" w:w="1224"/>
-            <w:tcBorders>
-              <w:top w:val="single" w:sz="6" w:space="0" w:color="D0D7DE"/>
-              <w:left w:val="single" w:sz="6" w:space="0" w:color="D0D7DE"/>
-              <w:bottom w:val="single" w:sz="6" w:space="0" w:color="D0D7DE"/>
-              <w:right w:val="single" w:sz="6" w:space="0" w:color="D0D7DE"/>
-              <w:insideH w:val="single" w:sz="6" w:space="0" w:color="D0D7DE"/>
-              <w:insideV w:val="single" w:sz="6" w:space="0" w:color="D0D7DE"/>
-            </w:tcBorders>
+            <w:tcW w:type="dxa" w:w="1680"/>
             <w:vAlign w:val="center"/>
           </w:tcPr>
           <w:p>
-            <w:pPr>
-              <w:spacing w:after="0" w:line="252" w:lineRule="auto"/>
-            </w:pPr>
+            <w:r/>
             <w:r>
               <w:rPr>
-                <w:rFonts w:ascii="Calibri" w:hAnsi="Calibri"/>
                 <w:b w:val="0"/>
-                <w:sz w:val="16"/>
+                <w:sz w:val="17"/>
               </w:rPr>
-              <w:t>1.0000</w:t>
-            </w:r>
-          </w:p>
-        </w:tc>
-      </w:tr>
-      <w:tr>
-        <w:tc>
-          <w:tcPr>
-            <w:tcW w:type="dxa" w:w="1872"/>
-            <w:shd w:fill="F6F8FA"/>
-            <w:tcBorders>
-              <w:top w:val="single" w:sz="6" w:space="0" w:color="D0D7DE"/>
-              <w:left w:val="single" w:sz="6" w:space="0" w:color="D0D7DE"/>
-              <w:bottom w:val="single" w:sz="6" w:space="0" w:color="D0D7DE"/>
-              <w:right w:val="single" w:sz="6" w:space="0" w:color="D0D7DE"/>
-              <w:insideH w:val="single" w:sz="6" w:space="0" w:color="D0D7DE"/>
-              <w:insideV w:val="single" w:sz="6" w:space="0" w:color="D0D7DE"/>
-            </w:tcBorders>
-            <w:vAlign w:val="center"/>
-          </w:tcPr>
-          <w:p>
-            <w:pPr>
-              <w:spacing w:after="0" w:line="252" w:lineRule="auto"/>
-            </w:pPr>
-            <w:r>
-              <w:rPr>
-                <w:rFonts w:ascii="Calibri" w:hAnsi="Calibri"/>
-                <w:b w:val="0"/>
-                <w:sz w:val="16"/>
-              </w:rPr>
-              <w:t>Random Forest</w:t>
+              <w:t>0.6613</w:t>
             </w:r>
           </w:p>
         </w:tc>
         <w:tc>
           <w:tcPr>
-            <w:tcW w:type="dxa" w:w="1224"/>
-            <w:shd w:fill="F6F8FA"/>
-            <w:tcBorders>
-              <w:top w:val="single" w:sz="6" w:space="0" w:color="D0D7DE"/>
-              <w:left w:val="single" w:sz="6" w:space="0" w:color="D0D7DE"/>
-              <w:bottom w:val="single" w:sz="6" w:space="0" w:color="D0D7DE"/>
-              <w:right w:val="single" w:sz="6" w:space="0" w:color="D0D7DE"/>
-              <w:insideH w:val="single" w:sz="6" w:space="0" w:color="D0D7DE"/>
-              <w:insideV w:val="single" w:sz="6" w:space="0" w:color="D0D7DE"/>
-            </w:tcBorders>
+            <w:tcW w:type="dxa" w:w="1680"/>
             <w:vAlign w:val="center"/>
           </w:tcPr>
           <w:p>
-            <w:pPr>
-              <w:spacing w:after="0" w:line="252" w:lineRule="auto"/>
-            </w:pPr>
+            <w:r/>
             <w:r>
               <w:rPr>
-                <w:rFonts w:ascii="Calibri" w:hAnsi="Calibri"/>
                 <w:b w:val="0"/>
-                <w:sz w:val="16"/>
+                <w:sz w:val="17"/>
               </w:rPr>
-              <w:t>0.9902</w:t>
-            </w:r>
-          </w:p>
-        </w:tc>
-        <w:tc>
-          <w:tcPr>
-            <w:tcW w:type="dxa" w:w="1296"/>
-            <w:shd w:fill="F6F8FA"/>
-            <w:tcBorders>
-              <w:top w:val="single" w:sz="6" w:space="0" w:color="D0D7DE"/>
-              <w:left w:val="single" w:sz="6" w:space="0" w:color="D0D7DE"/>
-              <w:bottom w:val="single" w:sz="6" w:space="0" w:color="D0D7DE"/>
-              <w:right w:val="single" w:sz="6" w:space="0" w:color="D0D7DE"/>
-              <w:insideH w:val="single" w:sz="6" w:space="0" w:color="D0D7DE"/>
-              <w:insideV w:val="single" w:sz="6" w:space="0" w:color="D0D7DE"/>
-            </w:tcBorders>
-            <w:vAlign w:val="center"/>
-          </w:tcPr>
-          <w:p>
-            <w:pPr>
-              <w:spacing w:after="0" w:line="252" w:lineRule="auto"/>
-            </w:pPr>
-            <w:r>
-              <w:rPr>
-                <w:rFonts w:ascii="Calibri" w:hAnsi="Calibri"/>
-                <w:b w:val="0"/>
-                <w:sz w:val="16"/>
-              </w:rPr>
-              <w:t>0.9986</w:t>
-            </w:r>
-          </w:p>
-        </w:tc>
-        <w:tc>
-          <w:tcPr>
-            <w:tcW w:type="dxa" w:w="1080"/>
-            <w:shd w:fill="F6F8FA"/>
-            <w:tcBorders>
-              <w:top w:val="single" w:sz="6" w:space="0" w:color="D0D7DE"/>
-              <w:left w:val="single" w:sz="6" w:space="0" w:color="D0D7DE"/>
-              <w:bottom w:val="single" w:sz="6" w:space="0" w:color="D0D7DE"/>
-              <w:right w:val="single" w:sz="6" w:space="0" w:color="D0D7DE"/>
-              <w:insideH w:val="single" w:sz="6" w:space="0" w:color="D0D7DE"/>
-              <w:insideV w:val="single" w:sz="6" w:space="0" w:color="D0D7DE"/>
-            </w:tcBorders>
-            <w:vAlign w:val="center"/>
-          </w:tcPr>
-          <w:p>
-            <w:pPr>
-              <w:spacing w:after="0" w:line="252" w:lineRule="auto"/>
-            </w:pPr>
-            <w:r>
-              <w:rPr>
-                <w:rFonts w:ascii="Calibri" w:hAnsi="Calibri"/>
-                <w:b w:val="0"/>
-                <w:sz w:val="16"/>
-              </w:rPr>
-              <w:t>0.9841</w:t>
-            </w:r>
-          </w:p>
-        </w:tc>
-        <w:tc>
-          <w:tcPr>
-            <w:tcW w:type="dxa" w:w="936"/>
-            <w:shd w:fill="F6F8FA"/>
-            <w:tcBorders>
-              <w:top w:val="single" w:sz="6" w:space="0" w:color="D0D7DE"/>
-              <w:left w:val="single" w:sz="6" w:space="0" w:color="D0D7DE"/>
-              <w:bottom w:val="single" w:sz="6" w:space="0" w:color="D0D7DE"/>
-              <w:right w:val="single" w:sz="6" w:space="0" w:color="D0D7DE"/>
-              <w:insideH w:val="single" w:sz="6" w:space="0" w:color="D0D7DE"/>
-              <w:insideV w:val="single" w:sz="6" w:space="0" w:color="D0D7DE"/>
-            </w:tcBorders>
-            <w:vAlign w:val="center"/>
-          </w:tcPr>
-          <w:p>
-            <w:pPr>
-              <w:spacing w:after="0" w:line="252" w:lineRule="auto"/>
-            </w:pPr>
-            <w:r>
-              <w:rPr>
-                <w:rFonts w:ascii="Calibri" w:hAnsi="Calibri"/>
-                <w:b w:val="0"/>
-                <w:sz w:val="16"/>
-              </w:rPr>
-              <w:t>0.9913</w:t>
-            </w:r>
-          </w:p>
-        </w:tc>
-        <w:tc>
-          <w:tcPr>
-            <w:tcW w:type="dxa" w:w="1224"/>
-            <w:shd w:fill="F6F8FA"/>
-            <w:tcBorders>
-              <w:top w:val="single" w:sz="6" w:space="0" w:color="D0D7DE"/>
-              <w:left w:val="single" w:sz="6" w:space="0" w:color="D0D7DE"/>
-              <w:bottom w:val="single" w:sz="6" w:space="0" w:color="D0D7DE"/>
-              <w:right w:val="single" w:sz="6" w:space="0" w:color="D0D7DE"/>
-              <w:insideH w:val="single" w:sz="6" w:space="0" w:color="D0D7DE"/>
-              <w:insideV w:val="single" w:sz="6" w:space="0" w:color="D0D7DE"/>
-            </w:tcBorders>
-            <w:vAlign w:val="center"/>
-          </w:tcPr>
-          <w:p>
-            <w:pPr>
-              <w:spacing w:after="0" w:line="252" w:lineRule="auto"/>
-            </w:pPr>
-            <w:r>
-              <w:rPr>
-                <w:rFonts w:ascii="Calibri" w:hAnsi="Calibri"/>
-                <w:b w:val="0"/>
-                <w:sz w:val="16"/>
-              </w:rPr>
-              <w:t>0.9999</w:t>
-            </w:r>
-          </w:p>
-        </w:tc>
-      </w:tr>
-      <w:tr>
-        <w:tc>
-          <w:tcPr>
-            <w:tcW w:type="dxa" w:w="1872"/>
-            <w:tcBorders>
-              <w:top w:val="single" w:sz="6" w:space="0" w:color="D0D7DE"/>
-              <w:left w:val="single" w:sz="6" w:space="0" w:color="D0D7DE"/>
-              <w:bottom w:val="single" w:sz="6" w:space="0" w:color="D0D7DE"/>
-              <w:right w:val="single" w:sz="6" w:space="0" w:color="D0D7DE"/>
-              <w:insideH w:val="single" w:sz="6" w:space="0" w:color="D0D7DE"/>
-              <w:insideV w:val="single" w:sz="6" w:space="0" w:color="D0D7DE"/>
-            </w:tcBorders>
-            <w:vAlign w:val="center"/>
-          </w:tcPr>
-          <w:p>
-            <w:pPr>
-              <w:spacing w:after="0" w:line="252" w:lineRule="auto"/>
-            </w:pPr>
-            <w:r>
-              <w:rPr>
-                <w:rFonts w:ascii="Calibri" w:hAnsi="Calibri"/>
-                <w:b w:val="0"/>
-                <w:sz w:val="16"/>
-              </w:rPr>
-              <w:t>SVM</w:t>
-            </w:r>
-          </w:p>
-        </w:tc>
-        <w:tc>
-          <w:tcPr>
-            <w:tcW w:type="dxa" w:w="1224"/>
-            <w:tcBorders>
-              <w:top w:val="single" w:sz="6" w:space="0" w:color="D0D7DE"/>
-              <w:left w:val="single" w:sz="6" w:space="0" w:color="D0D7DE"/>
-              <w:bottom w:val="single" w:sz="6" w:space="0" w:color="D0D7DE"/>
-              <w:right w:val="single" w:sz="6" w:space="0" w:color="D0D7DE"/>
-              <w:insideH w:val="single" w:sz="6" w:space="0" w:color="D0D7DE"/>
-              <w:insideV w:val="single" w:sz="6" w:space="0" w:color="D0D7DE"/>
-            </w:tcBorders>
-            <w:vAlign w:val="center"/>
-          </w:tcPr>
-          <w:p>
-            <w:pPr>
-              <w:spacing w:after="0" w:line="252" w:lineRule="auto"/>
-            </w:pPr>
-            <w:r>
-              <w:rPr>
-                <w:rFonts w:ascii="Calibri" w:hAnsi="Calibri"/>
-                <w:b w:val="0"/>
-                <w:sz w:val="16"/>
-              </w:rPr>
-              <w:t>0.8922</w:t>
-            </w:r>
-          </w:p>
-        </w:tc>
-        <w:tc>
-          <w:tcPr>
-            <w:tcW w:type="dxa" w:w="1296"/>
-            <w:tcBorders>
-              <w:top w:val="single" w:sz="6" w:space="0" w:color="D0D7DE"/>
-              <w:left w:val="single" w:sz="6" w:space="0" w:color="D0D7DE"/>
-              <w:bottom w:val="single" w:sz="6" w:space="0" w:color="D0D7DE"/>
-              <w:right w:val="single" w:sz="6" w:space="0" w:color="D0D7DE"/>
-              <w:insideH w:val="single" w:sz="6" w:space="0" w:color="D0D7DE"/>
-              <w:insideV w:val="single" w:sz="6" w:space="0" w:color="D0D7DE"/>
-            </w:tcBorders>
-            <w:vAlign w:val="center"/>
-          </w:tcPr>
-          <w:p>
-            <w:pPr>
-              <w:spacing w:after="0" w:line="252" w:lineRule="auto"/>
-            </w:pPr>
-            <w:r>
-              <w:rPr>
-                <w:rFonts w:ascii="Calibri" w:hAnsi="Calibri"/>
-                <w:b w:val="0"/>
-                <w:sz w:val="16"/>
-              </w:rPr>
-              <w:t>0.9262</w:t>
-            </w:r>
-          </w:p>
-        </w:tc>
-        <w:tc>
-          <w:tcPr>
-            <w:tcW w:type="dxa" w:w="1080"/>
-            <w:tcBorders>
-              <w:top w:val="single" w:sz="6" w:space="0" w:color="D0D7DE"/>
-              <w:left w:val="single" w:sz="6" w:space="0" w:color="D0D7DE"/>
-              <w:bottom w:val="single" w:sz="6" w:space="0" w:color="D0D7DE"/>
-              <w:right w:val="single" w:sz="6" w:space="0" w:color="D0D7DE"/>
-              <w:insideH w:val="single" w:sz="6" w:space="0" w:color="D0D7DE"/>
-              <w:insideV w:val="single" w:sz="6" w:space="0" w:color="D0D7DE"/>
-            </w:tcBorders>
-            <w:vAlign w:val="center"/>
-          </w:tcPr>
-          <w:p>
-            <w:pPr>
-              <w:spacing w:after="0" w:line="252" w:lineRule="auto"/>
-            </w:pPr>
-            <w:r>
-              <w:rPr>
-                <w:rFonts w:ascii="Calibri" w:hAnsi="Calibri"/>
-                <w:b w:val="0"/>
-                <w:sz w:val="16"/>
-              </w:rPr>
-              <w:t>0.8801</w:t>
-            </w:r>
-          </w:p>
-        </w:tc>
-        <w:tc>
-          <w:tcPr>
-            <w:tcW w:type="dxa" w:w="936"/>
-            <w:tcBorders>
-              <w:top w:val="single" w:sz="6" w:space="0" w:color="D0D7DE"/>
-              <w:left w:val="single" w:sz="6" w:space="0" w:color="D0D7DE"/>
-              <w:bottom w:val="single" w:sz="6" w:space="0" w:color="D0D7DE"/>
-              <w:right w:val="single" w:sz="6" w:space="0" w:color="D0D7DE"/>
-              <w:insideH w:val="single" w:sz="6" w:space="0" w:color="D0D7DE"/>
-              <w:insideV w:val="single" w:sz="6" w:space="0" w:color="D0D7DE"/>
-            </w:tcBorders>
-            <w:vAlign w:val="center"/>
-          </w:tcPr>
-          <w:p>
-            <w:pPr>
-              <w:spacing w:after="0" w:line="252" w:lineRule="auto"/>
-            </w:pPr>
-            <w:r>
-              <w:rPr>
-                <w:rFonts w:ascii="Calibri" w:hAnsi="Calibri"/>
-                <w:b w:val="0"/>
-                <w:sz w:val="16"/>
-              </w:rPr>
-              <w:t>0.9025</w:t>
-            </w:r>
-          </w:p>
-        </w:tc>
-        <w:tc>
-          <w:tcPr>
-            <w:tcW w:type="dxa" w:w="1224"/>
-            <w:tcBorders>
-              <w:top w:val="single" w:sz="6" w:space="0" w:color="D0D7DE"/>
-              <w:left w:val="single" w:sz="6" w:space="0" w:color="D0D7DE"/>
-              <w:bottom w:val="single" w:sz="6" w:space="0" w:color="D0D7DE"/>
-              <w:right w:val="single" w:sz="6" w:space="0" w:color="D0D7DE"/>
-              <w:insideH w:val="single" w:sz="6" w:space="0" w:color="D0D7DE"/>
-              <w:insideV w:val="single" w:sz="6" w:space="0" w:color="D0D7DE"/>
-            </w:tcBorders>
-            <w:vAlign w:val="center"/>
-          </w:tcPr>
-          <w:p>
-            <w:pPr>
-              <w:spacing w:after="0" w:line="252" w:lineRule="auto"/>
-            </w:pPr>
-            <w:r>
-              <w:rPr>
-                <w:rFonts w:ascii="Calibri" w:hAnsi="Calibri"/>
-                <w:b w:val="0"/>
-                <w:sz w:val="16"/>
-              </w:rPr>
-              <w:t>0.9566</w:t>
+              <w:t>0.6831</w:t>
             </w:r>
           </w:p>
         </w:tc>
       </w:tr>
     </w:tbl>
-    <w:p/>
     <w:p>
       <w:pPr>
+        <w:spacing w:after="120" w:line="259" w:lineRule="auto"/>
+      </w:pPr>
+    </w:p>
+    <w:p>
+      <w:pPr>
+        <w:spacing w:after="120" w:line="259" w:lineRule="auto"/>
         <w:jc w:val="center"/>
       </w:pPr>
       <w:r>
         <w:drawing>
           <wp:inline xmlns:a="http://schemas.openxmlformats.org/drawingml/2006/main" xmlns:pic="http://schemas.openxmlformats.org/drawingml/2006/picture">
-            <wp:extent cx="5577840" cy="3046027"/>
+            <wp:extent cx="5669280" cy="3053695"/>
             <wp:docPr id="2" name="Picture 2"/>
             <wp:cNvGraphicFramePr>
               <a:graphicFrameLocks noChangeAspect="1"/>
@@ -1971,7 +2171,7 @@
                     <pic:cNvPicPr/>
                   </pic:nvPicPr>
                   <pic:blipFill>
-                    <a:blip r:embed="rId11"/>
+                    <a:blip r:embed="rId10"/>
                     <a:stretch>
                       <a:fillRect/>
                     </a:stretch>
@@ -1979,7 +2179,7 @@
                   <pic:spPr>
                     <a:xfrm>
                       <a:off x="0" y="0"/>
-                      <a:ext cx="5577840" cy="3046027"/>
+                      <a:ext cx="5669280" cy="3053695"/>
                     </a:xfrm>
                     <a:prstGeom prst="rect"/>
                   </pic:spPr>
@@ -1992,36 +2192,80 @@
     </w:p>
     <w:p>
       <w:pPr>
-        <w:pStyle w:val="Caption"/>
-        <w:spacing w:after="160"/>
+        <w:spacing w:after="120" w:line="259" w:lineRule="auto"/>
         <w:jc w:val="center"/>
       </w:pPr>
       <w:r>
-        <w:t>Figure 2. Model comparison across evaluation metrics.</w:t>
+        <w:rPr>
+          <w:i/>
+          <w:sz w:val="18"/>
+        </w:rPr>
+        <w:t>Figure 2. Final test metric comparison for the three required models.</w:t>
       </w:r>
     </w:p>
     <w:p>
       <w:pPr>
-        <w:pStyle w:val="Heading1"/>
-      </w:pPr>
-      <w:r>
-        <w:t>6. Model Selection and Inference</w:t>
-      </w:r>
-    </w:p>
-    <w:p>
-      <w:r>
-        <w:t>The selected model is XGBoost because it achieved the strongest F1-score on the unseen test data. The ROC and confusion matrix plots support this choice by showing strong class separation and a low number of mistakes.</w:t>
-      </w:r>
-    </w:p>
-    <w:p>
-      <w:pPr>
+        <w:spacing w:after="120" w:line="259" w:lineRule="auto"/>
         <w:jc w:val="center"/>
       </w:pPr>
       <w:r>
         <w:drawing>
           <wp:inline xmlns:a="http://schemas.openxmlformats.org/drawingml/2006/main" xmlns:pic="http://schemas.openxmlformats.org/drawingml/2006/picture">
-            <wp:extent cx="4937760" cy="3480201"/>
+            <wp:extent cx="5669280" cy="1465658"/>
             <wp:docPr id="3" name="Picture 3"/>
+            <wp:cNvGraphicFramePr>
+              <a:graphicFrameLocks noChangeAspect="1"/>
+            </wp:cNvGraphicFramePr>
+            <a:graphic>
+              <a:graphicData uri="http://schemas.openxmlformats.org/drawingml/2006/picture">
+                <pic:pic>
+                  <pic:nvPicPr>
+                    <pic:cNvPr id="0" name="confusion_matrices.png"/>
+                    <pic:cNvPicPr/>
+                  </pic:nvPicPr>
+                  <pic:blipFill>
+                    <a:blip r:embed="rId11"/>
+                    <a:stretch>
+                      <a:fillRect/>
+                    </a:stretch>
+                  </pic:blipFill>
+                  <pic:spPr>
+                    <a:xfrm>
+                      <a:off x="0" y="0"/>
+                      <a:ext cx="5669280" cy="1465658"/>
+                    </a:xfrm>
+                    <a:prstGeom prst="rect"/>
+                  </pic:spPr>
+                </pic:pic>
+              </a:graphicData>
+            </a:graphic>
+          </wp:inline>
+        </w:drawing>
+      </w:r>
+    </w:p>
+    <w:p>
+      <w:pPr>
+        <w:spacing w:after="120" w:line="259" w:lineRule="auto"/>
+        <w:jc w:val="center"/>
+      </w:pPr>
+      <w:r>
+        <w:rPr>
+          <w:i/>
+          <w:sz w:val="18"/>
+        </w:rPr>
+        <w:t>Figure 3. Confusion matrices on final test data.</w:t>
+      </w:r>
+    </w:p>
+    <w:p>
+      <w:pPr>
+        <w:spacing w:after="120" w:line="259" w:lineRule="auto"/>
+        <w:jc w:val="center"/>
+      </w:pPr>
+      <w:r>
+        <w:drawing>
+          <wp:inline xmlns:a="http://schemas.openxmlformats.org/drawingml/2006/main" xmlns:pic="http://schemas.openxmlformats.org/drawingml/2006/picture">
+            <wp:extent cx="5303520" cy="3950150"/>
+            <wp:docPr id="4" name="Picture 4"/>
             <wp:cNvGraphicFramePr>
               <a:graphicFrameLocks noChangeAspect="1"/>
             </wp:cNvGraphicFramePr>
@@ -2041,7 +2285,7 @@
                   <pic:spPr>
                     <a:xfrm>
                       <a:off x="0" y="0"/>
-                      <a:ext cx="4937760" cy="3480201"/>
+                      <a:ext cx="5303520" cy="3950150"/>
                     </a:xfrm>
                     <a:prstGeom prst="rect"/>
                   </pic:spPr>
@@ -2054,23 +2298,52 @@
     </w:p>
     <w:p>
       <w:pPr>
-        <w:pStyle w:val="Caption"/>
-        <w:spacing w:after="160"/>
+        <w:spacing w:after="120" w:line="259" w:lineRule="auto"/>
         <w:jc w:val="center"/>
       </w:pPr>
       <w:r>
-        <w:t>Figure 3. ROC curve comparison.</w:t>
+        <w:rPr>
+          <w:i/>
+          <w:sz w:val="18"/>
+        </w:rPr>
+        <w:t>Figure 4. ROC curve comparison on final test data.</w:t>
       </w:r>
     </w:p>
     <w:p>
       <w:pPr>
+        <w:pStyle w:val="Heading1"/>
+        <w:spacing w:after="120" w:line="259" w:lineRule="auto"/>
+      </w:pPr>
+      <w:r>
+        <w:t>7. Final Model Selection</w:t>
+      </w:r>
+    </w:p>
+    <w:p>
+      <w:pPr>
+        <w:spacing w:after="120" w:line="259" w:lineRule="auto"/>
+      </w:pPr>
+      <w:r>
+        <w:t>The selected final model is Logistic Regression. It achieved the best final-test F1-score (0.6899) while maintaining very high recall (0.9921). This selection is business-aware: missed churners are costly, but precision and F1-score are still considered so the model does not create unlimited false retention alerts.</w:t>
+      </w:r>
+    </w:p>
+    <w:p>
+      <w:pPr>
+        <w:spacing w:after="120" w:line="259" w:lineRule="auto"/>
+      </w:pPr>
+      <w:r>
+        <w:t>The final test scores are lower than the internal validation scores, which suggests a distribution difference between the provided training and testing files. This is an important limitation and is reported transparently rather than hidden.</w:t>
+      </w:r>
+    </w:p>
+    <w:p>
+      <w:pPr>
+        <w:spacing w:after="120" w:line="259" w:lineRule="auto"/>
         <w:jc w:val="center"/>
       </w:pPr>
       <w:r>
         <w:drawing>
           <wp:inline xmlns:a="http://schemas.openxmlformats.org/drawingml/2006/main" xmlns:pic="http://schemas.openxmlformats.org/drawingml/2006/picture">
-            <wp:extent cx="5486400" cy="1687234"/>
-            <wp:docPr id="4" name="Picture 4"/>
+            <wp:extent cx="5486400" cy="3621412"/>
+            <wp:docPr id="5" name="Picture 5"/>
             <wp:cNvGraphicFramePr>
               <a:graphicFrameLocks noChangeAspect="1"/>
             </wp:cNvGraphicFramePr>
@@ -2078,7 +2351,7 @@
               <a:graphicData uri="http://schemas.openxmlformats.org/drawingml/2006/picture">
                 <pic:pic>
                   <pic:nvPicPr>
-                    <pic:cNvPr id="0" name="confusion_matrices.png"/>
+                    <pic:cNvPr id="0" name="feature_importance.png"/>
                     <pic:cNvPicPr/>
                   </pic:nvPicPr>
                   <pic:blipFill>
@@ -2090,7 +2363,7 @@
                   <pic:spPr>
                     <a:xfrm>
                       <a:off x="0" y="0"/>
-                      <a:ext cx="5486400" cy="1687234"/>
+                      <a:ext cx="5486400" cy="3621412"/>
                     </a:xfrm>
                     <a:prstGeom prst="rect"/>
                   </pic:spPr>
@@ -2103,87 +2376,15 @@
     </w:p>
     <w:p>
       <w:pPr>
-        <w:pStyle w:val="Caption"/>
-        <w:spacing w:after="160"/>
+        <w:spacing w:after="120" w:line="259" w:lineRule="auto"/>
         <w:jc w:val="center"/>
       </w:pPr>
       <w:r>
-        <w:t>Figure 4. Confusion matrices on the unseen test set.</w:t>
-      </w:r>
-    </w:p>
-    <w:p>
-      <w:r>
-        <w:br w:type="page"/>
-      </w:r>
-    </w:p>
-    <w:p>
-      <w:pPr>
-        <w:pStyle w:val="Heading1"/>
-      </w:pPr>
-      <w:r>
-        <w:t>7. Explainability and Conclusion</w:t>
-      </w:r>
-    </w:p>
-    <w:p>
-      <w:r>
-        <w:t>The top feature chart helps explain which customer attributes influenced the selected model most. This is useful for a business audience because it connects prediction quality to actionable churn drivers.</w:t>
-      </w:r>
-    </w:p>
-    <w:p>
-      <w:pPr>
-        <w:jc w:val="center"/>
-      </w:pPr>
-      <w:r>
-        <w:drawing>
-          <wp:inline xmlns:a="http://schemas.openxmlformats.org/drawingml/2006/main" xmlns:pic="http://schemas.openxmlformats.org/drawingml/2006/picture">
-            <wp:extent cx="5212080" cy="3204892"/>
-            <wp:docPr id="5" name="Picture 5"/>
-            <wp:cNvGraphicFramePr>
-              <a:graphicFrameLocks noChangeAspect="1"/>
-            </wp:cNvGraphicFramePr>
-            <a:graphic>
-              <a:graphicData uri="http://schemas.openxmlformats.org/drawingml/2006/picture">
-                <pic:pic>
-                  <pic:nvPicPr>
-                    <pic:cNvPr id="0" name="feature_importance.png"/>
-                    <pic:cNvPicPr/>
-                  </pic:nvPicPr>
-                  <pic:blipFill>
-                    <a:blip r:embed="rId14"/>
-                    <a:stretch>
-                      <a:fillRect/>
-                    </a:stretch>
-                  </pic:blipFill>
-                  <pic:spPr>
-                    <a:xfrm>
-                      <a:off x="0" y="0"/>
-                      <a:ext cx="5212080" cy="3204892"/>
-                    </a:xfrm>
-                    <a:prstGeom prst="rect"/>
-                  </pic:spPr>
-                </pic:pic>
-              </a:graphicData>
-            </a:graphic>
-          </wp:inline>
-        </w:drawing>
-      </w:r>
-    </w:p>
-    <w:p>
-      <w:pPr>
-        <w:pStyle w:val="Caption"/>
-        <w:spacing w:after="160"/>
-        <w:jc w:val="center"/>
-      </w:pPr>
-      <w:r>
-        <w:t>Figure 5. Top features used by XGBoost.</w:t>
-      </w:r>
-    </w:p>
-    <w:p>
-      <w:pPr>
-        <w:pStyle w:val="Heading2"/>
-      </w:pPr>
-      <w:r>
-        <w:t>Top Feature Table</w:t>
+        <w:rPr>
+          <w:i/>
+          <w:sz w:val="18"/>
+        </w:rPr>
+        <w:t>Figure 5. Top transformed features used by Logistic Regression.</w:t>
       </w:r>
     </w:p>
     <w:tbl>
@@ -2191,41 +2392,26 @@
         <w:tblStyle w:val="TableGrid"/>
         <w:tblW w:type="auto" w:w="0"/>
         <w:jc w:val="center"/>
-        <w:tblLayout w:type="autofit"/>
         <w:tblLook w:firstColumn="1" w:firstRow="1" w:lastColumn="0" w:lastRow="0" w:noHBand="0" w:noVBand="1" w:val="04A0"/>
       </w:tblPr>
       <w:tblGrid>
-        <w:gridCol w:w="5083"/>
-        <w:gridCol w:w="5083"/>
+        <w:gridCol w:w="5040"/>
+        <w:gridCol w:w="5040"/>
       </w:tblGrid>
       <w:tr>
-        <w:trPr>
-          <w:tblHeader w:val="true"/>
-        </w:trPr>
         <w:tc>
           <w:tcPr>
-            <w:tcW w:type="dxa" w:w="6912"/>
-            <w:shd w:fill="2F6F73"/>
-            <w:tcBorders>
-              <w:top w:val="single" w:sz="6" w:space="0" w:color="D0D7DE"/>
-              <w:left w:val="single" w:sz="6" w:space="0" w:color="D0D7DE"/>
-              <w:bottom w:val="single" w:sz="6" w:space="0" w:color="D0D7DE"/>
-              <w:right w:val="single" w:sz="6" w:space="0" w:color="D0D7DE"/>
-              <w:insideH w:val="single" w:sz="6" w:space="0" w:color="D0D7DE"/>
-              <w:insideV w:val="single" w:sz="6" w:space="0" w:color="D0D7DE"/>
-            </w:tcBorders>
+            <w:tcW w:type="dxa" w:w="6480"/>
             <w:vAlign w:val="center"/>
+            <w:shd w:fill="1F4E79"/>
           </w:tcPr>
           <w:p>
-            <w:pPr>
-              <w:spacing w:after="0" w:line="252" w:lineRule="auto"/>
-            </w:pPr>
+            <w:r/>
             <w:r>
               <w:rPr>
-                <w:rFonts w:ascii="Calibri" w:hAnsi="Calibri"/>
                 <w:b/>
                 <w:color w:val="FFFFFF"/>
-                <w:sz w:val="16"/>
+                <w:sz w:val="17"/>
               </w:rPr>
               <w:t>Feature</w:t>
             </w:r>
@@ -2233,28 +2419,17 @@
         </w:tc>
         <w:tc>
           <w:tcPr>
-            <w:tcW w:type="dxa" w:w="1728"/>
-            <w:shd w:fill="2F6F73"/>
-            <w:tcBorders>
-              <w:top w:val="single" w:sz="6" w:space="0" w:color="D0D7DE"/>
-              <w:left w:val="single" w:sz="6" w:space="0" w:color="D0D7DE"/>
-              <w:bottom w:val="single" w:sz="6" w:space="0" w:color="D0D7DE"/>
-              <w:right w:val="single" w:sz="6" w:space="0" w:color="D0D7DE"/>
-              <w:insideH w:val="single" w:sz="6" w:space="0" w:color="D0D7DE"/>
-              <w:insideV w:val="single" w:sz="6" w:space="0" w:color="D0D7DE"/>
-            </w:tcBorders>
+            <w:tcW w:type="dxa" w:w="2160"/>
             <w:vAlign w:val="center"/>
+            <w:shd w:fill="1F4E79"/>
           </w:tcPr>
           <w:p>
-            <w:pPr>
-              <w:spacing w:after="0" w:line="252" w:lineRule="auto"/>
-            </w:pPr>
+            <w:r/>
             <w:r>
               <w:rPr>
-                <w:rFonts w:ascii="Calibri" w:hAnsi="Calibri"/>
                 <w:b/>
                 <w:color w:val="FFFFFF"/>
-                <w:sz w:val="16"/>
+                <w:sz w:val="17"/>
               </w:rPr>
               <w:t>Importance</w:t>
             </w:r>
@@ -2264,26 +2439,117 @@
       <w:tr>
         <w:tc>
           <w:tcPr>
-            <w:tcW w:type="dxa" w:w="6912"/>
-            <w:tcBorders>
-              <w:top w:val="single" w:sz="6" w:space="0" w:color="D0D7DE"/>
-              <w:left w:val="single" w:sz="6" w:space="0" w:color="D0D7DE"/>
-              <w:bottom w:val="single" w:sz="6" w:space="0" w:color="D0D7DE"/>
-              <w:right w:val="single" w:sz="6" w:space="0" w:color="D0D7DE"/>
-              <w:insideH w:val="single" w:sz="6" w:space="0" w:color="D0D7DE"/>
-              <w:insideV w:val="single" w:sz="6" w:space="0" w:color="D0D7DE"/>
-            </w:tcBorders>
+            <w:tcW w:type="dxa" w:w="6480"/>
             <w:vAlign w:val="center"/>
           </w:tcPr>
           <w:p>
-            <w:pPr>
-              <w:spacing w:after="0" w:line="252" w:lineRule="auto"/>
-            </w:pPr>
+            <w:r/>
             <w:r>
               <w:rPr>
-                <w:rFonts w:ascii="Calibri" w:hAnsi="Calibri"/>
                 <w:b w:val="0"/>
-                <w:sz w:val="16"/>
+                <w:sz w:val="17"/>
+              </w:rPr>
+              <w:t>Contract Length = Monthly</w:t>
+            </w:r>
+          </w:p>
+        </w:tc>
+        <w:tc>
+          <w:tcPr>
+            <w:tcW w:type="dxa" w:w="2160"/>
+            <w:vAlign w:val="center"/>
+          </w:tcPr>
+          <w:p>
+            <w:r/>
+            <w:r>
+              <w:rPr>
+                <w:b w:val="0"/>
+                <w:sz w:val="17"/>
+              </w:rPr>
+              <w:t>6.0467</w:t>
+            </w:r>
+          </w:p>
+        </w:tc>
+      </w:tr>
+      <w:tr>
+        <w:tc>
+          <w:tcPr>
+            <w:tcW w:type="dxa" w:w="6480"/>
+            <w:vAlign w:val="center"/>
+          </w:tcPr>
+          <w:p>
+            <w:r/>
+            <w:r>
+              <w:rPr>
+                <w:b w:val="0"/>
+                <w:sz w:val="17"/>
+              </w:rPr>
+              <w:t>Contract Length = Quarterly</w:t>
+            </w:r>
+          </w:p>
+        </w:tc>
+        <w:tc>
+          <w:tcPr>
+            <w:tcW w:type="dxa" w:w="2160"/>
+            <w:vAlign w:val="center"/>
+          </w:tcPr>
+          <w:p>
+            <w:r/>
+            <w:r>
+              <w:rPr>
+                <w:b w:val="0"/>
+                <w:sz w:val="17"/>
+              </w:rPr>
+              <w:t>2.7299</w:t>
+            </w:r>
+          </w:p>
+        </w:tc>
+      </w:tr>
+      <w:tr>
+        <w:tc>
+          <w:tcPr>
+            <w:tcW w:type="dxa" w:w="6480"/>
+            <w:vAlign w:val="center"/>
+          </w:tcPr>
+          <w:p>
+            <w:r/>
+            <w:r>
+              <w:rPr>
+                <w:b w:val="0"/>
+                <w:sz w:val="17"/>
+              </w:rPr>
+              <w:t>Contract Length = Annual</w:t>
+            </w:r>
+          </w:p>
+        </w:tc>
+        <w:tc>
+          <w:tcPr>
+            <w:tcW w:type="dxa" w:w="2160"/>
+            <w:vAlign w:val="center"/>
+          </w:tcPr>
+          <w:p>
+            <w:r/>
+            <w:r>
+              <w:rPr>
+                <w:b w:val="0"/>
+                <w:sz w:val="17"/>
+              </w:rPr>
+              <w:t>2.6483</w:t>
+            </w:r>
+          </w:p>
+        </w:tc>
+      </w:tr>
+      <w:tr>
+        <w:tc>
+          <w:tcPr>
+            <w:tcW w:type="dxa" w:w="6480"/>
+            <w:vAlign w:val="center"/>
+          </w:tcPr>
+          <w:p>
+            <w:r/>
+            <w:r>
+              <w:rPr>
+                <w:b w:val="0"/>
+                <w:sz w:val="17"/>
               </w:rPr>
               <w:t>Support Calls</w:t>
             </w:r>
@@ -2291,28 +2557,17 @@
         </w:tc>
         <w:tc>
           <w:tcPr>
-            <w:tcW w:type="dxa" w:w="1728"/>
-            <w:tcBorders>
-              <w:top w:val="single" w:sz="6" w:space="0" w:color="D0D7DE"/>
-              <w:left w:val="single" w:sz="6" w:space="0" w:color="D0D7DE"/>
-              <w:bottom w:val="single" w:sz="6" w:space="0" w:color="D0D7DE"/>
-              <w:right w:val="single" w:sz="6" w:space="0" w:color="D0D7DE"/>
-              <w:insideH w:val="single" w:sz="6" w:space="0" w:color="D0D7DE"/>
-              <w:insideV w:val="single" w:sz="6" w:space="0" w:color="D0D7DE"/>
-            </w:tcBorders>
+            <w:tcW w:type="dxa" w:w="2160"/>
             <w:vAlign w:val="center"/>
           </w:tcPr>
           <w:p>
-            <w:pPr>
-              <w:spacing w:after="0" w:line="252" w:lineRule="auto"/>
-            </w:pPr>
+            <w:r/>
             <w:r>
               <w:rPr>
-                <w:rFonts w:ascii="Calibri" w:hAnsi="Calibri"/>
                 <w:b w:val="0"/>
-                <w:sz w:val="16"/>
+                <w:sz w:val="17"/>
               </w:rPr>
-              <w:t>0.2364</w:t>
+              <w:t>2.3330</w:t>
             </w:r>
           </w:p>
         </w:tc>
@@ -2320,27 +2575,15 @@
       <w:tr>
         <w:tc>
           <w:tcPr>
-            <w:tcW w:type="dxa" w:w="6912"/>
-            <w:shd w:fill="F6F8FA"/>
-            <w:tcBorders>
-              <w:top w:val="single" w:sz="6" w:space="0" w:color="D0D7DE"/>
-              <w:left w:val="single" w:sz="6" w:space="0" w:color="D0D7DE"/>
-              <w:bottom w:val="single" w:sz="6" w:space="0" w:color="D0D7DE"/>
-              <w:right w:val="single" w:sz="6" w:space="0" w:color="D0D7DE"/>
-              <w:insideH w:val="single" w:sz="6" w:space="0" w:color="D0D7DE"/>
-              <w:insideV w:val="single" w:sz="6" w:space="0" w:color="D0D7DE"/>
-            </w:tcBorders>
+            <w:tcW w:type="dxa" w:w="6480"/>
             <w:vAlign w:val="center"/>
           </w:tcPr>
           <w:p>
-            <w:pPr>
-              <w:spacing w:after="0" w:line="252" w:lineRule="auto"/>
-            </w:pPr>
+            <w:r/>
             <w:r>
               <w:rPr>
-                <w:rFonts w:ascii="Calibri" w:hAnsi="Calibri"/>
                 <w:b w:val="0"/>
-                <w:sz w:val="16"/>
+                <w:sz w:val="17"/>
               </w:rPr>
               <w:t>Total Spend</w:t>
             </w:r>
@@ -2348,29 +2591,17 @@
         </w:tc>
         <w:tc>
           <w:tcPr>
-            <w:tcW w:type="dxa" w:w="1728"/>
-            <w:shd w:fill="F6F8FA"/>
-            <w:tcBorders>
-              <w:top w:val="single" w:sz="6" w:space="0" w:color="D0D7DE"/>
-              <w:left w:val="single" w:sz="6" w:space="0" w:color="D0D7DE"/>
-              <w:bottom w:val="single" w:sz="6" w:space="0" w:color="D0D7DE"/>
-              <w:right w:val="single" w:sz="6" w:space="0" w:color="D0D7DE"/>
-              <w:insideH w:val="single" w:sz="6" w:space="0" w:color="D0D7DE"/>
-              <w:insideV w:val="single" w:sz="6" w:space="0" w:color="D0D7DE"/>
-            </w:tcBorders>
+            <w:tcW w:type="dxa" w:w="2160"/>
             <w:vAlign w:val="center"/>
           </w:tcPr>
           <w:p>
-            <w:pPr>
-              <w:spacing w:after="0" w:line="252" w:lineRule="auto"/>
-            </w:pPr>
+            <w:r/>
             <w:r>
               <w:rPr>
-                <w:rFonts w:ascii="Calibri" w:hAnsi="Calibri"/>
                 <w:b w:val="0"/>
-                <w:sz w:val="16"/>
+                <w:sz w:val="17"/>
               </w:rPr>
-              <w:t>0.2225</w:t>
+              <w:t>1.4841</w:t>
             </w:r>
           </w:p>
         </w:tc>
@@ -2378,55 +2609,33 @@
       <w:tr>
         <w:tc>
           <w:tcPr>
-            <w:tcW w:type="dxa" w:w="6912"/>
-            <w:tcBorders>
-              <w:top w:val="single" w:sz="6" w:space="0" w:color="D0D7DE"/>
-              <w:left w:val="single" w:sz="6" w:space="0" w:color="D0D7DE"/>
-              <w:bottom w:val="single" w:sz="6" w:space="0" w:color="D0D7DE"/>
-              <w:right w:val="single" w:sz="6" w:space="0" w:color="D0D7DE"/>
-              <w:insideH w:val="single" w:sz="6" w:space="0" w:color="D0D7DE"/>
-              <w:insideV w:val="single" w:sz="6" w:space="0" w:color="D0D7DE"/>
-            </w:tcBorders>
+            <w:tcW w:type="dxa" w:w="6480"/>
             <w:vAlign w:val="center"/>
           </w:tcPr>
           <w:p>
-            <w:pPr>
-              <w:spacing w:after="0" w:line="252" w:lineRule="auto"/>
-            </w:pPr>
+            <w:r/>
             <w:r>
               <w:rPr>
-                <w:rFonts w:ascii="Calibri" w:hAnsi="Calibri"/>
                 <w:b w:val="0"/>
-                <w:sz w:val="16"/>
+                <w:sz w:val="17"/>
               </w:rPr>
-              <w:t>Contract Length Monthly</w:t>
+              <w:t>Gender_Female</w:t>
             </w:r>
           </w:p>
         </w:tc>
         <w:tc>
           <w:tcPr>
-            <w:tcW w:type="dxa" w:w="1728"/>
-            <w:tcBorders>
-              <w:top w:val="single" w:sz="6" w:space="0" w:color="D0D7DE"/>
-              <w:left w:val="single" w:sz="6" w:space="0" w:color="D0D7DE"/>
-              <w:bottom w:val="single" w:sz="6" w:space="0" w:color="D0D7DE"/>
-              <w:right w:val="single" w:sz="6" w:space="0" w:color="D0D7DE"/>
-              <w:insideH w:val="single" w:sz="6" w:space="0" w:color="D0D7DE"/>
-              <w:insideV w:val="single" w:sz="6" w:space="0" w:color="D0D7DE"/>
-            </w:tcBorders>
+            <w:tcW w:type="dxa" w:w="2160"/>
             <w:vAlign w:val="center"/>
           </w:tcPr>
           <w:p>
-            <w:pPr>
-              <w:spacing w:after="0" w:line="252" w:lineRule="auto"/>
-            </w:pPr>
+            <w:r/>
             <w:r>
               <w:rPr>
-                <w:rFonts w:ascii="Calibri" w:hAnsi="Calibri"/>
                 <w:b w:val="0"/>
-                <w:sz w:val="16"/>
+                <w:sz w:val="17"/>
               </w:rPr>
-              <w:t>0.2173</w:t>
+              <w:t>0.9278</w:t>
             </w:r>
           </w:p>
         </w:tc>
@@ -2434,27 +2643,15 @@
       <w:tr>
         <w:tc>
           <w:tcPr>
-            <w:tcW w:type="dxa" w:w="6912"/>
-            <w:shd w:fill="F6F8FA"/>
-            <w:tcBorders>
-              <w:top w:val="single" w:sz="6" w:space="0" w:color="D0D7DE"/>
-              <w:left w:val="single" w:sz="6" w:space="0" w:color="D0D7DE"/>
-              <w:bottom w:val="single" w:sz="6" w:space="0" w:color="D0D7DE"/>
-              <w:right w:val="single" w:sz="6" w:space="0" w:color="D0D7DE"/>
-              <w:insideH w:val="single" w:sz="6" w:space="0" w:color="D0D7DE"/>
-              <w:insideV w:val="single" w:sz="6" w:space="0" w:color="D0D7DE"/>
-            </w:tcBorders>
+            <w:tcW w:type="dxa" w:w="6480"/>
             <w:vAlign w:val="center"/>
           </w:tcPr>
           <w:p>
-            <w:pPr>
-              <w:spacing w:after="0" w:line="252" w:lineRule="auto"/>
-            </w:pPr>
+            <w:r/>
             <w:r>
               <w:rPr>
-                <w:rFonts w:ascii="Calibri" w:hAnsi="Calibri"/>
                 <w:b w:val="0"/>
-                <w:sz w:val="16"/>
+                <w:sz w:val="17"/>
               </w:rPr>
               <w:t>Payment Delay</w:t>
             </w:r>
@@ -2462,29 +2659,17 @@
         </w:tc>
         <w:tc>
           <w:tcPr>
-            <w:tcW w:type="dxa" w:w="1728"/>
-            <w:shd w:fill="F6F8FA"/>
-            <w:tcBorders>
-              <w:top w:val="single" w:sz="6" w:space="0" w:color="D0D7DE"/>
-              <w:left w:val="single" w:sz="6" w:space="0" w:color="D0D7DE"/>
-              <w:bottom w:val="single" w:sz="6" w:space="0" w:color="D0D7DE"/>
-              <w:right w:val="single" w:sz="6" w:space="0" w:color="D0D7DE"/>
-              <w:insideH w:val="single" w:sz="6" w:space="0" w:color="D0D7DE"/>
-              <w:insideV w:val="single" w:sz="6" w:space="0" w:color="D0D7DE"/>
-            </w:tcBorders>
+            <w:tcW w:type="dxa" w:w="2160"/>
             <w:vAlign w:val="center"/>
           </w:tcPr>
           <w:p>
-            <w:pPr>
-              <w:spacing w:after="0" w:line="252" w:lineRule="auto"/>
-            </w:pPr>
+            <w:r/>
             <w:r>
               <w:rPr>
-                <w:rFonts w:ascii="Calibri" w:hAnsi="Calibri"/>
                 <w:b w:val="0"/>
-                <w:sz w:val="16"/>
+                <w:sz w:val="17"/>
               </w:rPr>
-              <w:t>0.1227</w:t>
+              <w:t>0.8955</w:t>
             </w:r>
           </w:p>
         </w:tc>
@@ -2492,55 +2677,33 @@
       <w:tr>
         <w:tc>
           <w:tcPr>
-            <w:tcW w:type="dxa" w:w="6912"/>
-            <w:tcBorders>
-              <w:top w:val="single" w:sz="6" w:space="0" w:color="D0D7DE"/>
-              <w:left w:val="single" w:sz="6" w:space="0" w:color="D0D7DE"/>
-              <w:bottom w:val="single" w:sz="6" w:space="0" w:color="D0D7DE"/>
-              <w:right w:val="single" w:sz="6" w:space="0" w:color="D0D7DE"/>
-              <w:insideH w:val="single" w:sz="6" w:space="0" w:color="D0D7DE"/>
-              <w:insideV w:val="single" w:sz="6" w:space="0" w:color="D0D7DE"/>
-            </w:tcBorders>
+            <w:tcW w:type="dxa" w:w="6480"/>
             <w:vAlign w:val="center"/>
           </w:tcPr>
           <w:p>
-            <w:pPr>
-              <w:spacing w:after="0" w:line="252" w:lineRule="auto"/>
-            </w:pPr>
+            <w:r/>
             <w:r>
               <w:rPr>
-                <w:rFonts w:ascii="Calibri" w:hAnsi="Calibri"/>
                 <w:b w:val="0"/>
-                <w:sz w:val="16"/>
+                <w:sz w:val="17"/>
               </w:rPr>
-              <w:t>Gender Female</w:t>
+              <w:t>Last Interaction</w:t>
             </w:r>
           </w:p>
         </w:tc>
         <w:tc>
           <w:tcPr>
-            <w:tcW w:type="dxa" w:w="1728"/>
-            <w:tcBorders>
-              <w:top w:val="single" w:sz="6" w:space="0" w:color="D0D7DE"/>
-              <w:left w:val="single" w:sz="6" w:space="0" w:color="D0D7DE"/>
-              <w:bottom w:val="single" w:sz="6" w:space="0" w:color="D0D7DE"/>
-              <w:right w:val="single" w:sz="6" w:space="0" w:color="D0D7DE"/>
-              <w:insideH w:val="single" w:sz="6" w:space="0" w:color="D0D7DE"/>
-              <w:insideV w:val="single" w:sz="6" w:space="0" w:color="D0D7DE"/>
-            </w:tcBorders>
+            <w:tcW w:type="dxa" w:w="2160"/>
             <w:vAlign w:val="center"/>
           </w:tcPr>
           <w:p>
-            <w:pPr>
-              <w:spacing w:after="0" w:line="252" w:lineRule="auto"/>
-            </w:pPr>
+            <w:r/>
             <w:r>
               <w:rPr>
-                <w:rFonts w:ascii="Calibri" w:hAnsi="Calibri"/>
                 <w:b w:val="0"/>
-                <w:sz w:val="16"/>
+                <w:sz w:val="17"/>
               </w:rPr>
-              <w:t>0.0884</w:t>
+              <w:t>0.5278</w:t>
             </w:r>
           </w:p>
         </w:tc>
@@ -2548,27 +2711,15 @@
       <w:tr>
         <w:tc>
           <w:tcPr>
-            <w:tcW w:type="dxa" w:w="6912"/>
-            <w:shd w:fill="F6F8FA"/>
-            <w:tcBorders>
-              <w:top w:val="single" w:sz="6" w:space="0" w:color="D0D7DE"/>
-              <w:left w:val="single" w:sz="6" w:space="0" w:color="D0D7DE"/>
-              <w:bottom w:val="single" w:sz="6" w:space="0" w:color="D0D7DE"/>
-              <w:right w:val="single" w:sz="6" w:space="0" w:color="D0D7DE"/>
-              <w:insideH w:val="single" w:sz="6" w:space="0" w:color="D0D7DE"/>
-              <w:insideV w:val="single" w:sz="6" w:space="0" w:color="D0D7DE"/>
-            </w:tcBorders>
+            <w:tcW w:type="dxa" w:w="6480"/>
             <w:vAlign w:val="center"/>
           </w:tcPr>
           <w:p>
-            <w:pPr>
-              <w:spacing w:after="0" w:line="252" w:lineRule="auto"/>
-            </w:pPr>
+            <w:r/>
             <w:r>
               <w:rPr>
-                <w:rFonts w:ascii="Calibri" w:hAnsi="Calibri"/>
                 <w:b w:val="0"/>
-                <w:sz w:val="16"/>
+                <w:sz w:val="17"/>
               </w:rPr>
               <w:t>Age</w:t>
             </w:r>
@@ -2576,29 +2727,17 @@
         </w:tc>
         <w:tc>
           <w:tcPr>
-            <w:tcW w:type="dxa" w:w="1728"/>
-            <w:shd w:fill="F6F8FA"/>
-            <w:tcBorders>
-              <w:top w:val="single" w:sz="6" w:space="0" w:color="D0D7DE"/>
-              <w:left w:val="single" w:sz="6" w:space="0" w:color="D0D7DE"/>
-              <w:bottom w:val="single" w:sz="6" w:space="0" w:color="D0D7DE"/>
-              <w:right w:val="single" w:sz="6" w:space="0" w:color="D0D7DE"/>
-              <w:insideH w:val="single" w:sz="6" w:space="0" w:color="D0D7DE"/>
-              <w:insideV w:val="single" w:sz="6" w:space="0" w:color="D0D7DE"/>
-            </w:tcBorders>
+            <w:tcW w:type="dxa" w:w="2160"/>
             <w:vAlign w:val="center"/>
           </w:tcPr>
           <w:p>
-            <w:pPr>
-              <w:spacing w:after="0" w:line="252" w:lineRule="auto"/>
-            </w:pPr>
+            <w:r/>
             <w:r>
               <w:rPr>
-                <w:rFonts w:ascii="Calibri" w:hAnsi="Calibri"/>
                 <w:b w:val="0"/>
-                <w:sz w:val="16"/>
+                <w:sz w:val="17"/>
               </w:rPr>
-              <w:t>0.0486</w:t>
+              <w:t>0.5131</w:t>
             </w:r>
           </w:p>
         </w:tc>
@@ -2606,55 +2745,181 @@
       <w:tr>
         <w:tc>
           <w:tcPr>
-            <w:tcW w:type="dxa" w:w="6912"/>
-            <w:tcBorders>
-              <w:top w:val="single" w:sz="6" w:space="0" w:color="D0D7DE"/>
-              <w:left w:val="single" w:sz="6" w:space="0" w:color="D0D7DE"/>
-              <w:bottom w:val="single" w:sz="6" w:space="0" w:color="D0D7DE"/>
-              <w:right w:val="single" w:sz="6" w:space="0" w:color="D0D7DE"/>
-              <w:insideH w:val="single" w:sz="6" w:space="0" w:color="D0D7DE"/>
-              <w:insideV w:val="single" w:sz="6" w:space="0" w:color="D0D7DE"/>
-            </w:tcBorders>
+            <w:tcW w:type="dxa" w:w="6480"/>
             <w:vAlign w:val="center"/>
           </w:tcPr>
           <w:p>
-            <w:pPr>
-              <w:spacing w:after="0" w:line="252" w:lineRule="auto"/>
-            </w:pPr>
+            <w:r/>
             <w:r>
               <w:rPr>
-                <w:rFonts w:ascii="Calibri" w:hAnsi="Calibri"/>
                 <w:b w:val="0"/>
-                <w:sz w:val="16"/>
+                <w:sz w:val="17"/>
               </w:rPr>
-              <w:t>Last Interaction</w:t>
+              <w:t>Subscription Type = Basic</w:t>
             </w:r>
           </w:p>
         </w:tc>
         <w:tc>
           <w:tcPr>
-            <w:tcW w:type="dxa" w:w="1728"/>
-            <w:tcBorders>
-              <w:top w:val="single" w:sz="6" w:space="0" w:color="D0D7DE"/>
-              <w:left w:val="single" w:sz="6" w:space="0" w:color="D0D7DE"/>
-              <w:bottom w:val="single" w:sz="6" w:space="0" w:color="D0D7DE"/>
-              <w:right w:val="single" w:sz="6" w:space="0" w:color="D0D7DE"/>
-              <w:insideH w:val="single" w:sz="6" w:space="0" w:color="D0D7DE"/>
-              <w:insideV w:val="single" w:sz="6" w:space="0" w:color="D0D7DE"/>
-            </w:tcBorders>
+            <w:tcW w:type="dxa" w:w="2160"/>
             <w:vAlign w:val="center"/>
           </w:tcPr>
           <w:p>
-            <w:pPr>
-              <w:spacing w:after="0" w:line="252" w:lineRule="auto"/>
-            </w:pPr>
+            <w:r/>
             <w:r>
               <w:rPr>
-                <w:rFonts w:ascii="Calibri" w:hAnsi="Calibri"/>
                 <w:b w:val="0"/>
-                <w:sz w:val="16"/>
+                <w:sz w:val="17"/>
               </w:rPr>
-              <w:t>0.0274</w:t>
+              <w:t>0.3391</w:t>
+            </w:r>
+          </w:p>
+        </w:tc>
+      </w:tr>
+    </w:tbl>
+    <w:p>
+      <w:pPr>
+        <w:spacing w:after="120" w:line="259" w:lineRule="auto"/>
+      </w:pPr>
+    </w:p>
+    <w:p>
+      <w:pPr>
+        <w:pStyle w:val="Heading1"/>
+        <w:spacing w:after="120" w:line="259" w:lineRule="auto"/>
+      </w:pPr>
+      <w:r>
+        <w:t>8. Inference and Dashboard Artifacts</w:t>
+      </w:r>
+    </w:p>
+    <w:p>
+      <w:pPr>
+        <w:spacing w:after="120" w:line="259" w:lineRule="auto"/>
+      </w:pPr>
+      <w:r>
+        <w:t>The notebook demonstrates inference on three manually created unseen customer profiles. The final saved artifact is a complete preprocessing plus classifier pipeline, not just a bare model, so the Streamlit dashboard can accept raw customer inputs safely.</w:t>
+      </w:r>
+    </w:p>
+    <w:tbl>
+      <w:tblPr>
+        <w:tblStyle w:val="TableGrid"/>
+        <w:tblW w:type="auto" w:w="0"/>
+        <w:jc w:val="center"/>
+        <w:tblLook w:firstColumn="1" w:firstRow="1" w:lastColumn="0" w:lastRow="0" w:noHBand="0" w:noVBand="1" w:val="04A0"/>
+      </w:tblPr>
+      <w:tblGrid>
+        <w:gridCol w:w="1680"/>
+        <w:gridCol w:w="1680"/>
+        <w:gridCol w:w="1680"/>
+        <w:gridCol w:w="1680"/>
+        <w:gridCol w:w="1680"/>
+        <w:gridCol w:w="1680"/>
+      </w:tblGrid>
+      <w:tr>
+        <w:tc>
+          <w:tcPr>
+            <w:tcW w:type="dxa" w:w="936"/>
+            <w:vAlign w:val="center"/>
+            <w:shd w:fill="1F4E79"/>
+          </w:tcPr>
+          <w:p>
+            <w:r/>
+            <w:r>
+              <w:rPr>
+                <w:b/>
+                <w:color w:val="FFFFFF"/>
+                <w:sz w:val="17"/>
+              </w:rPr>
+              <w:t>Age</w:t>
+            </w:r>
+          </w:p>
+        </w:tc>
+        <w:tc>
+          <w:tcPr>
+            <w:tcW w:type="dxa" w:w="1152"/>
+            <w:vAlign w:val="center"/>
+            <w:shd w:fill="1F4E79"/>
+          </w:tcPr>
+          <w:p>
+            <w:r/>
+            <w:r>
+              <w:rPr>
+                <w:b/>
+                <w:color w:val="FFFFFF"/>
+                <w:sz w:val="17"/>
+              </w:rPr>
+              <w:t>Gender</w:t>
+            </w:r>
+          </w:p>
+        </w:tc>
+        <w:tc>
+          <w:tcPr>
+            <w:tcW w:type="dxa" w:w="1656"/>
+            <w:vAlign w:val="center"/>
+            <w:shd w:fill="1F4E79"/>
+          </w:tcPr>
+          <w:p>
+            <w:r/>
+            <w:r>
+              <w:rPr>
+                <w:b/>
+                <w:color w:val="FFFFFF"/>
+                <w:sz w:val="17"/>
+              </w:rPr>
+              <w:t>Contract Length</w:t>
+            </w:r>
+          </w:p>
+        </w:tc>
+        <w:tc>
+          <w:tcPr>
+            <w:tcW w:type="dxa" w:w="1440"/>
+            <w:vAlign w:val="center"/>
+            <w:shd w:fill="1F4E79"/>
+          </w:tcPr>
+          <w:p>
+            <w:r/>
+            <w:r>
+              <w:rPr>
+                <w:b/>
+                <w:color w:val="FFFFFF"/>
+                <w:sz w:val="17"/>
+              </w:rPr>
+              <w:t>Predicted Churn</w:t>
+            </w:r>
+          </w:p>
+        </w:tc>
+        <w:tc>
+          <w:tcPr>
+            <w:tcW w:type="dxa" w:w="1584"/>
+            <w:vAlign w:val="center"/>
+            <w:shd w:fill="1F4E79"/>
+          </w:tcPr>
+          <w:p>
+            <w:r/>
+            <w:r>
+              <w:rPr>
+                <w:b/>
+                <w:color w:val="FFFFFF"/>
+                <w:sz w:val="17"/>
+              </w:rPr>
+              <w:t>Churn Probability</w:t>
+            </w:r>
+          </w:p>
+        </w:tc>
+        <w:tc>
+          <w:tcPr>
+            <w:tcW w:type="dxa" w:w="3168"/>
+            <w:vAlign w:val="center"/>
+            <w:shd w:fill="1F4E79"/>
+          </w:tcPr>
+          <w:p>
+            <w:r/>
+            <w:r>
+              <w:rPr>
+                <w:b/>
+                <w:color w:val="FFFFFF"/>
+                <w:sz w:val="17"/>
+              </w:rPr>
+              <w:t>Interpretation</w:t>
             </w:r>
           </w:p>
         </w:tc>
@@ -2662,57 +2927,97 @@
       <w:tr>
         <w:tc>
           <w:tcPr>
-            <w:tcW w:type="dxa" w:w="6912"/>
-            <w:shd w:fill="F6F8FA"/>
-            <w:tcBorders>
-              <w:top w:val="single" w:sz="6" w:space="0" w:color="D0D7DE"/>
-              <w:left w:val="single" w:sz="6" w:space="0" w:color="D0D7DE"/>
-              <w:bottom w:val="single" w:sz="6" w:space="0" w:color="D0D7DE"/>
-              <w:right w:val="single" w:sz="6" w:space="0" w:color="D0D7DE"/>
-              <w:insideH w:val="single" w:sz="6" w:space="0" w:color="D0D7DE"/>
-              <w:insideV w:val="single" w:sz="6" w:space="0" w:color="D0D7DE"/>
-            </w:tcBorders>
+            <w:tcW w:type="dxa" w:w="936"/>
             <w:vAlign w:val="center"/>
           </w:tcPr>
           <w:p>
-            <w:pPr>
-              <w:spacing w:after="0" w:line="252" w:lineRule="auto"/>
-            </w:pPr>
+            <w:r/>
             <w:r>
               <w:rPr>
-                <w:rFonts w:ascii="Calibri" w:hAnsi="Calibri"/>
                 <w:b w:val="0"/>
-                <w:sz w:val="16"/>
+                <w:sz w:val="17"/>
               </w:rPr>
-              <w:t>Tenure</w:t>
+              <w:t>24</w:t>
             </w:r>
           </w:p>
         </w:tc>
         <w:tc>
           <w:tcPr>
-            <w:tcW w:type="dxa" w:w="1728"/>
-            <w:shd w:fill="F6F8FA"/>
-            <w:tcBorders>
-              <w:top w:val="single" w:sz="6" w:space="0" w:color="D0D7DE"/>
-              <w:left w:val="single" w:sz="6" w:space="0" w:color="D0D7DE"/>
-              <w:bottom w:val="single" w:sz="6" w:space="0" w:color="D0D7DE"/>
-              <w:right w:val="single" w:sz="6" w:space="0" w:color="D0D7DE"/>
-              <w:insideH w:val="single" w:sz="6" w:space="0" w:color="D0D7DE"/>
-              <w:insideV w:val="single" w:sz="6" w:space="0" w:color="D0D7DE"/>
-            </w:tcBorders>
+            <w:tcW w:type="dxa" w:w="1152"/>
             <w:vAlign w:val="center"/>
           </w:tcPr>
           <w:p>
-            <w:pPr>
-              <w:spacing w:after="0" w:line="252" w:lineRule="auto"/>
-            </w:pPr>
+            <w:r/>
             <w:r>
               <w:rPr>
-                <w:rFonts w:ascii="Calibri" w:hAnsi="Calibri"/>
                 <w:b w:val="0"/>
-                <w:sz w:val="16"/>
+                <w:sz w:val="17"/>
               </w:rPr>
-              <w:t>0.0106</w:t>
+              <w:t>Female</w:t>
+            </w:r>
+          </w:p>
+        </w:tc>
+        <w:tc>
+          <w:tcPr>
+            <w:tcW w:type="dxa" w:w="1656"/>
+            <w:vAlign w:val="center"/>
+          </w:tcPr>
+          <w:p>
+            <w:r/>
+            <w:r>
+              <w:rPr>
+                <w:b w:val="0"/>
+                <w:sz w:val="17"/>
+              </w:rPr>
+              <w:t>Monthly</w:t>
+            </w:r>
+          </w:p>
+        </w:tc>
+        <w:tc>
+          <w:tcPr>
+            <w:tcW w:type="dxa" w:w="1440"/>
+            <w:vAlign w:val="center"/>
+          </w:tcPr>
+          <w:p>
+            <w:r/>
+            <w:r>
+              <w:rPr>
+                <w:b w:val="0"/>
+                <w:sz w:val="17"/>
+              </w:rPr>
+              <w:t>1</w:t>
+            </w:r>
+          </w:p>
+        </w:tc>
+        <w:tc>
+          <w:tcPr>
+            <w:tcW w:type="dxa" w:w="1584"/>
+            <w:vAlign w:val="center"/>
+          </w:tcPr>
+          <w:p>
+            <w:r/>
+            <w:r>
+              <w:rPr>
+                <w:b w:val="0"/>
+                <w:sz w:val="17"/>
+              </w:rPr>
+              <w:t>100.0%</w:t>
+            </w:r>
+          </w:p>
+        </w:tc>
+        <w:tc>
+          <w:tcPr>
+            <w:tcW w:type="dxa" w:w="3168"/>
+            <w:vAlign w:val="center"/>
+          </w:tcPr>
+          <w:p>
+            <w:r/>
+            <w:r>
+              <w:rPr>
+                <w:b w:val="0"/>
+                <w:sz w:val="17"/>
+              </w:rPr>
+              <w:t>Retention action recommended</w:t>
             </w:r>
           </w:p>
         </w:tc>
@@ -2720,55 +3025,97 @@
       <w:tr>
         <w:tc>
           <w:tcPr>
-            <w:tcW w:type="dxa" w:w="6912"/>
-            <w:tcBorders>
-              <w:top w:val="single" w:sz="6" w:space="0" w:color="D0D7DE"/>
-              <w:left w:val="single" w:sz="6" w:space="0" w:color="D0D7DE"/>
-              <w:bottom w:val="single" w:sz="6" w:space="0" w:color="D0D7DE"/>
-              <w:right w:val="single" w:sz="6" w:space="0" w:color="D0D7DE"/>
-              <w:insideH w:val="single" w:sz="6" w:space="0" w:color="D0D7DE"/>
-              <w:insideV w:val="single" w:sz="6" w:space="0" w:color="D0D7DE"/>
-            </w:tcBorders>
+            <w:tcW w:type="dxa" w:w="936"/>
             <w:vAlign w:val="center"/>
           </w:tcPr>
           <w:p>
-            <w:pPr>
-              <w:spacing w:after="0" w:line="252" w:lineRule="auto"/>
-            </w:pPr>
+            <w:r/>
             <w:r>
               <w:rPr>
-                <w:rFonts w:ascii="Calibri" w:hAnsi="Calibri"/>
                 <w:b w:val="0"/>
-                <w:sz w:val="16"/>
+                <w:sz w:val="17"/>
               </w:rPr>
-              <w:t>Subscription Type Premium</w:t>
+              <w:t>46</w:t>
             </w:r>
           </w:p>
         </w:tc>
         <w:tc>
           <w:tcPr>
-            <w:tcW w:type="dxa" w:w="1728"/>
-            <w:tcBorders>
-              <w:top w:val="single" w:sz="6" w:space="0" w:color="D0D7DE"/>
-              <w:left w:val="single" w:sz="6" w:space="0" w:color="D0D7DE"/>
-              <w:bottom w:val="single" w:sz="6" w:space="0" w:color="D0D7DE"/>
-              <w:right w:val="single" w:sz="6" w:space="0" w:color="D0D7DE"/>
-              <w:insideH w:val="single" w:sz="6" w:space="0" w:color="D0D7DE"/>
-              <w:insideV w:val="single" w:sz="6" w:space="0" w:color="D0D7DE"/>
-            </w:tcBorders>
+            <w:tcW w:type="dxa" w:w="1152"/>
             <w:vAlign w:val="center"/>
           </w:tcPr>
           <w:p>
-            <w:pPr>
-              <w:spacing w:after="0" w:line="252" w:lineRule="auto"/>
-            </w:pPr>
+            <w:r/>
             <w:r>
               <w:rPr>
-                <w:rFonts w:ascii="Calibri" w:hAnsi="Calibri"/>
                 <w:b w:val="0"/>
-                <w:sz w:val="16"/>
+                <w:sz w:val="17"/>
               </w:rPr>
-              <w:t>0.0095</w:t>
+              <w:t>Male</w:t>
+            </w:r>
+          </w:p>
+        </w:tc>
+        <w:tc>
+          <w:tcPr>
+            <w:tcW w:type="dxa" w:w="1656"/>
+            <w:vAlign w:val="center"/>
+          </w:tcPr>
+          <w:p>
+            <w:r/>
+            <w:r>
+              <w:rPr>
+                <w:b w:val="0"/>
+                <w:sz w:val="17"/>
+              </w:rPr>
+              <w:t>Annual</w:t>
+            </w:r>
+          </w:p>
+        </w:tc>
+        <w:tc>
+          <w:tcPr>
+            <w:tcW w:type="dxa" w:w="1440"/>
+            <w:vAlign w:val="center"/>
+          </w:tcPr>
+          <w:p>
+            <w:r/>
+            <w:r>
+              <w:rPr>
+                <w:b w:val="0"/>
+                <w:sz w:val="17"/>
+              </w:rPr>
+              <w:t>0</w:t>
+            </w:r>
+          </w:p>
+        </w:tc>
+        <w:tc>
+          <w:tcPr>
+            <w:tcW w:type="dxa" w:w="1584"/>
+            <w:vAlign w:val="center"/>
+          </w:tcPr>
+          <w:p>
+            <w:r/>
+            <w:r>
+              <w:rPr>
+                <w:b w:val="0"/>
+                <w:sz w:val="17"/>
+              </w:rPr>
+              <w:t>0.5%</w:t>
+            </w:r>
+          </w:p>
+        </w:tc>
+        <w:tc>
+          <w:tcPr>
+            <w:tcW w:type="dxa" w:w="3168"/>
+            <w:vAlign w:val="center"/>
+          </w:tcPr>
+          <w:p>
+            <w:r/>
+            <w:r>
+              <w:rPr>
+                <w:b w:val="0"/>
+                <w:sz w:val="17"/>
+              </w:rPr>
+              <w:t>Lower churn risk based on current profile</w:t>
             </w:r>
           </w:p>
         </w:tc>
@@ -2776,177 +3123,152 @@
       <w:tr>
         <w:tc>
           <w:tcPr>
-            <w:tcW w:type="dxa" w:w="6912"/>
-            <w:shd w:fill="F6F8FA"/>
-            <w:tcBorders>
-              <w:top w:val="single" w:sz="6" w:space="0" w:color="D0D7DE"/>
-              <w:left w:val="single" w:sz="6" w:space="0" w:color="D0D7DE"/>
-              <w:bottom w:val="single" w:sz="6" w:space="0" w:color="D0D7DE"/>
-              <w:right w:val="single" w:sz="6" w:space="0" w:color="D0D7DE"/>
-              <w:insideH w:val="single" w:sz="6" w:space="0" w:color="D0D7DE"/>
-              <w:insideV w:val="single" w:sz="6" w:space="0" w:color="D0D7DE"/>
-            </w:tcBorders>
+            <w:tcW w:type="dxa" w:w="936"/>
             <w:vAlign w:val="center"/>
           </w:tcPr>
           <w:p>
-            <w:pPr>
-              <w:spacing w:after="0" w:line="252" w:lineRule="auto"/>
-            </w:pPr>
+            <w:r/>
             <w:r>
               <w:rPr>
-                <w:rFonts w:ascii="Calibri" w:hAnsi="Calibri"/>
                 <w:b w:val="0"/>
-                <w:sz w:val="16"/>
+                <w:sz w:val="17"/>
               </w:rPr>
-              <w:t>Subscription Type Basic</w:t>
+              <w:t>61</w:t>
             </w:r>
           </w:p>
         </w:tc>
         <w:tc>
           <w:tcPr>
-            <w:tcW w:type="dxa" w:w="1728"/>
-            <w:shd w:fill="F6F8FA"/>
-            <w:tcBorders>
-              <w:top w:val="single" w:sz="6" w:space="0" w:color="D0D7DE"/>
-              <w:left w:val="single" w:sz="6" w:space="0" w:color="D0D7DE"/>
-              <w:bottom w:val="single" w:sz="6" w:space="0" w:color="D0D7DE"/>
-              <w:right w:val="single" w:sz="6" w:space="0" w:color="D0D7DE"/>
-              <w:insideH w:val="single" w:sz="6" w:space="0" w:color="D0D7DE"/>
-              <w:insideV w:val="single" w:sz="6" w:space="0" w:color="D0D7DE"/>
-            </w:tcBorders>
+            <w:tcW w:type="dxa" w:w="1152"/>
             <w:vAlign w:val="center"/>
           </w:tcPr>
           <w:p>
-            <w:pPr>
-              <w:spacing w:after="0" w:line="252" w:lineRule="auto"/>
-            </w:pPr>
+            <w:r/>
             <w:r>
               <w:rPr>
-                <w:rFonts w:ascii="Calibri" w:hAnsi="Calibri"/>
                 <w:b w:val="0"/>
-                <w:sz w:val="16"/>
+                <w:sz w:val="17"/>
               </w:rPr>
-              <w:t>0.0056</w:t>
+              <w:t>Female</w:t>
+            </w:r>
+          </w:p>
+        </w:tc>
+        <w:tc>
+          <w:tcPr>
+            <w:tcW w:type="dxa" w:w="1656"/>
+            <w:vAlign w:val="center"/>
+          </w:tcPr>
+          <w:p>
+            <w:r/>
+            <w:r>
+              <w:rPr>
+                <w:b w:val="0"/>
+                <w:sz w:val="17"/>
+              </w:rPr>
+              <w:t>Quarterly</w:t>
+            </w:r>
+          </w:p>
+        </w:tc>
+        <w:tc>
+          <w:tcPr>
+            <w:tcW w:type="dxa" w:w="1440"/>
+            <w:vAlign w:val="center"/>
+          </w:tcPr>
+          <w:p>
+            <w:r/>
+            <w:r>
+              <w:rPr>
+                <w:b w:val="0"/>
+                <w:sz w:val="17"/>
+              </w:rPr>
+              <w:t>1</w:t>
+            </w:r>
+          </w:p>
+        </w:tc>
+        <w:tc>
+          <w:tcPr>
+            <w:tcW w:type="dxa" w:w="1584"/>
+            <w:vAlign w:val="center"/>
+          </w:tcPr>
+          <w:p>
+            <w:r/>
+            <w:r>
+              <w:rPr>
+                <w:b w:val="0"/>
+                <w:sz w:val="17"/>
+              </w:rPr>
+              <w:t>98.6%</w:t>
+            </w:r>
+          </w:p>
+        </w:tc>
+        <w:tc>
+          <w:tcPr>
+            <w:tcW w:type="dxa" w:w="3168"/>
+            <w:vAlign w:val="center"/>
+          </w:tcPr>
+          <w:p>
+            <w:r/>
+            <w:r>
+              <w:rPr>
+                <w:b w:val="0"/>
+                <w:sz w:val="17"/>
+              </w:rPr>
+              <w:t>Retention action recommended</w:t>
             </w:r>
           </w:p>
         </w:tc>
       </w:tr>
     </w:tbl>
-    <w:p/>
-    <w:p>
-      <w:r>
-        <w:br w:type="page"/>
-      </w:r>
-    </w:p>
     <w:p>
       <w:pPr>
-        <w:pStyle w:val="Heading2"/>
+        <w:spacing w:after="120" w:line="259" w:lineRule="auto"/>
       </w:pPr>
-      <w:r>
-        <w:t>Example Inference Output</w:t>
-      </w:r>
     </w:p>
     <w:tbl>
       <w:tblPr>
         <w:tblStyle w:val="TableGrid"/>
         <w:tblW w:type="auto" w:w="0"/>
         <w:jc w:val="center"/>
-        <w:tblLayout w:type="autofit"/>
         <w:tblLook w:firstColumn="1" w:firstRow="1" w:lastColumn="0" w:lastRow="0" w:noHBand="0" w:noVBand="1" w:val="04A0"/>
       </w:tblPr>
       <w:tblGrid>
-        <w:gridCol w:w="3389"/>
-        <w:gridCol w:w="3389"/>
-        <w:gridCol w:w="3389"/>
+        <w:gridCol w:w="5040"/>
+        <w:gridCol w:w="5040"/>
       </w:tblGrid>
       <w:tr>
-        <w:trPr>
-          <w:tblHeader w:val="true"/>
-        </w:trPr>
         <w:tc>
           <w:tcPr>
-            <w:tcW w:type="dxa" w:w="2160"/>
-            <w:shd w:fill="2F6F73"/>
-            <w:tcBorders>
-              <w:top w:val="single" w:sz="6" w:space="0" w:color="D0D7DE"/>
-              <w:left w:val="single" w:sz="6" w:space="0" w:color="D0D7DE"/>
-              <w:bottom w:val="single" w:sz="6" w:space="0" w:color="D0D7DE"/>
-              <w:right w:val="single" w:sz="6" w:space="0" w:color="D0D7DE"/>
-              <w:insideH w:val="single" w:sz="6" w:space="0" w:color="D0D7DE"/>
-              <w:insideV w:val="single" w:sz="6" w:space="0" w:color="D0D7DE"/>
-            </w:tcBorders>
+            <w:tcW w:type="dxa" w:w="3024"/>
             <w:vAlign w:val="center"/>
+            <w:shd w:fill="1F4E79"/>
           </w:tcPr>
           <w:p>
-            <w:pPr>
-              <w:spacing w:after="0" w:line="252" w:lineRule="auto"/>
-            </w:pPr>
+            <w:r/>
             <w:r>
               <w:rPr>
-                <w:rFonts w:ascii="Calibri" w:hAnsi="Calibri"/>
                 <w:b/>
                 <w:color w:val="FFFFFF"/>
-                <w:sz w:val="16"/>
+                <w:sz w:val="17"/>
               </w:rPr>
-              <w:t>Actual Churn</w:t>
+              <w:t>Artifact</w:t>
             </w:r>
           </w:p>
         </w:tc>
         <w:tc>
           <w:tcPr>
-            <w:tcW w:type="dxa" w:w="2304"/>
-            <w:shd w:fill="2F6F73"/>
-            <w:tcBorders>
-              <w:top w:val="single" w:sz="6" w:space="0" w:color="D0D7DE"/>
-              <w:left w:val="single" w:sz="6" w:space="0" w:color="D0D7DE"/>
-              <w:bottom w:val="single" w:sz="6" w:space="0" w:color="D0D7DE"/>
-              <w:right w:val="single" w:sz="6" w:space="0" w:color="D0D7DE"/>
-              <w:insideH w:val="single" w:sz="6" w:space="0" w:color="D0D7DE"/>
-              <w:insideV w:val="single" w:sz="6" w:space="0" w:color="D0D7DE"/>
-            </w:tcBorders>
+            <w:tcW w:type="dxa" w:w="6336"/>
             <w:vAlign w:val="center"/>
+            <w:shd w:fill="1F4E79"/>
           </w:tcPr>
           <w:p>
-            <w:pPr>
-              <w:spacing w:after="0" w:line="252" w:lineRule="auto"/>
-            </w:pPr>
+            <w:r/>
             <w:r>
               <w:rPr>
-                <w:rFonts w:ascii="Calibri" w:hAnsi="Calibri"/>
                 <w:b/>
                 <w:color w:val="FFFFFF"/>
-                <w:sz w:val="16"/>
+                <w:sz w:val="17"/>
               </w:rPr>
-              <w:t>Predicted Churn</w:t>
-            </w:r>
-          </w:p>
-        </w:tc>
-        <w:tc>
-          <w:tcPr>
-            <w:tcW w:type="dxa" w:w="2304"/>
-            <w:shd w:fill="2F6F73"/>
-            <w:tcBorders>
-              <w:top w:val="single" w:sz="6" w:space="0" w:color="D0D7DE"/>
-              <w:left w:val="single" w:sz="6" w:space="0" w:color="D0D7DE"/>
-              <w:bottom w:val="single" w:sz="6" w:space="0" w:color="D0D7DE"/>
-              <w:right w:val="single" w:sz="6" w:space="0" w:color="D0D7DE"/>
-              <w:insideH w:val="single" w:sz="6" w:space="0" w:color="D0D7DE"/>
-              <w:insideV w:val="single" w:sz="6" w:space="0" w:color="D0D7DE"/>
-            </w:tcBorders>
-            <w:vAlign w:val="center"/>
-          </w:tcPr>
-          <w:p>
-            <w:pPr>
-              <w:spacing w:after="0" w:line="252" w:lineRule="auto"/>
-            </w:pPr>
-            <w:r>
-              <w:rPr>
-                <w:rFonts w:ascii="Calibri" w:hAnsi="Calibri"/>
-                <w:b/>
-                <w:color w:val="FFFFFF"/>
-                <w:sz w:val="16"/>
-              </w:rPr>
-              <w:t>Churn Probability</w:t>
+              <w:t>Path</w:t>
             </w:r>
           </w:p>
         </w:tc>
@@ -2954,82 +3276,33 @@
       <w:tr>
         <w:tc>
           <w:tcPr>
-            <w:tcW w:type="dxa" w:w="2160"/>
-            <w:tcBorders>
-              <w:top w:val="single" w:sz="6" w:space="0" w:color="D0D7DE"/>
-              <w:left w:val="single" w:sz="6" w:space="0" w:color="D0D7DE"/>
-              <w:bottom w:val="single" w:sz="6" w:space="0" w:color="D0D7DE"/>
-              <w:right w:val="single" w:sz="6" w:space="0" w:color="D0D7DE"/>
-              <w:insideH w:val="single" w:sz="6" w:space="0" w:color="D0D7DE"/>
-              <w:insideV w:val="single" w:sz="6" w:space="0" w:color="D0D7DE"/>
-            </w:tcBorders>
+            <w:tcW w:type="dxa" w:w="3024"/>
             <w:vAlign w:val="center"/>
           </w:tcPr>
           <w:p>
-            <w:pPr>
-              <w:spacing w:after="0" w:line="252" w:lineRule="auto"/>
-            </w:pPr>
+            <w:r/>
             <w:r>
               <w:rPr>
-                <w:rFonts w:ascii="Calibri" w:hAnsi="Calibri"/>
                 <w:b w:val="0"/>
-                <w:sz w:val="16"/>
+                <w:sz w:val="17"/>
               </w:rPr>
-              <w:t>0</w:t>
+              <w:t>Model pipeline</w:t>
             </w:r>
           </w:p>
         </w:tc>
         <w:tc>
           <w:tcPr>
-            <w:tcW w:type="dxa" w:w="2304"/>
-            <w:tcBorders>
-              <w:top w:val="single" w:sz="6" w:space="0" w:color="D0D7DE"/>
-              <w:left w:val="single" w:sz="6" w:space="0" w:color="D0D7DE"/>
-              <w:bottom w:val="single" w:sz="6" w:space="0" w:color="D0D7DE"/>
-              <w:right w:val="single" w:sz="6" w:space="0" w:color="D0D7DE"/>
-              <w:insideH w:val="single" w:sz="6" w:space="0" w:color="D0D7DE"/>
-              <w:insideV w:val="single" w:sz="6" w:space="0" w:color="D0D7DE"/>
-            </w:tcBorders>
+            <w:tcW w:type="dxa" w:w="6336"/>
             <w:vAlign w:val="center"/>
           </w:tcPr>
           <w:p>
-            <w:pPr>
-              <w:spacing w:after="0" w:line="252" w:lineRule="auto"/>
-            </w:pPr>
+            <w:r/>
             <w:r>
               <w:rPr>
-                <w:rFonts w:ascii="Calibri" w:hAnsi="Calibri"/>
                 <w:b w:val="0"/>
-                <w:sz w:val="16"/>
+                <w:sz w:val="17"/>
               </w:rPr>
-              <w:t>0</w:t>
-            </w:r>
-          </w:p>
-        </w:tc>
-        <w:tc>
-          <w:tcPr>
-            <w:tcW w:type="dxa" w:w="2304"/>
-            <w:tcBorders>
-              <w:top w:val="single" w:sz="6" w:space="0" w:color="D0D7DE"/>
-              <w:left w:val="single" w:sz="6" w:space="0" w:color="D0D7DE"/>
-              <w:bottom w:val="single" w:sz="6" w:space="0" w:color="D0D7DE"/>
-              <w:right w:val="single" w:sz="6" w:space="0" w:color="D0D7DE"/>
-              <w:insideH w:val="single" w:sz="6" w:space="0" w:color="D0D7DE"/>
-              <w:insideV w:val="single" w:sz="6" w:space="0" w:color="D0D7DE"/>
-            </w:tcBorders>
-            <w:vAlign w:val="center"/>
-          </w:tcPr>
-          <w:p>
-            <w:pPr>
-              <w:spacing w:after="0" w:line="252" w:lineRule="auto"/>
-            </w:pPr>
-            <w:r>
-              <w:rPr>
-                <w:rFonts w:ascii="Calibri" w:hAnsi="Calibri"/>
-                <w:b w:val="0"/>
-                <w:sz w:val="16"/>
-              </w:rPr>
-              <w:t>0.28%</w:t>
+              <w:t>models/churn_prediction_model.pkl</w:t>
             </w:r>
           </w:p>
         </w:tc>
@@ -3037,85 +3310,33 @@
       <w:tr>
         <w:tc>
           <w:tcPr>
-            <w:tcW w:type="dxa" w:w="2160"/>
-            <w:shd w:fill="F6F8FA"/>
-            <w:tcBorders>
-              <w:top w:val="single" w:sz="6" w:space="0" w:color="D0D7DE"/>
-              <w:left w:val="single" w:sz="6" w:space="0" w:color="D0D7DE"/>
-              <w:bottom w:val="single" w:sz="6" w:space="0" w:color="D0D7DE"/>
-              <w:right w:val="single" w:sz="6" w:space="0" w:color="D0D7DE"/>
-              <w:insideH w:val="single" w:sz="6" w:space="0" w:color="D0D7DE"/>
-              <w:insideV w:val="single" w:sz="6" w:space="0" w:color="D0D7DE"/>
-            </w:tcBorders>
+            <w:tcW w:type="dxa" w:w="3024"/>
             <w:vAlign w:val="center"/>
           </w:tcPr>
           <w:p>
-            <w:pPr>
-              <w:spacing w:after="0" w:line="252" w:lineRule="auto"/>
-            </w:pPr>
+            <w:r/>
             <w:r>
               <w:rPr>
-                <w:rFonts w:ascii="Calibri" w:hAnsi="Calibri"/>
                 <w:b w:val="0"/>
-                <w:sz w:val="16"/>
+                <w:sz w:val="17"/>
               </w:rPr>
-              <w:t>1</w:t>
+              <w:t>Final metrics</w:t>
             </w:r>
           </w:p>
         </w:tc>
         <w:tc>
           <w:tcPr>
-            <w:tcW w:type="dxa" w:w="2304"/>
-            <w:shd w:fill="F6F8FA"/>
-            <w:tcBorders>
-              <w:top w:val="single" w:sz="6" w:space="0" w:color="D0D7DE"/>
-              <w:left w:val="single" w:sz="6" w:space="0" w:color="D0D7DE"/>
-              <w:bottom w:val="single" w:sz="6" w:space="0" w:color="D0D7DE"/>
-              <w:right w:val="single" w:sz="6" w:space="0" w:color="D0D7DE"/>
-              <w:insideH w:val="single" w:sz="6" w:space="0" w:color="D0D7DE"/>
-              <w:insideV w:val="single" w:sz="6" w:space="0" w:color="D0D7DE"/>
-            </w:tcBorders>
+            <w:tcW w:type="dxa" w:w="6336"/>
             <w:vAlign w:val="center"/>
           </w:tcPr>
           <w:p>
-            <w:pPr>
-              <w:spacing w:after="0" w:line="252" w:lineRule="auto"/>
-            </w:pPr>
+            <w:r/>
             <w:r>
               <w:rPr>
-                <w:rFonts w:ascii="Calibri" w:hAnsi="Calibri"/>
                 <w:b w:val="0"/>
-                <w:sz w:val="16"/>
+                <w:sz w:val="17"/>
               </w:rPr>
-              <w:t>1</w:t>
-            </w:r>
-          </w:p>
-        </w:tc>
-        <w:tc>
-          <w:tcPr>
-            <w:tcW w:type="dxa" w:w="2304"/>
-            <w:shd w:fill="F6F8FA"/>
-            <w:tcBorders>
-              <w:top w:val="single" w:sz="6" w:space="0" w:color="D0D7DE"/>
-              <w:left w:val="single" w:sz="6" w:space="0" w:color="D0D7DE"/>
-              <w:bottom w:val="single" w:sz="6" w:space="0" w:color="D0D7DE"/>
-              <w:right w:val="single" w:sz="6" w:space="0" w:color="D0D7DE"/>
-              <w:insideH w:val="single" w:sz="6" w:space="0" w:color="D0D7DE"/>
-              <w:insideV w:val="single" w:sz="6" w:space="0" w:color="D0D7DE"/>
-            </w:tcBorders>
-            <w:vAlign w:val="center"/>
-          </w:tcPr>
-          <w:p>
-            <w:pPr>
-              <w:spacing w:after="0" w:line="252" w:lineRule="auto"/>
-            </w:pPr>
-            <w:r>
-              <w:rPr>
-                <w:rFonts w:ascii="Calibri" w:hAnsi="Calibri"/>
-                <w:b w:val="0"/>
-                <w:sz w:val="16"/>
-              </w:rPr>
-              <w:t>100.00%</w:t>
+              <w:t>outputs/model_metrics.csv</w:t>
             </w:r>
           </w:p>
         </w:tc>
@@ -3123,82 +3344,33 @@
       <w:tr>
         <w:tc>
           <w:tcPr>
-            <w:tcW w:type="dxa" w:w="2160"/>
-            <w:tcBorders>
-              <w:top w:val="single" w:sz="6" w:space="0" w:color="D0D7DE"/>
-              <w:left w:val="single" w:sz="6" w:space="0" w:color="D0D7DE"/>
-              <w:bottom w:val="single" w:sz="6" w:space="0" w:color="D0D7DE"/>
-              <w:right w:val="single" w:sz="6" w:space="0" w:color="D0D7DE"/>
-              <w:insideH w:val="single" w:sz="6" w:space="0" w:color="D0D7DE"/>
-              <w:insideV w:val="single" w:sz="6" w:space="0" w:color="D0D7DE"/>
-            </w:tcBorders>
+            <w:tcW w:type="dxa" w:w="3024"/>
             <w:vAlign w:val="center"/>
           </w:tcPr>
           <w:p>
-            <w:pPr>
-              <w:spacing w:after="0" w:line="252" w:lineRule="auto"/>
-            </w:pPr>
+            <w:r/>
             <w:r>
               <w:rPr>
-                <w:rFonts w:ascii="Calibri" w:hAnsi="Calibri"/>
                 <w:b w:val="0"/>
-                <w:sz w:val="16"/>
+                <w:sz w:val="17"/>
               </w:rPr>
-              <w:t>0</w:t>
+              <w:t>Baseline metrics</w:t>
             </w:r>
           </w:p>
         </w:tc>
         <w:tc>
           <w:tcPr>
-            <w:tcW w:type="dxa" w:w="2304"/>
-            <w:tcBorders>
-              <w:top w:val="single" w:sz="6" w:space="0" w:color="D0D7DE"/>
-              <w:left w:val="single" w:sz="6" w:space="0" w:color="D0D7DE"/>
-              <w:bottom w:val="single" w:sz="6" w:space="0" w:color="D0D7DE"/>
-              <w:right w:val="single" w:sz="6" w:space="0" w:color="D0D7DE"/>
-              <w:insideH w:val="single" w:sz="6" w:space="0" w:color="D0D7DE"/>
-              <w:insideV w:val="single" w:sz="6" w:space="0" w:color="D0D7DE"/>
-            </w:tcBorders>
+            <w:tcW w:type="dxa" w:w="6336"/>
             <w:vAlign w:val="center"/>
           </w:tcPr>
           <w:p>
-            <w:pPr>
-              <w:spacing w:after="0" w:line="252" w:lineRule="auto"/>
-            </w:pPr>
+            <w:r/>
             <w:r>
               <w:rPr>
-                <w:rFonts w:ascii="Calibri" w:hAnsi="Calibri"/>
                 <w:b w:val="0"/>
-                <w:sz w:val="16"/>
+                <w:sz w:val="17"/>
               </w:rPr>
-              <w:t>0</w:t>
-            </w:r>
-          </w:p>
-        </w:tc>
-        <w:tc>
-          <w:tcPr>
-            <w:tcW w:type="dxa" w:w="2304"/>
-            <w:tcBorders>
-              <w:top w:val="single" w:sz="6" w:space="0" w:color="D0D7DE"/>
-              <w:left w:val="single" w:sz="6" w:space="0" w:color="D0D7DE"/>
-              <w:bottom w:val="single" w:sz="6" w:space="0" w:color="D0D7DE"/>
-              <w:right w:val="single" w:sz="6" w:space="0" w:color="D0D7DE"/>
-              <w:insideH w:val="single" w:sz="6" w:space="0" w:color="D0D7DE"/>
-              <w:insideV w:val="single" w:sz="6" w:space="0" w:color="D0D7DE"/>
-            </w:tcBorders>
-            <w:vAlign w:val="center"/>
-          </w:tcPr>
-          <w:p>
-            <w:pPr>
-              <w:spacing w:after="0" w:line="252" w:lineRule="auto"/>
-            </w:pPr>
-            <w:r>
-              <w:rPr>
-                <w:rFonts w:ascii="Calibri" w:hAnsi="Calibri"/>
-                <w:b w:val="0"/>
-                <w:sz w:val="16"/>
-              </w:rPr>
-              <w:t>0.46%</w:t>
+              <w:t>outputs/baseline_metrics.csv</w:t>
             </w:r>
           </w:p>
         </w:tc>
@@ -3206,85 +3378,33 @@
       <w:tr>
         <w:tc>
           <w:tcPr>
-            <w:tcW w:type="dxa" w:w="2160"/>
-            <w:shd w:fill="F6F8FA"/>
-            <w:tcBorders>
-              <w:top w:val="single" w:sz="6" w:space="0" w:color="D0D7DE"/>
-              <w:left w:val="single" w:sz="6" w:space="0" w:color="D0D7DE"/>
-              <w:bottom w:val="single" w:sz="6" w:space="0" w:color="D0D7DE"/>
-              <w:right w:val="single" w:sz="6" w:space="0" w:color="D0D7DE"/>
-              <w:insideH w:val="single" w:sz="6" w:space="0" w:color="D0D7DE"/>
-              <w:insideV w:val="single" w:sz="6" w:space="0" w:color="D0D7DE"/>
-            </w:tcBorders>
+            <w:tcW w:type="dxa" w:w="3024"/>
             <w:vAlign w:val="center"/>
           </w:tcPr>
           <w:p>
-            <w:pPr>
-              <w:spacing w:after="0" w:line="252" w:lineRule="auto"/>
-            </w:pPr>
+            <w:r/>
             <w:r>
               <w:rPr>
-                <w:rFonts w:ascii="Calibri" w:hAnsi="Calibri"/>
                 <w:b w:val="0"/>
-                <w:sz w:val="16"/>
+                <w:sz w:val="17"/>
               </w:rPr>
-              <w:t>1</w:t>
+              <w:t>Tuning summary</w:t>
             </w:r>
           </w:p>
         </w:tc>
         <w:tc>
           <w:tcPr>
-            <w:tcW w:type="dxa" w:w="2304"/>
-            <w:shd w:fill="F6F8FA"/>
-            <w:tcBorders>
-              <w:top w:val="single" w:sz="6" w:space="0" w:color="D0D7DE"/>
-              <w:left w:val="single" w:sz="6" w:space="0" w:color="D0D7DE"/>
-              <w:bottom w:val="single" w:sz="6" w:space="0" w:color="D0D7DE"/>
-              <w:right w:val="single" w:sz="6" w:space="0" w:color="D0D7DE"/>
-              <w:insideH w:val="single" w:sz="6" w:space="0" w:color="D0D7DE"/>
-              <w:insideV w:val="single" w:sz="6" w:space="0" w:color="D0D7DE"/>
-            </w:tcBorders>
+            <w:tcW w:type="dxa" w:w="6336"/>
             <w:vAlign w:val="center"/>
           </w:tcPr>
           <w:p>
-            <w:pPr>
-              <w:spacing w:after="0" w:line="252" w:lineRule="auto"/>
-            </w:pPr>
+            <w:r/>
             <w:r>
               <w:rPr>
-                <w:rFonts w:ascii="Calibri" w:hAnsi="Calibri"/>
                 <w:b w:val="0"/>
-                <w:sz w:val="16"/>
+                <w:sz w:val="17"/>
               </w:rPr>
-              <w:t>1</w:t>
-            </w:r>
-          </w:p>
-        </w:tc>
-        <w:tc>
-          <w:tcPr>
-            <w:tcW w:type="dxa" w:w="2304"/>
-            <w:shd w:fill="F6F8FA"/>
-            <w:tcBorders>
-              <w:top w:val="single" w:sz="6" w:space="0" w:color="D0D7DE"/>
-              <w:left w:val="single" w:sz="6" w:space="0" w:color="D0D7DE"/>
-              <w:bottom w:val="single" w:sz="6" w:space="0" w:color="D0D7DE"/>
-              <w:right w:val="single" w:sz="6" w:space="0" w:color="D0D7DE"/>
-              <w:insideH w:val="single" w:sz="6" w:space="0" w:color="D0D7DE"/>
-              <w:insideV w:val="single" w:sz="6" w:space="0" w:color="D0D7DE"/>
-            </w:tcBorders>
-            <w:vAlign w:val="center"/>
-          </w:tcPr>
-          <w:p>
-            <w:pPr>
-              <w:spacing w:after="0" w:line="252" w:lineRule="auto"/>
-            </w:pPr>
-            <w:r>
-              <w:rPr>
-                <w:rFonts w:ascii="Calibri" w:hAnsi="Calibri"/>
-                <w:b w:val="0"/>
-                <w:sz w:val="16"/>
-              </w:rPr>
-              <w:t>100.00%</w:t>
+              <w:t>outputs/tuning_summary.csv</w:t>
             </w:r>
           </w:p>
         </w:tc>
@@ -3292,97 +3412,72 @@
       <w:tr>
         <w:tc>
           <w:tcPr>
-            <w:tcW w:type="dxa" w:w="2160"/>
-            <w:tcBorders>
-              <w:top w:val="single" w:sz="6" w:space="0" w:color="D0D7DE"/>
-              <w:left w:val="single" w:sz="6" w:space="0" w:color="D0D7DE"/>
-              <w:bottom w:val="single" w:sz="6" w:space="0" w:color="D0D7DE"/>
-              <w:right w:val="single" w:sz="6" w:space="0" w:color="D0D7DE"/>
-              <w:insideH w:val="single" w:sz="6" w:space="0" w:color="D0D7DE"/>
-              <w:insideV w:val="single" w:sz="6" w:space="0" w:color="D0D7DE"/>
-            </w:tcBorders>
+            <w:tcW w:type="dxa" w:w="3024"/>
             <w:vAlign w:val="center"/>
           </w:tcPr>
           <w:p>
-            <w:pPr>
-              <w:spacing w:after="0" w:line="252" w:lineRule="auto"/>
-            </w:pPr>
+            <w:r/>
             <w:r>
               <w:rPr>
-                <w:rFonts w:ascii="Calibri" w:hAnsi="Calibri"/>
                 <w:b w:val="0"/>
-                <w:sz w:val="16"/>
+                <w:sz w:val="17"/>
               </w:rPr>
-              <w:t>1</w:t>
+              <w:t>Dashboard</w:t>
             </w:r>
           </w:p>
         </w:tc>
         <w:tc>
           <w:tcPr>
-            <w:tcW w:type="dxa" w:w="2304"/>
-            <w:tcBorders>
-              <w:top w:val="single" w:sz="6" w:space="0" w:color="D0D7DE"/>
-              <w:left w:val="single" w:sz="6" w:space="0" w:color="D0D7DE"/>
-              <w:bottom w:val="single" w:sz="6" w:space="0" w:color="D0D7DE"/>
-              <w:right w:val="single" w:sz="6" w:space="0" w:color="D0D7DE"/>
-              <w:insideH w:val="single" w:sz="6" w:space="0" w:color="D0D7DE"/>
-              <w:insideV w:val="single" w:sz="6" w:space="0" w:color="D0D7DE"/>
-            </w:tcBorders>
+            <w:tcW w:type="dxa" w:w="6336"/>
             <w:vAlign w:val="center"/>
           </w:tcPr>
           <w:p>
-            <w:pPr>
-              <w:spacing w:after="0" w:line="252" w:lineRule="auto"/>
-            </w:pPr>
+            <w:r/>
             <w:r>
               <w:rPr>
-                <w:rFonts w:ascii="Calibri" w:hAnsi="Calibri"/>
                 <w:b w:val="0"/>
-                <w:sz w:val="16"/>
+                <w:sz w:val="17"/>
               </w:rPr>
-              <w:t>1</w:t>
-            </w:r>
-          </w:p>
-        </w:tc>
-        <w:tc>
-          <w:tcPr>
-            <w:tcW w:type="dxa" w:w="2304"/>
-            <w:tcBorders>
-              <w:top w:val="single" w:sz="6" w:space="0" w:color="D0D7DE"/>
-              <w:left w:val="single" w:sz="6" w:space="0" w:color="D0D7DE"/>
-              <w:bottom w:val="single" w:sz="6" w:space="0" w:color="D0D7DE"/>
-              <w:right w:val="single" w:sz="6" w:space="0" w:color="D0D7DE"/>
-              <w:insideH w:val="single" w:sz="6" w:space="0" w:color="D0D7DE"/>
-              <w:insideV w:val="single" w:sz="6" w:space="0" w:color="D0D7DE"/>
-            </w:tcBorders>
-            <w:vAlign w:val="center"/>
-          </w:tcPr>
-          <w:p>
-            <w:pPr>
-              <w:spacing w:after="0" w:line="252" w:lineRule="auto"/>
-            </w:pPr>
-            <w:r>
-              <w:rPr>
-                <w:rFonts w:ascii="Calibri" w:hAnsi="Calibri"/>
-                <w:b w:val="0"/>
-                <w:sz w:val="16"/>
-              </w:rPr>
-              <w:t>100.00%</w:t>
+              <w:t>streamlit_dashboard.py</w:t>
             </w:r>
           </w:p>
         </w:tc>
       </w:tr>
     </w:tbl>
-    <w:p/>
     <w:p>
+      <w:pPr>
+        <w:spacing w:after="120" w:line="259" w:lineRule="auto"/>
+      </w:pPr>
+    </w:p>
+    <w:p>
+      <w:pPr>
+        <w:pStyle w:val="Heading1"/>
+        <w:spacing w:after="120" w:line="259" w:lineRule="auto"/>
+      </w:pPr>
       <w:r>
-        <w:t>In conclusion, the project satisfies the core machine learning workflow: clear objective, dataset preparation, preprocessing, model tuning, fair comparison, final model selection, and inference on unseen data. The notebook provides the executable workflow, while the Streamlit dashboard presents the results interactively.</w:t>
+        <w:t>9. Conclusion</w:t>
+      </w:r>
+    </w:p>
+    <w:p>
+      <w:pPr>
+        <w:spacing w:after="120" w:line="259" w:lineRule="auto"/>
+      </w:pPr>
+      <w:r>
+        <w:t>This project is now a complete, submission-ready customer churn prediction lab. It uses exactly Logistic Regression, KNN, and Random Forest; loads data from dataset/; applies leakage-safe preprocessing; includes hyperparameter tuning and fair comparison; selects a final model using business-aware metrics; demonstrates inference; saves a dashboard-ready model artifact; and documents limitations and future improvements.</w:t>
+      </w:r>
+    </w:p>
+    <w:p>
+      <w:pPr>
+        <w:spacing w:after="120" w:line="259" w:lineRule="auto"/>
+      </w:pPr>
+      <w:r>
+        <w:t>Future improvements could include threshold tuning using retention campaign costs, probability calibration, fairness checks across customer groups, and validation on newer production data.</w:t>
       </w:r>
     </w:p>
     <w:sectPr>
-      <w:footerReference w:type="default" r:id="rId9"/>
+      <w:footerReference w:type="default" r:id="rId14"/>
       <w:pgSz w:w="12240" w:h="15840"/>
-      <w:pgMar w:top="936" w:right="1037" w:bottom="936" w:left="1037" w:header="720" w:footer="720" w:gutter="0"/>
+      <w:pgMar w:top="936" w:right="1080" w:bottom="936" w:left="1080" w:header="720" w:footer="720" w:gutter="0"/>
       <w:cols w:space="720"/>
       <w:docGrid w:linePitch="360"/>
     </w:sectPr>
@@ -3399,10 +3494,10 @@
     </w:pPr>
     <w:r>
       <w:rPr>
-        <w:color w:val="6E6E6E"/>
+        <w:color w:val="787878"/>
         <w:sz w:val="16"/>
       </w:rPr>
-      <w:t>Customer Churn Prediction Lab Project</w:t>
+      <w:t>Customer Churn Prediction | CS280 / CS485 AI Lab</w:t>
     </w:r>
   </w:p>
 </w:ftr>
@@ -3771,12 +3866,9 @@
     <w:name w:val="Normal"/>
     <w:qFormat/>
     <w:rsid w:val="00FC693F"/>
-    <w:pPr>
-      <w:spacing w:line="259" w:lineRule="auto" w:after="140"/>
-    </w:pPr>
     <w:rPr>
-      <w:rFonts w:ascii="Calibri" w:hAnsi="Calibri"/>
-      <w:sz w:val="21"/>
+      <w:rFonts w:ascii="Aptos" w:hAnsi="Aptos"/>
+      <w:sz w:val="20"/>
     </w:rPr>
   </w:style>
   <w:style w:type="paragraph" w:styleId="Header">
@@ -3834,15 +3926,15 @@
     <w:pPr>
       <w:keepNext/>
       <w:keepLines/>
-      <w:spacing w:before="160" w:after="100"/>
+      <w:spacing w:before="480" w:after="0"/>
       <w:outlineLvl w:val="0"/>
     </w:pPr>
     <w:rPr>
-      <w:rFonts w:asciiTheme="majorHAnsi" w:eastAsiaTheme="majorEastAsia" w:hAnsiTheme="majorHAnsi" w:cstheme="majorBidi" w:ascii="Calibri" w:hAnsi="Calibri"/>
+      <w:rFonts w:asciiTheme="majorHAnsi" w:eastAsiaTheme="majorEastAsia" w:hAnsiTheme="majorHAnsi" w:cstheme="majorBidi" w:ascii="Aptos Display" w:hAnsi="Aptos Display"/>
       <w:b/>
       <w:bCs/>
-      <w:color w:val="2F6F73"/>
-      <w:sz w:val="30"/>
+      <w:color w:val="1F4E79"/>
+      <w:sz w:val="28"/>
       <w:szCs w:val="28"/>
     </w:rPr>
   </w:style>
@@ -3858,15 +3950,15 @@
     <w:pPr>
       <w:keepNext/>
       <w:keepLines/>
-      <w:spacing w:before="160" w:after="100"/>
+      <w:spacing w:before="200" w:after="0"/>
       <w:outlineLvl w:val="1"/>
     </w:pPr>
     <w:rPr>
-      <w:rFonts w:asciiTheme="majorHAnsi" w:eastAsiaTheme="majorEastAsia" w:hAnsiTheme="majorHAnsi" w:cstheme="majorBidi" w:ascii="Calibri" w:hAnsi="Calibri"/>
+      <w:rFonts w:asciiTheme="majorHAnsi" w:eastAsiaTheme="majorEastAsia" w:hAnsiTheme="majorHAnsi" w:cstheme="majorBidi" w:ascii="Aptos Display" w:hAnsi="Aptos Display"/>
       <w:b/>
       <w:bCs/>
-      <w:color w:val="2F6F73"/>
-      <w:sz w:val="24"/>
+      <w:color w:val="2F75B5"/>
+      <w:sz w:val="26"/>
       <w:szCs w:val="26"/>
     </w:rPr>
   </w:style>
@@ -4127,12 +4219,11 @@
       <w:contextualSpacing/>
     </w:pPr>
     <w:rPr>
-      <w:rFonts w:asciiTheme="majorHAnsi" w:eastAsiaTheme="majorEastAsia" w:hAnsiTheme="majorHAnsi" w:cstheme="majorBidi" w:ascii="Calibri" w:hAnsi="Calibri"/>
-      <w:b/>
-      <w:color w:val="2F6F73"/>
+      <w:rFonts w:asciiTheme="majorHAnsi" w:eastAsiaTheme="majorEastAsia" w:hAnsiTheme="majorHAnsi" w:cstheme="majorBidi" w:ascii="Aptos Display" w:hAnsi="Aptos Display"/>
+      <w:color w:val="17365D" w:themeColor="text2" w:themeShade="BF"/>
       <w:spacing w:val="5"/>
       <w:kern w:val="28"/>
-      <w:sz w:val="48"/>
+      <w:sz w:val="52"/>
       <w:szCs w:val="52"/>
     </w:rPr>
   </w:style>
@@ -4570,12 +4661,10 @@
       <w:spacing w:line="240" w:lineRule="auto"/>
     </w:pPr>
     <w:rPr>
-      <w:rFonts w:ascii="Calibri" w:hAnsi="Calibri"/>
       <w:b/>
       <w:bCs/>
-      <w:i/>
-      <w:color w:val="5A5A5A"/>
-      <w:sz w:val="17"/>
+      <w:color w:val="4F81BD" w:themeColor="accent1"/>
+      <w:sz w:val="18"/>
       <w:szCs w:val="18"/>
     </w:rPr>
   </w:style>
